--- a/论文与演讲稿/多工序协同作业问题/多工序协同作业问题论文.docx
+++ b/论文与演讲稿/多工序协同作业问题/多工序协同作业问题论文.docx
@@ -14,7 +14,7 @@
       </w:pPr>
       <w:r>
         <w:rPr>
-          <w:rFonts w:ascii="Times New Roman" w:eastAsia="SimHei" w:hAnsi="Times New Roman"/>
+          <w:rFonts w:ascii="Times New Roman" w:eastAsia="黑体" w:hAnsi="Times New Roman"/>
           <w:b/>
           <w:bCs/>
           <w:sz w:val="44"/>
@@ -30,7 +30,7 @@
       </w:pPr>
       <w:r>
         <w:rPr>
-          <w:rFonts w:ascii="Times New Roman" w:eastAsia="SimHei" w:hAnsi="Times New Roman"/>
+          <w:rFonts w:ascii="Times New Roman" w:eastAsia="黑体" w:hAnsi="Times New Roman"/>
           <w:b/>
           <w:bCs/>
           <w:sz w:val="32"/>
@@ -46,7 +46,7 @@
       </w:pPr>
       <w:r>
         <w:rPr>
-          <w:rFonts w:ascii="Times New Roman" w:eastAsia="SimSun" w:hAnsi="Times New Roman"/>
+          <w:rFonts w:ascii="Times New Roman" w:eastAsia="宋体" w:hAnsi="Times New Roman"/>
           <w:sz w:val="28"/>
           <w:szCs w:val="28"/>
         </w:rPr>
@@ -60,7 +60,7 @@
       </w:pPr>
       <w:r>
         <w:rPr>
-          <w:rFonts w:ascii="Times New Roman" w:eastAsia="SimHei" w:hAnsi="Times New Roman"/>
+          <w:rFonts w:ascii="Times New Roman" w:eastAsia="黑体" w:hAnsi="Times New Roman"/>
           <w:b/>
           <w:bCs/>
           <w:sz w:val="32"/>
@@ -77,7 +77,7 @@
       </w:pPr>
       <w:r>
         <w:rPr>
-          <w:rFonts w:ascii="Times New Roman" w:eastAsia="SimSun" w:hAnsi="Times New Roman"/>
+          <w:rFonts w:ascii="Times New Roman" w:eastAsia="宋体" w:hAnsi="Times New Roman"/>
           <w:b w:val="false"/>
           <w:bCs w:val="false"/>
           <w:sz w:val="24"/>
@@ -94,7 +94,7 @@
       </w:pPr>
       <w:r>
         <w:rPr>
-          <w:rFonts w:ascii="Times New Roman" w:eastAsia="SimSun" w:hAnsi="Times New Roman"/>
+          <w:rFonts w:ascii="Times New Roman" w:eastAsia="宋体" w:hAnsi="Times New Roman"/>
           <w:b w:val="false"/>
           <w:bCs w:val="false"/>
           <w:sz w:val="24"/>
@@ -111,7 +111,7 @@
       </w:pPr>
       <w:r>
         <w:rPr>
-          <w:rFonts w:ascii="Times New Roman" w:eastAsia="SimSun" w:hAnsi="Times New Roman"/>
+          <w:rFonts w:ascii="Times New Roman" w:eastAsia="宋体" w:hAnsi="Times New Roman"/>
           <w:b w:val="false"/>
           <w:bCs w:val="false"/>
           <w:sz w:val="24"/>
@@ -128,7 +128,7 @@
       </w:pPr>
       <w:r>
         <w:rPr>
-          <w:rFonts w:ascii="Times New Roman" w:eastAsia="SimSun" w:hAnsi="Times New Roman"/>
+          <w:rFonts w:ascii="Times New Roman" w:eastAsia="宋体" w:hAnsi="Times New Roman"/>
           <w:b/>
           <w:bCs/>
           <w:sz w:val="24"/>
@@ -144,7 +144,7 @@
       </w:pPr>
       <w:r>
         <w:rPr>
-          <w:rFonts w:ascii="Times New Roman" w:eastAsia="SimHei" w:hAnsi="Times New Roman"/>
+          <w:rFonts w:ascii="Times New Roman" w:eastAsia="黑体" w:hAnsi="Times New Roman"/>
           <w:b/>
           <w:bCs/>
           <w:sz w:val="32"/>
@@ -160,7 +160,7 @@
       </w:pPr>
       <w:r>
         <w:rPr>
-          <w:rFonts w:ascii="Times New Roman" w:eastAsia="SimHei" w:hAnsi="Times New Roman"/>
+          <w:rFonts w:ascii="Times New Roman" w:eastAsia="黑体" w:hAnsi="Times New Roman"/>
           <w:b/>
           <w:bCs/>
           <w:sz w:val="28"/>
@@ -177,7 +177,7 @@
       </w:pPr>
       <w:r>
         <w:rPr>
-          <w:rFonts w:ascii="Times New Roman" w:eastAsia="SimSun" w:hAnsi="Times New Roman"/>
+          <w:rFonts w:ascii="Times New Roman" w:eastAsia="宋体" w:hAnsi="Times New Roman"/>
           <w:b w:val="false"/>
           <w:bCs w:val="false"/>
           <w:sz w:val="24"/>
@@ -193,7 +193,7 @@
       </w:pPr>
       <w:r>
         <w:rPr>
-          <w:rFonts w:ascii="Times New Roman" w:eastAsia="SimHei" w:hAnsi="Times New Roman"/>
+          <w:rFonts w:ascii="Times New Roman" w:eastAsia="黑体" w:hAnsi="Times New Roman"/>
           <w:b/>
           <w:bCs/>
           <w:sz w:val="28"/>
@@ -210,7 +210,7 @@
       </w:pPr>
       <w:r>
         <w:rPr>
-          <w:rFonts w:ascii="Times New Roman" w:eastAsia="SimSun" w:hAnsi="Times New Roman"/>
+          <w:rFonts w:ascii="Times New Roman" w:eastAsia="宋体" w:hAnsi="Times New Roman"/>
           <w:b w:val="false"/>
           <w:bCs w:val="false"/>
           <w:sz w:val="24"/>
@@ -227,7 +227,7 @@
       </w:pPr>
       <w:r>
         <w:rPr>
-          <w:rFonts w:ascii="Times New Roman" w:eastAsia="SimSun" w:hAnsi="Times New Roman"/>
+          <w:rFonts w:ascii="Times New Roman" w:eastAsia="宋体" w:hAnsi="Times New Roman"/>
           <w:b w:val="false"/>
           <w:bCs w:val="false"/>
           <w:sz w:val="24"/>
@@ -244,7 +244,7 @@
       </w:pPr>
       <w:r>
         <w:rPr>
-          <w:rFonts w:ascii="Times New Roman" w:eastAsia="SimSun" w:hAnsi="Times New Roman"/>
+          <w:rFonts w:ascii="Times New Roman" w:eastAsia="宋体" w:hAnsi="Times New Roman"/>
           <w:b w:val="false"/>
           <w:bCs w:val="false"/>
           <w:sz w:val="24"/>
@@ -261,7 +261,7 @@
       </w:pPr>
       <w:r>
         <w:rPr>
-          <w:rFonts w:ascii="Times New Roman" w:eastAsia="SimSun" w:hAnsi="Times New Roman"/>
+          <w:rFonts w:ascii="Times New Roman" w:eastAsia="宋体" w:hAnsi="Times New Roman"/>
           <w:b w:val="false"/>
           <w:bCs w:val="false"/>
           <w:sz w:val="24"/>
@@ -278,7 +278,7 @@
       </w:pPr>
       <w:r>
         <w:rPr>
-          <w:rFonts w:ascii="Times New Roman" w:eastAsia="SimSun" w:hAnsi="Times New Roman"/>
+          <w:rFonts w:ascii="Times New Roman" w:eastAsia="宋体" w:hAnsi="Times New Roman"/>
           <w:b w:val="false"/>
           <w:bCs w:val="false"/>
           <w:sz w:val="24"/>
@@ -294,7 +294,7 @@
       </w:pPr>
       <w:r>
         <w:rPr>
-          <w:rFonts w:ascii="Times New Roman" w:eastAsia="SimHei" w:hAnsi="Times New Roman"/>
+          <w:rFonts w:ascii="Times New Roman" w:eastAsia="黑体" w:hAnsi="Times New Roman"/>
           <w:b/>
           <w:bCs/>
           <w:sz w:val="28"/>
@@ -311,7 +311,7 @@
       </w:pPr>
       <w:r>
         <w:rPr>
-          <w:rFonts w:ascii="Times New Roman" w:eastAsia="SimSun" w:hAnsi="Times New Roman"/>
+          <w:rFonts w:ascii="Times New Roman" w:eastAsia="宋体" w:hAnsi="Times New Roman"/>
           <w:b w:val="false"/>
           <w:bCs w:val="false"/>
           <w:sz w:val="24"/>
@@ -328,7 +328,7 @@
       </w:pPr>
       <w:r>
         <w:rPr>
-          <w:rFonts w:ascii="Times New Roman" w:eastAsia="SimSun" w:hAnsi="Times New Roman"/>
+          <w:rFonts w:ascii="Times New Roman" w:eastAsia="宋体" w:hAnsi="Times New Roman"/>
           <w:b w:val="false"/>
           <w:bCs w:val="false"/>
           <w:sz w:val="24"/>
@@ -345,7 +345,7 @@
       </w:pPr>
       <w:r>
         <w:rPr>
-          <w:rFonts w:ascii="Times New Roman" w:eastAsia="SimSun" w:hAnsi="Times New Roman"/>
+          <w:rFonts w:ascii="Times New Roman" w:eastAsia="宋体" w:hAnsi="Times New Roman"/>
           <w:b w:val="false"/>
           <w:bCs w:val="false"/>
           <w:sz w:val="24"/>
@@ -362,7 +362,7 @@
       </w:pPr>
       <w:r>
         <w:rPr>
-          <w:rFonts w:ascii="Times New Roman" w:eastAsia="SimSun" w:hAnsi="Times New Roman"/>
+          <w:rFonts w:ascii="Times New Roman" w:eastAsia="宋体" w:hAnsi="Times New Roman"/>
           <w:b w:val="false"/>
           <w:bCs w:val="false"/>
           <w:sz w:val="24"/>
@@ -379,7 +379,7 @@
       </w:pPr>
       <w:r>
         <w:rPr>
-          <w:rFonts w:ascii="Times New Roman" w:eastAsia="SimSun" w:hAnsi="Times New Roman"/>
+          <w:rFonts w:ascii="Times New Roman" w:eastAsia="宋体" w:hAnsi="Times New Roman"/>
           <w:b w:val="false"/>
           <w:bCs w:val="false"/>
           <w:sz w:val="24"/>
@@ -396,7 +396,7 @@
       </w:pPr>
       <w:r>
         <w:rPr>
-          <w:rFonts w:ascii="Times New Roman" w:eastAsia="SimSun" w:hAnsi="Times New Roman"/>
+          <w:rFonts w:ascii="Times New Roman" w:eastAsia="宋体" w:hAnsi="Times New Roman"/>
           <w:b w:val="false"/>
           <w:bCs w:val="false"/>
           <w:sz w:val="24"/>
@@ -412,7 +412,7 @@
       </w:pPr>
       <w:r>
         <w:rPr>
-          <w:rFonts w:ascii="Times New Roman" w:eastAsia="SimHei" w:hAnsi="Times New Roman"/>
+          <w:rFonts w:ascii="Times New Roman" w:eastAsia="黑体" w:hAnsi="Times New Roman"/>
           <w:b/>
           <w:bCs/>
           <w:sz w:val="32"/>
@@ -428,7 +428,7 @@
       </w:pPr>
       <w:r>
         <w:rPr>
-          <w:rFonts w:ascii="Times New Roman" w:eastAsia="SimHei" w:hAnsi="Times New Roman"/>
+          <w:rFonts w:ascii="Times New Roman" w:eastAsia="黑体" w:hAnsi="Times New Roman"/>
           <w:b/>
           <w:bCs/>
           <w:sz w:val="28"/>
@@ -445,7 +445,7 @@
       </w:pPr>
       <w:r>
         <w:rPr>
-          <w:rFonts w:ascii="Times New Roman" w:eastAsia="SimSun" w:hAnsi="Times New Roman"/>
+          <w:rFonts w:ascii="Times New Roman" w:eastAsia="宋体" w:hAnsi="Times New Roman"/>
           <w:b w:val="false"/>
           <w:bCs w:val="false"/>
           <w:sz w:val="24"/>
@@ -462,7 +462,7 @@
       </w:pPr>
       <w:r>
         <w:rPr>
-          <w:rFonts w:ascii="Times New Roman" w:eastAsia="SimSun" w:hAnsi="Times New Roman"/>
+          <w:rFonts w:ascii="Times New Roman" w:eastAsia="宋体" w:hAnsi="Times New Roman"/>
           <w:b w:val="false"/>
           <w:bCs w:val="false"/>
           <w:sz w:val="24"/>
@@ -479,7 +479,7 @@
       </w:pPr>
       <w:r>
         <w:rPr>
-          <w:rFonts w:ascii="Times New Roman" w:eastAsia="SimSun" w:hAnsi="Times New Roman"/>
+          <w:rFonts w:ascii="Times New Roman" w:eastAsia="宋体" w:hAnsi="Times New Roman"/>
           <w:b w:val="false"/>
           <w:bCs w:val="false"/>
           <w:sz w:val="24"/>
@@ -496,7 +496,7 @@
       </w:pPr>
       <w:r>
         <w:rPr>
-          <w:rFonts w:ascii="Times New Roman" w:eastAsia="SimSun" w:hAnsi="Times New Roman"/>
+          <w:rFonts w:ascii="Times New Roman" w:eastAsia="宋体" w:hAnsi="Times New Roman"/>
           <w:b w:val="false"/>
           <w:bCs w:val="false"/>
           <w:sz w:val="24"/>
@@ -513,7 +513,7 @@
       </w:pPr>
       <w:r>
         <w:rPr>
-          <w:rFonts w:ascii="Times New Roman" w:eastAsia="SimSun" w:hAnsi="Times New Roman"/>
+          <w:rFonts w:ascii="Times New Roman" w:eastAsia="宋体" w:hAnsi="Times New Roman"/>
           <w:b w:val="false"/>
           <w:bCs w:val="false"/>
           <w:sz w:val="24"/>
@@ -530,7 +530,7 @@
       </w:pPr>
       <w:r>
         <w:rPr>
-          <w:rFonts w:ascii="Times New Roman" w:eastAsia="SimSun" w:hAnsi="Times New Roman"/>
+          <w:rFonts w:ascii="Times New Roman" w:eastAsia="宋体" w:hAnsi="Times New Roman"/>
           <w:b w:val="false"/>
           <w:bCs w:val="false"/>
           <w:sz w:val="24"/>
@@ -547,7 +547,7 @@
       </w:pPr>
       <w:r>
         <w:rPr>
-          <w:rFonts w:ascii="Times New Roman" w:eastAsia="SimSun" w:hAnsi="Times New Roman"/>
+          <w:rFonts w:ascii="Times New Roman" w:eastAsia="宋体" w:hAnsi="Times New Roman"/>
           <w:b w:val="false"/>
           <w:bCs w:val="false"/>
           <w:sz w:val="24"/>
@@ -563,7 +563,7 @@
       </w:pPr>
       <w:r>
         <w:rPr>
-          <w:rFonts w:ascii="Times New Roman" w:eastAsia="SimHei" w:hAnsi="Times New Roman"/>
+          <w:rFonts w:ascii="Times New Roman" w:eastAsia="黑体" w:hAnsi="Times New Roman"/>
           <w:b/>
           <w:bCs/>
           <w:sz w:val="28"/>
@@ -580,7 +580,7 @@
       </w:pPr>
       <w:r>
         <w:rPr>
-          <w:rFonts w:ascii="Times New Roman" w:eastAsia="SimSun" w:hAnsi="Times New Roman"/>
+          <w:rFonts w:ascii="Times New Roman" w:eastAsia="宋体" w:hAnsi="Times New Roman"/>
           <w:b w:val="false"/>
           <w:bCs w:val="false"/>
           <w:sz w:val="24"/>
@@ -594,12 +594,8 @@
         <w:tblW w:type="dxa" w:w="9360"/>
         <w:jc w:val="center"/>
         <w:tblBorders>
-          <w:top w:val="single" w:color="auto" w:sz="4"/>
-          <w:left w:val="single" w:color="auto" w:sz="4"/>
-          <w:bottom w:val="single" w:color="auto" w:sz="4"/>
-          <w:right w:val="single" w:color="auto" w:sz="4"/>
-          <w:insideH w:val="single" w:color="auto" w:sz="4"/>
-          <w:insideV w:val="single" w:color="auto" w:sz="4"/>
+          <w:top w:val="single" w:sz="12" w:space="0" w:color="000000"/>
+          <w:bottom w:val="single" w:sz="12" w:space="0" w:color="000000"/>
         </w:tblBorders>
       </w:tblPr>
       <w:tblGrid>
@@ -612,29 +608,26 @@
         </w:trPr>
         <w:tc>
           <w:tcPr>
+            <w:tcBorders>
+              <w:bottom w:val="single" w:sz="6" w:space="0" w:color="000000"/>
+            </w:tcBorders>
             <w:tcW w:type="dxa" w:w="2400"/>
-            <w:tcBorders>
-              <w:top w:val="single" w:color="000000" w:sz="18"/>
-              <w:left w:val="none" w:color="FFFFFF" w:sz="0"/>
-              <w:bottom w:val="single" w:color="000000" w:sz="6"/>
-              <w:right w:val="none" w:color="FFFFFF" w:sz="0"/>
-            </w:tcBorders>
-            <w:tcMar>
-              <w:top w:type="dxa" w:w="60"/>
-              <w:left w:type="dxa" w:w="120"/>
-              <w:bottom w:type="dxa" w:w="60"/>
-              <w:right w:type="dxa" w:w="120"/>
-            </w:tcMar>
-            <w:vAlign w:val="center"/>
-          </w:tcPr>
-          <w:p>
-            <w:pPr>
-              <w:spacing w:after="0" w:before="0" w:line="276"/>
-              <w:jc w:val="center"/>
-            </w:pPr>
-            <w:r>
-              <w:rPr>
-                <w:rFonts w:ascii="Times New Roman" w:eastAsia="SimSun" w:hAnsi="Times New Roman"/>
+            <w:tcMar>
+              <w:top w:type="dxa" w:w="60"/>
+              <w:left w:type="dxa" w:w="120"/>
+              <w:bottom w:type="dxa" w:w="60"/>
+              <w:right w:type="dxa" w:w="120"/>
+            </w:tcMar>
+            <w:vAlign w:val="center"/>
+          </w:tcPr>
+          <w:p>
+            <w:pPr>
+              <w:spacing w:after="0" w:before="0" w:line="276"/>
+              <w:jc w:val="center"/>
+            </w:pPr>
+            <w:r>
+              <w:rPr>
+                <w:rFonts w:ascii="Times New Roman" w:eastAsia="宋体" w:hAnsi="Times New Roman"/>
                 <w:b/>
                 <w:bCs/>
                 <w:sz w:val="21"/>
@@ -646,29 +639,26 @@
         </w:tc>
         <w:tc>
           <w:tcPr>
+            <w:tcBorders>
+              <w:bottom w:val="single" w:sz="6" w:space="0" w:color="000000"/>
+            </w:tcBorders>
             <w:tcW w:type="dxa" w:w="6960"/>
-            <w:tcBorders>
-              <w:top w:val="single" w:color="000000" w:sz="18"/>
-              <w:left w:val="none" w:color="FFFFFF" w:sz="0"/>
-              <w:bottom w:val="single" w:color="000000" w:sz="6"/>
-              <w:right w:val="none" w:color="FFFFFF" w:sz="0"/>
-            </w:tcBorders>
-            <w:tcMar>
-              <w:top w:type="dxa" w:w="60"/>
-              <w:left w:type="dxa" w:w="120"/>
-              <w:bottom w:type="dxa" w:w="60"/>
-              <w:right w:type="dxa" w:w="120"/>
-            </w:tcMar>
-            <w:vAlign w:val="center"/>
-          </w:tcPr>
-          <w:p>
-            <w:pPr>
-              <w:spacing w:after="0" w:before="0" w:line="276"/>
-              <w:jc w:val="center"/>
-            </w:pPr>
-            <w:r>
-              <w:rPr>
-                <w:rFonts w:ascii="Times New Roman" w:eastAsia="SimSun" w:hAnsi="Times New Roman"/>
+            <w:tcMar>
+              <w:top w:type="dxa" w:w="60"/>
+              <w:left w:type="dxa" w:w="120"/>
+              <w:bottom w:type="dxa" w:w="60"/>
+              <w:right w:type="dxa" w:w="120"/>
+            </w:tcMar>
+            <w:vAlign w:val="center"/>
+          </w:tcPr>
+          <w:p>
+            <w:pPr>
+              <w:spacing w:after="0" w:before="0" w:line="276"/>
+              <w:jc w:val="center"/>
+            </w:pPr>
+            <w:r>
+              <w:rPr>
+                <w:rFonts w:ascii="Times New Roman" w:eastAsia="宋体" w:hAnsi="Times New Roman"/>
                 <w:b/>
                 <w:bCs/>
                 <w:sz w:val="21"/>
@@ -685,29 +675,26 @@
         </w:trPr>
         <w:tc>
           <w:tcPr>
+            <w:tcBorders>
+              <w:bottom w:val="single" w:sz="6" w:space="0" w:color="000000"/>
+            </w:tcBorders>
             <w:tcW w:type="dxa" w:w="2400"/>
-            <w:tcBorders>
-              <w:top w:val="none" w:color="FFFFFF" w:sz="0"/>
-              <w:left w:val="none" w:color="FFFFFF" w:sz="0"/>
-              <w:bottom w:val="none" w:color="FFFFFF" w:sz="0"/>
-              <w:right w:val="none" w:color="FFFFFF" w:sz="0"/>
-            </w:tcBorders>
-            <w:tcMar>
-              <w:top w:type="dxa" w:w="60"/>
-              <w:left w:type="dxa" w:w="120"/>
-              <w:bottom w:type="dxa" w:w="60"/>
-              <w:right w:type="dxa" w:w="120"/>
-            </w:tcMar>
-            <w:vAlign w:val="center"/>
-          </w:tcPr>
-          <w:p>
-            <w:pPr>
-              <w:spacing w:after="0" w:before="0" w:line="276"/>
-              <w:jc w:val="center"/>
-            </w:pPr>
-            <w:r>
-              <w:rPr>
-                <w:rFonts w:ascii="Times New Roman" w:eastAsia="SimSun" w:hAnsi="Times New Roman"/>
+            <w:tcMar>
+              <w:top w:type="dxa" w:w="60"/>
+              <w:left w:type="dxa" w:w="120"/>
+              <w:bottom w:type="dxa" w:w="60"/>
+              <w:right w:type="dxa" w:w="120"/>
+            </w:tcMar>
+            <w:vAlign w:val="center"/>
+          </w:tcPr>
+          <w:p>
+            <w:pPr>
+              <w:spacing w:after="0" w:before="0" w:line="276"/>
+              <w:jc w:val="center"/>
+            </w:pPr>
+            <w:r>
+              <w:rPr>
+                <w:rFonts w:ascii="Times New Roman" w:eastAsia="宋体" w:hAnsi="Times New Roman"/>
                 <w:b w:val="false"/>
                 <w:bCs w:val="false"/>
                 <w:sz w:val="21"/>
@@ -719,29 +706,26 @@
         </w:tc>
         <w:tc>
           <w:tcPr>
+            <w:tcBorders>
+              <w:bottom w:val="single" w:sz="6" w:space="0" w:color="000000"/>
+            </w:tcBorders>
             <w:tcW w:type="dxa" w:w="6960"/>
-            <w:tcBorders>
-              <w:top w:val="none" w:color="FFFFFF" w:sz="0"/>
-              <w:left w:val="none" w:color="FFFFFF" w:sz="0"/>
-              <w:bottom w:val="none" w:color="FFFFFF" w:sz="0"/>
-              <w:right w:val="none" w:color="FFFFFF" w:sz="0"/>
-            </w:tcBorders>
-            <w:tcMar>
-              <w:top w:type="dxa" w:w="60"/>
-              <w:left w:type="dxa" w:w="120"/>
-              <w:bottom w:type="dxa" w:w="60"/>
-              <w:right w:type="dxa" w:w="120"/>
-            </w:tcMar>
-            <w:vAlign w:val="center"/>
-          </w:tcPr>
-          <w:p>
-            <w:pPr>
-              <w:spacing w:after="0" w:before="0" w:line="276"/>
-              <w:jc w:val="center"/>
-            </w:pPr>
-            <w:r>
-              <w:rPr>
-                <w:rFonts w:ascii="Times New Roman" w:eastAsia="SimSun" w:hAnsi="Times New Roman"/>
+            <w:tcMar>
+              <w:top w:type="dxa" w:w="60"/>
+              <w:left w:type="dxa" w:w="120"/>
+              <w:bottom w:type="dxa" w:w="60"/>
+              <w:right w:type="dxa" w:w="120"/>
+            </w:tcMar>
+            <w:vAlign w:val="center"/>
+          </w:tcPr>
+          <w:p>
+            <w:pPr>
+              <w:spacing w:after="0" w:before="0" w:line="276"/>
+              <w:jc w:val="center"/>
+            </w:pPr>
+            <w:r>
+              <w:rPr>
+                <w:rFonts w:ascii="Times New Roman" w:eastAsia="宋体" w:hAnsi="Times New Roman"/>
                 <w:b w:val="false"/>
                 <w:bCs w:val="false"/>
                 <w:sz w:val="21"/>
@@ -758,29 +742,26 @@
         </w:trPr>
         <w:tc>
           <w:tcPr>
+            <w:tcBorders>
+              <w:bottom w:val="single" w:sz="6" w:space="0" w:color="000000"/>
+            </w:tcBorders>
             <w:tcW w:type="dxa" w:w="2400"/>
-            <w:tcBorders>
-              <w:top w:val="none" w:color="FFFFFF" w:sz="0"/>
-              <w:left w:val="none" w:color="FFFFFF" w:sz="0"/>
-              <w:bottom w:val="none" w:color="FFFFFF" w:sz="0"/>
-              <w:right w:val="none" w:color="FFFFFF" w:sz="0"/>
-            </w:tcBorders>
-            <w:tcMar>
-              <w:top w:type="dxa" w:w="60"/>
-              <w:left w:type="dxa" w:w="120"/>
-              <w:bottom w:type="dxa" w:w="60"/>
-              <w:right w:type="dxa" w:w="120"/>
-            </w:tcMar>
-            <w:vAlign w:val="center"/>
-          </w:tcPr>
-          <w:p>
-            <w:pPr>
-              <w:spacing w:after="0" w:before="0" w:line="276"/>
-              <w:jc w:val="center"/>
-            </w:pPr>
-            <w:r>
-              <w:rPr>
-                <w:rFonts w:ascii="Times New Roman" w:eastAsia="SimSun" w:hAnsi="Times New Roman"/>
+            <w:tcMar>
+              <w:top w:type="dxa" w:w="60"/>
+              <w:left w:type="dxa" w:w="120"/>
+              <w:bottom w:type="dxa" w:w="60"/>
+              <w:right w:type="dxa" w:w="120"/>
+            </w:tcMar>
+            <w:vAlign w:val="center"/>
+          </w:tcPr>
+          <w:p>
+            <w:pPr>
+              <w:spacing w:after="0" w:before="0" w:line="276"/>
+              <w:jc w:val="center"/>
+            </w:pPr>
+            <w:r>
+              <w:rPr>
+                <w:rFonts w:ascii="Times New Roman" w:eastAsia="宋体" w:hAnsi="Times New Roman"/>
                 <w:b w:val="false"/>
                 <w:bCs w:val="false"/>
                 <w:sz w:val="21"/>
@@ -792,29 +773,26 @@
         </w:tc>
         <w:tc>
           <w:tcPr>
+            <w:tcBorders>
+              <w:bottom w:val="single" w:sz="6" w:space="0" w:color="000000"/>
+            </w:tcBorders>
             <w:tcW w:type="dxa" w:w="6960"/>
-            <w:tcBorders>
-              <w:top w:val="none" w:color="FFFFFF" w:sz="0"/>
-              <w:left w:val="none" w:color="FFFFFF" w:sz="0"/>
-              <w:bottom w:val="none" w:color="FFFFFF" w:sz="0"/>
-              <w:right w:val="none" w:color="FFFFFF" w:sz="0"/>
-            </w:tcBorders>
-            <w:tcMar>
-              <w:top w:type="dxa" w:w="60"/>
-              <w:left w:type="dxa" w:w="120"/>
-              <w:bottom w:type="dxa" w:w="60"/>
-              <w:right w:type="dxa" w:w="120"/>
-            </w:tcMar>
-            <w:vAlign w:val="center"/>
-          </w:tcPr>
-          <w:p>
-            <w:pPr>
-              <w:spacing w:after="0" w:before="0" w:line="276"/>
-              <w:jc w:val="center"/>
-            </w:pPr>
-            <w:r>
-              <w:rPr>
-                <w:rFonts w:ascii="Times New Roman" w:eastAsia="SimSun" w:hAnsi="Times New Roman"/>
+            <w:tcMar>
+              <w:top w:type="dxa" w:w="60"/>
+              <w:left w:type="dxa" w:w="120"/>
+              <w:bottom w:type="dxa" w:w="60"/>
+              <w:right w:type="dxa" w:w="120"/>
+            </w:tcMar>
+            <w:vAlign w:val="center"/>
+          </w:tcPr>
+          <w:p>
+            <w:pPr>
+              <w:spacing w:after="0" w:before="0" w:line="276"/>
+              <w:jc w:val="center"/>
+            </w:pPr>
+            <w:r>
+              <w:rPr>
+                <w:rFonts w:ascii="Times New Roman" w:eastAsia="宋体" w:hAnsi="Times New Roman"/>
                 <w:b w:val="false"/>
                 <w:bCs w:val="false"/>
                 <w:sz w:val="21"/>
@@ -831,29 +809,26 @@
         </w:trPr>
         <w:tc>
           <w:tcPr>
+            <w:tcBorders>
+              <w:bottom w:val="single" w:sz="6" w:space="0" w:color="000000"/>
+            </w:tcBorders>
             <w:tcW w:type="dxa" w:w="2400"/>
-            <w:tcBorders>
-              <w:top w:val="none" w:color="FFFFFF" w:sz="0"/>
-              <w:left w:val="none" w:color="FFFFFF" w:sz="0"/>
-              <w:bottom w:val="none" w:color="FFFFFF" w:sz="0"/>
-              <w:right w:val="none" w:color="FFFFFF" w:sz="0"/>
-            </w:tcBorders>
-            <w:tcMar>
-              <w:top w:type="dxa" w:w="60"/>
-              <w:left w:type="dxa" w:w="120"/>
-              <w:bottom w:type="dxa" w:w="60"/>
-              <w:right w:type="dxa" w:w="120"/>
-            </w:tcMar>
-            <w:vAlign w:val="center"/>
-          </w:tcPr>
-          <w:p>
-            <w:pPr>
-              <w:spacing w:after="0" w:before="0" w:line="276"/>
-              <w:jc w:val="center"/>
-            </w:pPr>
-            <w:r>
-              <w:rPr>
-                <w:rFonts w:ascii="Times New Roman" w:eastAsia="SimSun" w:hAnsi="Times New Roman"/>
+            <w:tcMar>
+              <w:top w:type="dxa" w:w="60"/>
+              <w:left w:type="dxa" w:w="120"/>
+              <w:bottom w:type="dxa" w:w="60"/>
+              <w:right w:type="dxa" w:w="120"/>
+            </w:tcMar>
+            <w:vAlign w:val="center"/>
+          </w:tcPr>
+          <w:p>
+            <w:pPr>
+              <w:spacing w:after="0" w:before="0" w:line="276"/>
+              <w:jc w:val="center"/>
+            </w:pPr>
+            <w:r>
+              <w:rPr>
+                <w:rFonts w:ascii="Times New Roman" w:eastAsia="宋体" w:hAnsi="Times New Roman"/>
                 <w:b w:val="false"/>
                 <w:bCs w:val="false"/>
                 <w:sz w:val="21"/>
@@ -865,29 +840,26 @@
         </w:tc>
         <w:tc>
           <w:tcPr>
+            <w:tcBorders>
+              <w:bottom w:val="single" w:sz="6" w:space="0" w:color="000000"/>
+            </w:tcBorders>
             <w:tcW w:type="dxa" w:w="6960"/>
-            <w:tcBorders>
-              <w:top w:val="none" w:color="FFFFFF" w:sz="0"/>
-              <w:left w:val="none" w:color="FFFFFF" w:sz="0"/>
-              <w:bottom w:val="none" w:color="FFFFFF" w:sz="0"/>
-              <w:right w:val="none" w:color="FFFFFF" w:sz="0"/>
-            </w:tcBorders>
-            <w:tcMar>
-              <w:top w:type="dxa" w:w="60"/>
-              <w:left w:type="dxa" w:w="120"/>
-              <w:bottom w:type="dxa" w:w="60"/>
-              <w:right w:type="dxa" w:w="120"/>
-            </w:tcMar>
-            <w:vAlign w:val="center"/>
-          </w:tcPr>
-          <w:p>
-            <w:pPr>
-              <w:spacing w:after="0" w:before="0" w:line="276"/>
-              <w:jc w:val="center"/>
-            </w:pPr>
-            <w:r>
-              <w:rPr>
-                <w:rFonts w:ascii="Times New Roman" w:eastAsia="SimSun" w:hAnsi="Times New Roman"/>
+            <w:tcMar>
+              <w:top w:type="dxa" w:w="60"/>
+              <w:left w:type="dxa" w:w="120"/>
+              <w:bottom w:type="dxa" w:w="60"/>
+              <w:right w:type="dxa" w:w="120"/>
+            </w:tcMar>
+            <w:vAlign w:val="center"/>
+          </w:tcPr>
+          <w:p>
+            <w:pPr>
+              <w:spacing w:after="0" w:before="0" w:line="276"/>
+              <w:jc w:val="center"/>
+            </w:pPr>
+            <w:r>
+              <w:rPr>
+                <w:rFonts w:ascii="Times New Roman" w:eastAsia="宋体" w:hAnsi="Times New Roman"/>
                 <w:b w:val="false"/>
                 <w:bCs w:val="false"/>
                 <w:sz w:val="21"/>
@@ -904,29 +876,26 @@
         </w:trPr>
         <w:tc>
           <w:tcPr>
+            <w:tcBorders>
+              <w:bottom w:val="single" w:sz="6" w:space="0" w:color="000000"/>
+            </w:tcBorders>
             <w:tcW w:type="dxa" w:w="2400"/>
-            <w:tcBorders>
-              <w:top w:val="none" w:color="FFFFFF" w:sz="0"/>
-              <w:left w:val="none" w:color="FFFFFF" w:sz="0"/>
-              <w:bottom w:val="none" w:color="FFFFFF" w:sz="0"/>
-              <w:right w:val="none" w:color="FFFFFF" w:sz="0"/>
-            </w:tcBorders>
-            <w:tcMar>
-              <w:top w:type="dxa" w:w="60"/>
-              <w:left w:type="dxa" w:w="120"/>
-              <w:bottom w:type="dxa" w:w="60"/>
-              <w:right w:type="dxa" w:w="120"/>
-            </w:tcMar>
-            <w:vAlign w:val="center"/>
-          </w:tcPr>
-          <w:p>
-            <w:pPr>
-              <w:spacing w:after="0" w:before="0" w:line="276"/>
-              <w:jc w:val="center"/>
-            </w:pPr>
-            <w:r>
-              <w:rPr>
-                <w:rFonts w:ascii="Times New Roman" w:eastAsia="SimSun" w:hAnsi="Times New Roman"/>
+            <w:tcMar>
+              <w:top w:type="dxa" w:w="60"/>
+              <w:left w:type="dxa" w:w="120"/>
+              <w:bottom w:type="dxa" w:w="60"/>
+              <w:right w:type="dxa" w:w="120"/>
+            </w:tcMar>
+            <w:vAlign w:val="center"/>
+          </w:tcPr>
+          <w:p>
+            <w:pPr>
+              <w:spacing w:after="0" w:before="0" w:line="276"/>
+              <w:jc w:val="center"/>
+            </w:pPr>
+            <w:r>
+              <w:rPr>
+                <w:rFonts w:ascii="Times New Roman" w:eastAsia="宋体" w:hAnsi="Times New Roman"/>
                 <w:b w:val="false"/>
                 <w:bCs w:val="false"/>
                 <w:sz w:val="21"/>
@@ -938,29 +907,26 @@
         </w:tc>
         <w:tc>
           <w:tcPr>
+            <w:tcBorders>
+              <w:bottom w:val="single" w:sz="6" w:space="0" w:color="000000"/>
+            </w:tcBorders>
             <w:tcW w:type="dxa" w:w="6960"/>
-            <w:tcBorders>
-              <w:top w:val="none" w:color="FFFFFF" w:sz="0"/>
-              <w:left w:val="none" w:color="FFFFFF" w:sz="0"/>
-              <w:bottom w:val="none" w:color="FFFFFF" w:sz="0"/>
-              <w:right w:val="none" w:color="FFFFFF" w:sz="0"/>
-            </w:tcBorders>
-            <w:tcMar>
-              <w:top w:type="dxa" w:w="60"/>
-              <w:left w:type="dxa" w:w="120"/>
-              <w:bottom w:type="dxa" w:w="60"/>
-              <w:right w:type="dxa" w:w="120"/>
-            </w:tcMar>
-            <w:vAlign w:val="center"/>
-          </w:tcPr>
-          <w:p>
-            <w:pPr>
-              <w:spacing w:after="0" w:before="0" w:line="276"/>
-              <w:jc w:val="center"/>
-            </w:pPr>
-            <w:r>
-              <w:rPr>
-                <w:rFonts w:ascii="Times New Roman" w:eastAsia="SimSun" w:hAnsi="Times New Roman"/>
+            <w:tcMar>
+              <w:top w:type="dxa" w:w="60"/>
+              <w:left w:type="dxa" w:w="120"/>
+              <w:bottom w:type="dxa" w:w="60"/>
+              <w:right w:type="dxa" w:w="120"/>
+            </w:tcMar>
+            <w:vAlign w:val="center"/>
+          </w:tcPr>
+          <w:p>
+            <w:pPr>
+              <w:spacing w:after="0" w:before="0" w:line="276"/>
+              <w:jc w:val="center"/>
+            </w:pPr>
+            <w:r>
+              <w:rPr>
+                <w:rFonts w:ascii="Times New Roman" w:eastAsia="宋体" w:hAnsi="Times New Roman"/>
                 <w:b w:val="false"/>
                 <w:bCs w:val="false"/>
                 <w:sz w:val="21"/>
@@ -977,29 +943,26 @@
         </w:trPr>
         <w:tc>
           <w:tcPr>
+            <w:tcBorders>
+              <w:bottom w:val="single" w:sz="6" w:space="0" w:color="000000"/>
+            </w:tcBorders>
             <w:tcW w:type="dxa" w:w="2400"/>
-            <w:tcBorders>
-              <w:top w:val="none" w:color="FFFFFF" w:sz="0"/>
-              <w:left w:val="none" w:color="FFFFFF" w:sz="0"/>
-              <w:bottom w:val="none" w:color="FFFFFF" w:sz="0"/>
-              <w:right w:val="none" w:color="FFFFFF" w:sz="0"/>
-            </w:tcBorders>
-            <w:tcMar>
-              <w:top w:type="dxa" w:w="60"/>
-              <w:left w:type="dxa" w:w="120"/>
-              <w:bottom w:type="dxa" w:w="60"/>
-              <w:right w:type="dxa" w:w="120"/>
-            </w:tcMar>
-            <w:vAlign w:val="center"/>
-          </w:tcPr>
-          <w:p>
-            <w:pPr>
-              <w:spacing w:after="0" w:before="0" w:line="276"/>
-              <w:jc w:val="center"/>
-            </w:pPr>
-            <w:r>
-              <w:rPr>
-                <w:rFonts w:ascii="Times New Roman" w:eastAsia="SimSun" w:hAnsi="Times New Roman"/>
+            <w:tcMar>
+              <w:top w:type="dxa" w:w="60"/>
+              <w:left w:type="dxa" w:w="120"/>
+              <w:bottom w:type="dxa" w:w="60"/>
+              <w:right w:type="dxa" w:w="120"/>
+            </w:tcMar>
+            <w:vAlign w:val="center"/>
+          </w:tcPr>
+          <w:p>
+            <w:pPr>
+              <w:spacing w:after="0" w:before="0" w:line="276"/>
+              <w:jc w:val="center"/>
+            </w:pPr>
+            <w:r>
+              <w:rPr>
+                <w:rFonts w:ascii="Times New Roman" w:eastAsia="宋体" w:hAnsi="Times New Roman"/>
                 <w:b w:val="false"/>
                 <w:bCs w:val="false"/>
                 <w:sz w:val="21"/>
@@ -1011,29 +974,26 @@
         </w:tc>
         <w:tc>
           <w:tcPr>
+            <w:tcBorders>
+              <w:bottom w:val="single" w:sz="6" w:space="0" w:color="000000"/>
+            </w:tcBorders>
             <w:tcW w:type="dxa" w:w="6960"/>
-            <w:tcBorders>
-              <w:top w:val="none" w:color="FFFFFF" w:sz="0"/>
-              <w:left w:val="none" w:color="FFFFFF" w:sz="0"/>
-              <w:bottom w:val="none" w:color="FFFFFF" w:sz="0"/>
-              <w:right w:val="none" w:color="FFFFFF" w:sz="0"/>
-            </w:tcBorders>
-            <w:tcMar>
-              <w:top w:type="dxa" w:w="60"/>
-              <w:left w:type="dxa" w:w="120"/>
-              <w:bottom w:type="dxa" w:w="60"/>
-              <w:right w:type="dxa" w:w="120"/>
-            </w:tcMar>
-            <w:vAlign w:val="center"/>
-          </w:tcPr>
-          <w:p>
-            <w:pPr>
-              <w:spacing w:after="0" w:before="0" w:line="276"/>
-              <w:jc w:val="center"/>
-            </w:pPr>
-            <w:r>
-              <w:rPr>
-                <w:rFonts w:ascii="Times New Roman" w:eastAsia="SimSun" w:hAnsi="Times New Roman"/>
+            <w:tcMar>
+              <w:top w:type="dxa" w:w="60"/>
+              <w:left w:type="dxa" w:w="120"/>
+              <w:bottom w:type="dxa" w:w="60"/>
+              <w:right w:type="dxa" w:w="120"/>
+            </w:tcMar>
+            <w:vAlign w:val="center"/>
+          </w:tcPr>
+          <w:p>
+            <w:pPr>
+              <w:spacing w:after="0" w:before="0" w:line="276"/>
+              <w:jc w:val="center"/>
+            </w:pPr>
+            <w:r>
+              <w:rPr>
+                <w:rFonts w:ascii="Times New Roman" w:eastAsia="宋体" w:hAnsi="Times New Roman"/>
                 <w:b w:val="false"/>
                 <w:bCs w:val="false"/>
                 <w:sz w:val="21"/>
@@ -1050,29 +1010,26 @@
         </w:trPr>
         <w:tc>
           <w:tcPr>
+            <w:tcBorders>
+              <w:bottom w:val="single" w:sz="6" w:space="0" w:color="000000"/>
+            </w:tcBorders>
             <w:tcW w:type="dxa" w:w="2400"/>
-            <w:tcBorders>
-              <w:top w:val="none" w:color="FFFFFF" w:sz="0"/>
-              <w:left w:val="none" w:color="FFFFFF" w:sz="0"/>
-              <w:bottom w:val="none" w:color="FFFFFF" w:sz="0"/>
-              <w:right w:val="none" w:color="FFFFFF" w:sz="0"/>
-            </w:tcBorders>
-            <w:tcMar>
-              <w:top w:type="dxa" w:w="60"/>
-              <w:left w:type="dxa" w:w="120"/>
-              <w:bottom w:type="dxa" w:w="60"/>
-              <w:right w:type="dxa" w:w="120"/>
-            </w:tcMar>
-            <w:vAlign w:val="center"/>
-          </w:tcPr>
-          <w:p>
-            <w:pPr>
-              <w:spacing w:after="0" w:before="0" w:line="276"/>
-              <w:jc w:val="center"/>
-            </w:pPr>
-            <w:r>
-              <w:rPr>
-                <w:rFonts w:ascii="Times New Roman" w:eastAsia="SimSun" w:hAnsi="Times New Roman"/>
+            <w:tcMar>
+              <w:top w:type="dxa" w:w="60"/>
+              <w:left w:type="dxa" w:w="120"/>
+              <w:bottom w:type="dxa" w:w="60"/>
+              <w:right w:type="dxa" w:w="120"/>
+            </w:tcMar>
+            <w:vAlign w:val="center"/>
+          </w:tcPr>
+          <w:p>
+            <w:pPr>
+              <w:spacing w:after="0" w:before="0" w:line="276"/>
+              <w:jc w:val="center"/>
+            </w:pPr>
+            <w:r>
+              <w:rPr>
+                <w:rFonts w:ascii="Times New Roman" w:eastAsia="宋体" w:hAnsi="Times New Roman"/>
                 <w:b w:val="false"/>
                 <w:bCs w:val="false"/>
                 <w:sz w:val="21"/>
@@ -1084,29 +1041,26 @@
         </w:tc>
         <w:tc>
           <w:tcPr>
+            <w:tcBorders>
+              <w:bottom w:val="single" w:sz="6" w:space="0" w:color="000000"/>
+            </w:tcBorders>
             <w:tcW w:type="dxa" w:w="6960"/>
-            <w:tcBorders>
-              <w:top w:val="none" w:color="FFFFFF" w:sz="0"/>
-              <w:left w:val="none" w:color="FFFFFF" w:sz="0"/>
-              <w:bottom w:val="none" w:color="FFFFFF" w:sz="0"/>
-              <w:right w:val="none" w:color="FFFFFF" w:sz="0"/>
-            </w:tcBorders>
-            <w:tcMar>
-              <w:top w:type="dxa" w:w="60"/>
-              <w:left w:type="dxa" w:w="120"/>
-              <w:bottom w:type="dxa" w:w="60"/>
-              <w:right w:type="dxa" w:w="120"/>
-            </w:tcMar>
-            <w:vAlign w:val="center"/>
-          </w:tcPr>
-          <w:p>
-            <w:pPr>
-              <w:spacing w:after="0" w:before="0" w:line="276"/>
-              <w:jc w:val="center"/>
-            </w:pPr>
-            <w:r>
-              <w:rPr>
-                <w:rFonts w:ascii="Times New Roman" w:eastAsia="SimSun" w:hAnsi="Times New Roman"/>
+            <w:tcMar>
+              <w:top w:type="dxa" w:w="60"/>
+              <w:left w:type="dxa" w:w="120"/>
+              <w:bottom w:type="dxa" w:w="60"/>
+              <w:right w:type="dxa" w:w="120"/>
+            </w:tcMar>
+            <w:vAlign w:val="center"/>
+          </w:tcPr>
+          <w:p>
+            <w:pPr>
+              <w:spacing w:after="0" w:before="0" w:line="276"/>
+              <w:jc w:val="center"/>
+            </w:pPr>
+            <w:r>
+              <w:rPr>
+                <w:rFonts w:ascii="Times New Roman" w:eastAsia="宋体" w:hAnsi="Times New Roman"/>
                 <w:b w:val="false"/>
                 <w:bCs w:val="false"/>
                 <w:sz w:val="21"/>
@@ -1123,29 +1077,26 @@
         </w:trPr>
         <w:tc>
           <w:tcPr>
+            <w:tcBorders>
+              <w:bottom w:val="single" w:sz="6" w:space="0" w:color="000000"/>
+            </w:tcBorders>
             <w:tcW w:type="dxa" w:w="2400"/>
-            <w:tcBorders>
-              <w:top w:val="none" w:color="FFFFFF" w:sz="0"/>
-              <w:left w:val="none" w:color="FFFFFF" w:sz="0"/>
-              <w:bottom w:val="none" w:color="FFFFFF" w:sz="0"/>
-              <w:right w:val="none" w:color="FFFFFF" w:sz="0"/>
-            </w:tcBorders>
-            <w:tcMar>
-              <w:top w:type="dxa" w:w="60"/>
-              <w:left w:type="dxa" w:w="120"/>
-              <w:bottom w:type="dxa" w:w="60"/>
-              <w:right w:type="dxa" w:w="120"/>
-            </w:tcMar>
-            <w:vAlign w:val="center"/>
-          </w:tcPr>
-          <w:p>
-            <w:pPr>
-              <w:spacing w:after="0" w:before="0" w:line="276"/>
-              <w:jc w:val="center"/>
-            </w:pPr>
-            <w:r>
-              <w:rPr>
-                <w:rFonts w:ascii="Times New Roman" w:eastAsia="SimSun" w:hAnsi="Times New Roman"/>
+            <w:tcMar>
+              <w:top w:type="dxa" w:w="60"/>
+              <w:left w:type="dxa" w:w="120"/>
+              <w:bottom w:type="dxa" w:w="60"/>
+              <w:right w:type="dxa" w:w="120"/>
+            </w:tcMar>
+            <w:vAlign w:val="center"/>
+          </w:tcPr>
+          <w:p>
+            <w:pPr>
+              <w:spacing w:after="0" w:before="0" w:line="276"/>
+              <w:jc w:val="center"/>
+            </w:pPr>
+            <w:r>
+              <w:rPr>
+                <w:rFonts w:ascii="Times New Roman" w:eastAsia="宋体" w:hAnsi="Times New Roman"/>
                 <w:b w:val="false"/>
                 <w:bCs w:val="false"/>
                 <w:sz w:val="21"/>
@@ -1157,29 +1108,26 @@
         </w:tc>
         <w:tc>
           <w:tcPr>
+            <w:tcBorders>
+              <w:bottom w:val="single" w:sz="6" w:space="0" w:color="000000"/>
+            </w:tcBorders>
             <w:tcW w:type="dxa" w:w="6960"/>
-            <w:tcBorders>
-              <w:top w:val="none" w:color="FFFFFF" w:sz="0"/>
-              <w:left w:val="none" w:color="FFFFFF" w:sz="0"/>
-              <w:bottom w:val="none" w:color="FFFFFF" w:sz="0"/>
-              <w:right w:val="none" w:color="FFFFFF" w:sz="0"/>
-            </w:tcBorders>
-            <w:tcMar>
-              <w:top w:type="dxa" w:w="60"/>
-              <w:left w:type="dxa" w:w="120"/>
-              <w:bottom w:type="dxa" w:w="60"/>
-              <w:right w:type="dxa" w:w="120"/>
-            </w:tcMar>
-            <w:vAlign w:val="center"/>
-          </w:tcPr>
-          <w:p>
-            <w:pPr>
-              <w:spacing w:after="0" w:before="0" w:line="276"/>
-              <w:jc w:val="center"/>
-            </w:pPr>
-            <w:r>
-              <w:rPr>
-                <w:rFonts w:ascii="Times New Roman" w:eastAsia="SimSun" w:hAnsi="Times New Roman"/>
+            <w:tcMar>
+              <w:top w:type="dxa" w:w="60"/>
+              <w:left w:type="dxa" w:w="120"/>
+              <w:bottom w:type="dxa" w:w="60"/>
+              <w:right w:type="dxa" w:w="120"/>
+            </w:tcMar>
+            <w:vAlign w:val="center"/>
+          </w:tcPr>
+          <w:p>
+            <w:pPr>
+              <w:spacing w:after="0" w:before="0" w:line="276"/>
+              <w:jc w:val="center"/>
+            </w:pPr>
+            <w:r>
+              <w:rPr>
+                <w:rFonts w:ascii="Times New Roman" w:eastAsia="宋体" w:hAnsi="Times New Roman"/>
                 <w:b w:val="false"/>
                 <w:bCs w:val="false"/>
                 <w:sz w:val="21"/>
@@ -1196,29 +1144,26 @@
         </w:trPr>
         <w:tc>
           <w:tcPr>
+            <w:tcBorders>
+              <w:bottom w:val="single" w:sz="6" w:space="0" w:color="000000"/>
+            </w:tcBorders>
             <w:tcW w:type="dxa" w:w="2400"/>
-            <w:tcBorders>
-              <w:top w:val="none" w:color="FFFFFF" w:sz="0"/>
-              <w:left w:val="none" w:color="FFFFFF" w:sz="0"/>
-              <w:bottom w:val="none" w:color="FFFFFF" w:sz="0"/>
-              <w:right w:val="none" w:color="FFFFFF" w:sz="0"/>
-            </w:tcBorders>
-            <w:tcMar>
-              <w:top w:type="dxa" w:w="60"/>
-              <w:left w:type="dxa" w:w="120"/>
-              <w:bottom w:type="dxa" w:w="60"/>
-              <w:right w:type="dxa" w:w="120"/>
-            </w:tcMar>
-            <w:vAlign w:val="center"/>
-          </w:tcPr>
-          <w:p>
-            <w:pPr>
-              <w:spacing w:after="0" w:before="0" w:line="276"/>
-              <w:jc w:val="center"/>
-            </w:pPr>
-            <w:r>
-              <w:rPr>
-                <w:rFonts w:ascii="Times New Roman" w:eastAsia="SimSun" w:hAnsi="Times New Roman"/>
+            <w:tcMar>
+              <w:top w:type="dxa" w:w="60"/>
+              <w:left w:type="dxa" w:w="120"/>
+              <w:bottom w:type="dxa" w:w="60"/>
+              <w:right w:type="dxa" w:w="120"/>
+            </w:tcMar>
+            <w:vAlign w:val="center"/>
+          </w:tcPr>
+          <w:p>
+            <w:pPr>
+              <w:spacing w:after="0" w:before="0" w:line="276"/>
+              <w:jc w:val="center"/>
+            </w:pPr>
+            <w:r>
+              <w:rPr>
+                <w:rFonts w:ascii="Times New Roman" w:eastAsia="宋体" w:hAnsi="Times New Roman"/>
                 <w:b w:val="false"/>
                 <w:bCs w:val="false"/>
                 <w:sz w:val="21"/>
@@ -1230,29 +1175,26 @@
         </w:tc>
         <w:tc>
           <w:tcPr>
+            <w:tcBorders>
+              <w:bottom w:val="single" w:sz="6" w:space="0" w:color="000000"/>
+            </w:tcBorders>
             <w:tcW w:type="dxa" w:w="6960"/>
-            <w:tcBorders>
-              <w:top w:val="none" w:color="FFFFFF" w:sz="0"/>
-              <w:left w:val="none" w:color="FFFFFF" w:sz="0"/>
-              <w:bottom w:val="none" w:color="FFFFFF" w:sz="0"/>
-              <w:right w:val="none" w:color="FFFFFF" w:sz="0"/>
-            </w:tcBorders>
-            <w:tcMar>
-              <w:top w:type="dxa" w:w="60"/>
-              <w:left w:type="dxa" w:w="120"/>
-              <w:bottom w:type="dxa" w:w="60"/>
-              <w:right w:type="dxa" w:w="120"/>
-            </w:tcMar>
-            <w:vAlign w:val="center"/>
-          </w:tcPr>
-          <w:p>
-            <w:pPr>
-              <w:spacing w:after="0" w:before="0" w:line="276"/>
-              <w:jc w:val="center"/>
-            </w:pPr>
-            <w:r>
-              <w:rPr>
-                <w:rFonts w:ascii="Times New Roman" w:eastAsia="SimSun" w:hAnsi="Times New Roman"/>
+            <w:tcMar>
+              <w:top w:type="dxa" w:w="60"/>
+              <w:left w:type="dxa" w:w="120"/>
+              <w:bottom w:type="dxa" w:w="60"/>
+              <w:right w:type="dxa" w:w="120"/>
+            </w:tcMar>
+            <w:vAlign w:val="center"/>
+          </w:tcPr>
+          <w:p>
+            <w:pPr>
+              <w:spacing w:after="0" w:before="0" w:line="276"/>
+              <w:jc w:val="center"/>
+            </w:pPr>
+            <w:r>
+              <w:rPr>
+                <w:rFonts w:ascii="Times New Roman" w:eastAsia="宋体" w:hAnsi="Times New Roman"/>
                 <w:b w:val="false"/>
                 <w:bCs w:val="false"/>
                 <w:sz w:val="21"/>
@@ -1269,29 +1211,26 @@
         </w:trPr>
         <w:tc>
           <w:tcPr>
+            <w:tcBorders>
+              <w:bottom w:val="single" w:sz="6" w:space="0" w:color="000000"/>
+            </w:tcBorders>
             <w:tcW w:type="dxa" w:w="2400"/>
-            <w:tcBorders>
-              <w:top w:val="none" w:color="FFFFFF" w:sz="0"/>
-              <w:left w:val="none" w:color="FFFFFF" w:sz="0"/>
-              <w:bottom w:val="single" w:color="000000" w:sz="18"/>
-              <w:right w:val="none" w:color="FFFFFF" w:sz="0"/>
-            </w:tcBorders>
-            <w:tcMar>
-              <w:top w:type="dxa" w:w="60"/>
-              <w:left w:type="dxa" w:w="120"/>
-              <w:bottom w:type="dxa" w:w="60"/>
-              <w:right w:type="dxa" w:w="120"/>
-            </w:tcMar>
-            <w:vAlign w:val="center"/>
-          </w:tcPr>
-          <w:p>
-            <w:pPr>
-              <w:spacing w:after="0" w:before="0" w:line="276"/>
-              <w:jc w:val="center"/>
-            </w:pPr>
-            <w:r>
-              <w:rPr>
-                <w:rFonts w:ascii="Times New Roman" w:eastAsia="SimSun" w:hAnsi="Times New Roman"/>
+            <w:tcMar>
+              <w:top w:type="dxa" w:w="60"/>
+              <w:left w:type="dxa" w:w="120"/>
+              <w:bottom w:type="dxa" w:w="60"/>
+              <w:right w:type="dxa" w:w="120"/>
+            </w:tcMar>
+            <w:vAlign w:val="center"/>
+          </w:tcPr>
+          <w:p>
+            <w:pPr>
+              <w:spacing w:after="0" w:before="0" w:line="276"/>
+              <w:jc w:val="center"/>
+            </w:pPr>
+            <w:r>
+              <w:rPr>
+                <w:rFonts w:ascii="Times New Roman" w:eastAsia="宋体" w:hAnsi="Times New Roman"/>
                 <w:b w:val="false"/>
                 <w:bCs w:val="false"/>
                 <w:sz w:val="21"/>
@@ -1303,29 +1242,26 @@
         </w:tc>
         <w:tc>
           <w:tcPr>
+            <w:tcBorders>
+              <w:bottom w:val="single" w:sz="6" w:space="0" w:color="000000"/>
+            </w:tcBorders>
             <w:tcW w:type="dxa" w:w="6960"/>
-            <w:tcBorders>
-              <w:top w:val="none" w:color="FFFFFF" w:sz="0"/>
-              <w:left w:val="none" w:color="FFFFFF" w:sz="0"/>
-              <w:bottom w:val="single" w:color="000000" w:sz="18"/>
-              <w:right w:val="none" w:color="FFFFFF" w:sz="0"/>
-            </w:tcBorders>
-            <w:tcMar>
-              <w:top w:type="dxa" w:w="60"/>
-              <w:left w:type="dxa" w:w="120"/>
-              <w:bottom w:type="dxa" w:w="60"/>
-              <w:right w:type="dxa" w:w="120"/>
-            </w:tcMar>
-            <w:vAlign w:val="center"/>
-          </w:tcPr>
-          <w:p>
-            <w:pPr>
-              <w:spacing w:after="0" w:before="0" w:line="276"/>
-              <w:jc w:val="center"/>
-            </w:pPr>
-            <w:r>
-              <w:rPr>
-                <w:rFonts w:ascii="Times New Roman" w:eastAsia="SimSun" w:hAnsi="Times New Roman"/>
+            <w:tcMar>
+              <w:top w:type="dxa" w:w="60"/>
+              <w:left w:type="dxa" w:w="120"/>
+              <w:bottom w:type="dxa" w:w="60"/>
+              <w:right w:type="dxa" w:w="120"/>
+            </w:tcMar>
+            <w:vAlign w:val="center"/>
+          </w:tcPr>
+          <w:p>
+            <w:pPr>
+              <w:spacing w:after="0" w:before="0" w:line="276"/>
+              <w:jc w:val="center"/>
+            </w:pPr>
+            <w:r>
+              <w:rPr>
+                <w:rFonts w:ascii="Times New Roman" w:eastAsia="宋体" w:hAnsi="Times New Roman"/>
                 <w:b w:val="false"/>
                 <w:bCs w:val="false"/>
                 <w:sz w:val="21"/>
@@ -1349,7 +1285,7 @@
       </w:pPr>
       <w:r>
         <w:rPr>
-          <w:rFonts w:ascii="Times New Roman" w:eastAsia="SimHei" w:hAnsi="Times New Roman"/>
+          <w:rFonts w:ascii="Times New Roman" w:eastAsia="黑体" w:hAnsi="Times New Roman"/>
           <w:b/>
           <w:bCs/>
           <w:sz w:val="32"/>
@@ -1365,7 +1301,7 @@
       </w:pPr>
       <w:r>
         <w:rPr>
-          <w:rFonts w:ascii="Times New Roman" w:eastAsia="SimHei" w:hAnsi="Times New Roman"/>
+          <w:rFonts w:ascii="Times New Roman" w:eastAsia="黑体" w:hAnsi="Times New Roman"/>
           <w:b/>
           <w:bCs/>
           <w:sz w:val="28"/>
@@ -1380,7 +1316,7 @@
       </w:pPr>
       <w:r>
         <w:rPr>
-          <w:rFonts w:ascii="Times New Roman" w:eastAsia="SimHei" w:hAnsi="Times New Roman"/>
+          <w:rFonts w:ascii="Times New Roman" w:eastAsia="黑体" w:hAnsi="Times New Roman"/>
           <w:b/>
           <w:bCs/>
           <w:sz w:val="24"/>
@@ -1397,7 +1333,7 @@
       </w:pPr>
       <w:r>
         <w:rPr>
-          <w:rFonts w:ascii="Times New Roman" w:eastAsia="SimSun" w:hAnsi="Times New Roman"/>
+          <w:rFonts w:ascii="Times New Roman" w:eastAsia="宋体" w:hAnsi="Times New Roman"/>
           <w:b w:val="false"/>
           <w:bCs w:val="false"/>
           <w:sz w:val="24"/>
@@ -1412,7 +1348,7 @@
       </w:pPr>
       <w:r>
         <w:rPr>
-          <w:rFonts w:ascii="Times New Roman" w:eastAsia="SimHei" w:hAnsi="Times New Roman"/>
+          <w:rFonts w:ascii="Times New Roman" w:eastAsia="黑体" w:hAnsi="Times New Roman"/>
           <w:b/>
           <w:bCs/>
           <w:sz w:val="24"/>
@@ -1429,7 +1365,7 @@
       </w:pPr>
       <w:r>
         <w:rPr>
-          <w:rFonts w:ascii="Times New Roman" w:eastAsia="SimSun" w:hAnsi="Times New Roman"/>
+          <w:rFonts w:ascii="Times New Roman" w:eastAsia="宋体" w:hAnsi="Times New Roman"/>
           <w:b/>
           <w:bCs/>
           <w:sz w:val="24"/>
@@ -1446,7 +1382,7 @@
       </w:pPr>
       <w:r>
         <w:rPr>
-          <w:rFonts w:ascii="Times New Roman" w:eastAsia="SimSun" w:hAnsi="Times New Roman"/>
+          <w:rFonts w:ascii="Times New Roman" w:eastAsia="宋体" w:hAnsi="Times New Roman"/>
           <w:b w:val="false"/>
           <w:bCs w:val="false"/>
           <w:sz w:val="24"/>
@@ -1463,7 +1399,7 @@
       </w:pPr>
       <w:r>
         <w:rPr>
-          <w:rFonts w:ascii="Times New Roman" w:eastAsia="SimSun" w:hAnsi="Times New Roman"/>
+          <w:rFonts w:ascii="Times New Roman" w:eastAsia="宋体" w:hAnsi="Times New Roman"/>
           <w:b/>
           <w:bCs/>
           <w:sz w:val="24"/>
@@ -1480,7 +1416,7 @@
       </w:pPr>
       <w:r>
         <w:rPr>
-          <w:rFonts w:ascii="Times New Roman" w:eastAsia="SimSun" w:hAnsi="Times New Roman"/>
+          <w:rFonts w:ascii="Times New Roman" w:eastAsia="宋体" w:hAnsi="Times New Roman"/>
           <w:b/>
           <w:bCs/>
           <w:sz w:val="24"/>
@@ -1497,7 +1433,7 @@
       </w:pPr>
       <w:r>
         <w:rPr>
-          <w:rFonts w:ascii="Times New Roman" w:eastAsia="SimSun" w:hAnsi="Times New Roman"/>
+          <w:rFonts w:ascii="Times New Roman" w:eastAsia="宋体" w:hAnsi="Times New Roman"/>
           <w:b w:val="false"/>
           <w:bCs w:val="false"/>
           <w:sz w:val="24"/>
@@ -1514,7 +1450,7 @@
       </w:pPr>
       <w:r>
         <w:rPr>
-          <w:rFonts w:ascii="Times New Roman" w:eastAsia="SimSun" w:hAnsi="Times New Roman"/>
+          <w:rFonts w:ascii="Times New Roman" w:eastAsia="宋体" w:hAnsi="Times New Roman"/>
           <w:b/>
           <w:bCs/>
           <w:sz w:val="24"/>
@@ -1531,7 +1467,7 @@
       </w:pPr>
       <w:r>
         <w:rPr>
-          <w:rFonts w:ascii="Times New Roman" w:eastAsia="SimSun" w:hAnsi="Times New Roman"/>
+          <w:rFonts w:ascii="Times New Roman" w:eastAsia="宋体" w:hAnsi="Times New Roman"/>
           <w:b w:val="false"/>
           <w:bCs w:val="false"/>
           <w:sz w:val="24"/>
@@ -1548,7 +1484,7 @@
       </w:pPr>
       <w:r>
         <w:rPr>
-          <w:rFonts w:ascii="Times New Roman" w:eastAsia="SimSun" w:hAnsi="Times New Roman"/>
+          <w:rFonts w:ascii="Times New Roman" w:eastAsia="宋体" w:hAnsi="Times New Roman"/>
           <w:b/>
           <w:bCs/>
           <w:sz w:val="24"/>
@@ -1565,7 +1501,7 @@
       </w:pPr>
       <w:r>
         <w:rPr>
-          <w:rFonts w:ascii="Times New Roman" w:eastAsia="SimSun" w:hAnsi="Times New Roman"/>
+          <w:rFonts w:ascii="Times New Roman" w:eastAsia="宋体" w:hAnsi="Times New Roman"/>
           <w:b w:val="false"/>
           <w:bCs w:val="false"/>
           <w:sz w:val="24"/>
@@ -1582,7 +1518,7 @@
       </w:pPr>
       <w:r>
         <w:rPr>
-          <w:rFonts w:ascii="Times New Roman" w:eastAsia="SimSun" w:hAnsi="Times New Roman"/>
+          <w:rFonts w:ascii="Times New Roman" w:eastAsia="宋体" w:hAnsi="Times New Roman"/>
           <w:b/>
           <w:bCs/>
           <w:sz w:val="24"/>
@@ -1599,7 +1535,7 @@
       </w:pPr>
       <w:r>
         <w:rPr>
-          <w:rFonts w:ascii="Times New Roman" w:eastAsia="SimSun" w:hAnsi="Times New Roman"/>
+          <w:rFonts w:ascii="Times New Roman" w:eastAsia="宋体" w:hAnsi="Times New Roman"/>
           <w:b w:val="false"/>
           <w:bCs w:val="false"/>
           <w:sz w:val="24"/>
@@ -1615,7 +1551,7 @@
       </w:pPr>
       <w:r>
         <w:rPr>
-          <w:rFonts w:ascii="Times New Roman" w:eastAsia="SimHei" w:hAnsi="Times New Roman"/>
+          <w:rFonts w:ascii="Times New Roman" w:eastAsia="黑体" w:hAnsi="Times New Roman"/>
           <w:b/>
           <w:bCs/>
           <w:sz w:val="28"/>
@@ -1632,7 +1568,7 @@
       </w:pPr>
       <w:r>
         <w:rPr>
-          <w:rFonts w:ascii="Times New Roman" w:eastAsia="SimSun" w:hAnsi="Times New Roman"/>
+          <w:rFonts w:ascii="Times New Roman" w:eastAsia="宋体" w:hAnsi="Times New Roman"/>
           <w:b w:val="false"/>
           <w:bCs w:val="false"/>
           <w:sz w:val="24"/>
@@ -1649,7 +1585,7 @@
       </w:pPr>
       <w:r>
         <w:rPr>
-          <w:rFonts w:ascii="Times New Roman" w:eastAsia="SimSun" w:hAnsi="Times New Roman"/>
+          <w:rFonts w:ascii="Times New Roman" w:eastAsia="宋体" w:hAnsi="Times New Roman"/>
           <w:b w:val="false"/>
           <w:bCs w:val="false"/>
           <w:sz w:val="24"/>
@@ -1666,7 +1602,7 @@
       </w:pPr>
       <w:r>
         <w:rPr>
-          <w:rFonts w:ascii="Times New Roman" w:eastAsia="SimSun" w:hAnsi="Times New Roman"/>
+          <w:rFonts w:ascii="Times New Roman" w:eastAsia="宋体" w:hAnsi="Times New Roman"/>
           <w:b w:val="false"/>
           <w:bCs w:val="false"/>
           <w:sz w:val="24"/>
@@ -1682,7 +1618,7 @@
       </w:pPr>
       <w:r>
         <w:rPr>
-          <w:rFonts w:ascii="Times New Roman" w:eastAsia="SimHei" w:hAnsi="Times New Roman"/>
+          <w:rFonts w:ascii="Times New Roman" w:eastAsia="黑体" w:hAnsi="Times New Roman"/>
           <w:b/>
           <w:bCs/>
           <w:sz w:val="28"/>
@@ -1699,7 +1635,7 @@
       </w:pPr>
       <w:r>
         <w:rPr>
-          <w:rFonts w:ascii="Times New Roman" w:eastAsia="SimSun" w:hAnsi="Times New Roman"/>
+          <w:rFonts w:ascii="Times New Roman" w:eastAsia="宋体" w:hAnsi="Times New Roman"/>
           <w:b w:val="false"/>
           <w:bCs w:val="false"/>
           <w:sz w:val="24"/>
@@ -1716,7 +1652,7 @@
       </w:pPr>
       <w:r>
         <w:rPr>
-          <w:rFonts w:ascii="Times New Roman" w:eastAsia="SimSun" w:hAnsi="Times New Roman"/>
+          <w:rFonts w:ascii="Times New Roman" w:eastAsia="宋体" w:hAnsi="Times New Roman"/>
           <w:b w:val="false"/>
           <w:bCs w:val="false"/>
           <w:sz w:val="24"/>
@@ -1733,7 +1669,7 @@
       </w:pPr>
       <w:r>
         <w:rPr>
-          <w:rFonts w:ascii="Times New Roman" w:eastAsia="SimSun" w:hAnsi="Times New Roman"/>
+          <w:rFonts w:ascii="Times New Roman" w:eastAsia="宋体" w:hAnsi="Times New Roman"/>
           <w:b w:val="false"/>
           <w:bCs w:val="false"/>
           <w:sz w:val="24"/>
@@ -1750,7 +1686,7 @@
       </w:pPr>
       <w:r>
         <w:rPr>
-          <w:rFonts w:ascii="Times New Roman" w:eastAsia="SimSun" w:hAnsi="Times New Roman"/>
+          <w:rFonts w:ascii="Times New Roman" w:eastAsia="宋体" w:hAnsi="Times New Roman"/>
           <w:b w:val="false"/>
           <w:bCs w:val="false"/>
           <w:sz w:val="24"/>
@@ -1767,7 +1703,7 @@
       </w:pPr>
       <w:r>
         <w:rPr>
-          <w:rFonts w:ascii="Times New Roman" w:eastAsia="SimSun" w:hAnsi="Times New Roman"/>
+          <w:rFonts w:ascii="Times New Roman" w:eastAsia="宋体" w:hAnsi="Times New Roman"/>
           <w:b w:val="false"/>
           <w:bCs w:val="false"/>
           <w:sz w:val="24"/>
@@ -1784,7 +1720,7 @@
       </w:pPr>
       <w:r>
         <w:rPr>
-          <w:rFonts w:ascii="Times New Roman" w:eastAsia="SimSun" w:hAnsi="Times New Roman"/>
+          <w:rFonts w:ascii="Times New Roman" w:eastAsia="宋体" w:hAnsi="Times New Roman"/>
           <w:b w:val="false"/>
           <w:bCs w:val="false"/>
           <w:sz w:val="24"/>
@@ -1801,7 +1737,7 @@
       </w:pPr>
       <w:r>
         <w:rPr>
-          <w:rFonts w:ascii="Times New Roman" w:eastAsia="SimSun" w:hAnsi="Times New Roman"/>
+          <w:rFonts w:ascii="Times New Roman" w:eastAsia="宋体" w:hAnsi="Times New Roman"/>
           <w:b w:val="false"/>
           <w:bCs w:val="false"/>
           <w:sz w:val="24"/>
@@ -1817,7 +1753,7 @@
       </w:pPr>
       <w:r>
         <w:rPr>
-          <w:rFonts w:ascii="Times New Roman" w:eastAsia="SimHei" w:hAnsi="Times New Roman"/>
+          <w:rFonts w:ascii="Times New Roman" w:eastAsia="黑体" w:hAnsi="Times New Roman"/>
           <w:b/>
           <w:bCs/>
           <w:sz w:val="28"/>
@@ -1834,7 +1770,7 @@
       </w:pPr>
       <w:r>
         <w:rPr>
-          <w:rFonts w:ascii="Times New Roman" w:eastAsia="SimSun" w:hAnsi="Times New Roman"/>
+          <w:rFonts w:ascii="Times New Roman" w:eastAsia="宋体" w:hAnsi="Times New Roman"/>
           <w:b w:val="false"/>
           <w:bCs w:val="false"/>
           <w:sz w:val="24"/>
@@ -1851,7 +1787,7 @@
       </w:pPr>
       <w:r>
         <w:rPr>
-          <w:rFonts w:ascii="Times New Roman" w:eastAsia="SimSun" w:hAnsi="Times New Roman"/>
+          <w:rFonts w:ascii="Times New Roman" w:eastAsia="宋体" w:hAnsi="Times New Roman"/>
           <w:b w:val="false"/>
           <w:bCs w:val="false"/>
           <w:sz w:val="24"/>
@@ -1868,7 +1804,7 @@
       </w:pPr>
       <w:r>
         <w:rPr>
-          <w:rFonts w:ascii="Times New Roman" w:eastAsia="SimSun" w:hAnsi="Times New Roman"/>
+          <w:rFonts w:ascii="Times New Roman" w:eastAsia="宋体" w:hAnsi="Times New Roman"/>
           <w:b w:val="false"/>
           <w:bCs w:val="false"/>
           <w:sz w:val="24"/>
@@ -1885,7 +1821,7 @@
       </w:pPr>
       <w:r>
         <w:rPr>
-          <w:rFonts w:ascii="Times New Roman" w:eastAsia="SimSun" w:hAnsi="Times New Roman"/>
+          <w:rFonts w:ascii="Times New Roman" w:eastAsia="宋体" w:hAnsi="Times New Roman"/>
           <w:b w:val="false"/>
           <w:bCs w:val="false"/>
           <w:sz w:val="24"/>
@@ -1902,7 +1838,7 @@
       </w:pPr>
       <w:r>
         <w:rPr>
-          <w:rFonts w:ascii="Times New Roman" w:eastAsia="SimSun" w:hAnsi="Times New Roman"/>
+          <w:rFonts w:ascii="Times New Roman" w:eastAsia="宋体" w:hAnsi="Times New Roman"/>
           <w:b w:val="false"/>
           <w:bCs w:val="false"/>
           <w:sz w:val="24"/>
@@ -1919,7 +1855,7 @@
       </w:pPr>
       <w:r>
         <w:rPr>
-          <w:rFonts w:ascii="Times New Roman" w:eastAsia="SimSun" w:hAnsi="Times New Roman"/>
+          <w:rFonts w:ascii="Times New Roman" w:eastAsia="宋体" w:hAnsi="Times New Roman"/>
           <w:b w:val="false"/>
           <w:bCs w:val="false"/>
           <w:sz w:val="24"/>
@@ -1935,7 +1871,7 @@
       </w:pPr>
       <w:r>
         <w:rPr>
-          <w:rFonts w:ascii="Times New Roman" w:eastAsia="SimHei" w:hAnsi="Times New Roman"/>
+          <w:rFonts w:ascii="Times New Roman" w:eastAsia="黑体" w:hAnsi="Times New Roman"/>
           <w:b/>
           <w:bCs/>
           <w:sz w:val="32"/>
@@ -1951,7 +1887,7 @@
       </w:pPr>
       <w:r>
         <w:rPr>
-          <w:rFonts w:ascii="Times New Roman" w:eastAsia="SimHei" w:hAnsi="Times New Roman"/>
+          <w:rFonts w:ascii="Times New Roman" w:eastAsia="黑体" w:hAnsi="Times New Roman"/>
           <w:b/>
           <w:bCs/>
           <w:sz w:val="28"/>
@@ -1966,7 +1902,7 @@
       </w:pPr>
       <w:r>
         <w:rPr>
-          <w:rFonts w:ascii="Times New Roman" w:eastAsia="SimHei" w:hAnsi="Times New Roman"/>
+          <w:rFonts w:ascii="Times New Roman" w:eastAsia="黑体" w:hAnsi="Times New Roman"/>
           <w:b/>
           <w:bCs/>
           <w:sz w:val="24"/>
@@ -1983,7 +1919,7 @@
       </w:pPr>
       <w:r>
         <w:rPr>
-          <w:rFonts w:ascii="Times New Roman" w:eastAsia="SimSun" w:hAnsi="Times New Roman"/>
+          <w:rFonts w:ascii="Times New Roman" w:eastAsia="宋体" w:hAnsi="Times New Roman"/>
           <w:b w:val="false"/>
           <w:bCs w:val="false"/>
           <w:sz w:val="24"/>
@@ -2000,7 +1936,7 @@
       </w:pPr>
       <w:r>
         <w:rPr>
-          <w:rFonts w:ascii="Times New Roman" w:eastAsia="SimSun" w:hAnsi="Times New Roman"/>
+          <w:rFonts w:ascii="Times New Roman" w:eastAsia="宋体" w:hAnsi="Times New Roman"/>
           <w:b w:val="false"/>
           <w:bCs w:val="false"/>
           <w:sz w:val="24"/>
@@ -2017,7 +1953,7 @@
       </w:pPr>
       <w:r>
         <w:rPr>
-          <w:rFonts w:ascii="Times New Roman" w:eastAsia="SimSun" w:hAnsi="Times New Roman"/>
+          <w:rFonts w:ascii="Times New Roman" w:eastAsia="宋体" w:hAnsi="Times New Roman"/>
           <w:b w:val="false"/>
           <w:bCs w:val="false"/>
           <w:sz w:val="24"/>
@@ -2034,7 +1970,7 @@
       </w:pPr>
       <w:r>
         <w:rPr>
-          <w:rFonts w:ascii="Times New Roman" w:eastAsia="SimSun" w:hAnsi="Times New Roman"/>
+          <w:rFonts w:ascii="Times New Roman" w:eastAsia="宋体" w:hAnsi="Times New Roman"/>
           <w:b w:val="false"/>
           <w:bCs w:val="false"/>
           <w:sz w:val="24"/>
@@ -2051,7 +1987,7 @@
       </w:pPr>
       <w:r>
         <w:rPr>
-          <w:rFonts w:ascii="Times New Roman" w:eastAsia="SimSun" w:hAnsi="Times New Roman"/>
+          <w:rFonts w:ascii="Times New Roman" w:eastAsia="宋体" w:hAnsi="Times New Roman"/>
           <w:b w:val="false"/>
           <w:bCs w:val="false"/>
           <w:sz w:val="24"/>
@@ -2068,7 +2004,7 @@
       </w:pPr>
       <w:r>
         <w:rPr>
-          <w:rFonts w:ascii="Times New Roman" w:eastAsia="SimSun" w:hAnsi="Times New Roman"/>
+          <w:rFonts w:ascii="Times New Roman" w:eastAsia="宋体" w:hAnsi="Times New Roman"/>
           <w:b w:val="false"/>
           <w:bCs w:val="false"/>
           <w:sz w:val="24"/>
@@ -2083,7 +2019,7 @@
       </w:pPr>
       <w:r>
         <w:rPr>
-          <w:rFonts w:ascii="Times New Roman" w:eastAsia="SimHei" w:hAnsi="Times New Roman"/>
+          <w:rFonts w:ascii="Times New Roman" w:eastAsia="黑体" w:hAnsi="Times New Roman"/>
           <w:b/>
           <w:bCs/>
           <w:sz w:val="24"/>
@@ -2100,7 +2036,7 @@
       </w:pPr>
       <w:r>
         <w:rPr>
-          <w:rFonts w:ascii="Times New Roman" w:eastAsia="SimSun" w:hAnsi="Times New Roman"/>
+          <w:rFonts w:ascii="Times New Roman" w:eastAsia="宋体" w:hAnsi="Times New Roman"/>
           <w:b w:val="false"/>
           <w:bCs w:val="false"/>
           <w:sz w:val="24"/>
@@ -2116,7 +2052,7 @@
       </w:pPr>
       <w:r>
         <w:rPr>
-          <w:rFonts w:ascii="Times New Roman" w:eastAsia="SimHei" w:hAnsi="Times New Roman"/>
+          <w:rFonts w:ascii="Times New Roman" w:eastAsia="黑体" w:hAnsi="Times New Roman"/>
           <w:b/>
           <w:bCs/>
           <w:sz w:val="28"/>
@@ -2133,7 +2069,7 @@
       </w:pPr>
       <w:r>
         <w:rPr>
-          <w:rFonts w:ascii="Times New Roman" w:eastAsia="SimSun" w:hAnsi="Times New Roman"/>
+          <w:rFonts w:ascii="Times New Roman" w:eastAsia="宋体" w:hAnsi="Times New Roman"/>
           <w:b w:val="false"/>
           <w:bCs w:val="false"/>
           <w:sz w:val="24"/>
@@ -2148,7 +2084,7 @@
       </w:pPr>
       <w:r>
         <w:rPr>
-          <w:rFonts w:ascii="Times New Roman" w:eastAsia="SimHei" w:hAnsi="Times New Roman"/>
+          <w:rFonts w:ascii="Times New Roman" w:eastAsia="黑体" w:hAnsi="Times New Roman"/>
           <w:b/>
           <w:bCs/>
           <w:sz w:val="24"/>
@@ -2165,7 +2101,7 @@
       </w:pPr>
       <w:r>
         <w:rPr>
-          <w:rFonts w:ascii="Times New Roman" w:eastAsia="SimSun" w:hAnsi="Times New Roman"/>
+          <w:rFonts w:ascii="Times New Roman" w:eastAsia="宋体" w:hAnsi="Times New Roman"/>
           <w:b/>
           <w:bCs/>
           <w:sz w:val="24"/>
@@ -2182,7 +2118,7 @@
       </w:pPr>
       <w:r>
         <w:rPr>
-          <w:rFonts w:ascii="Times New Roman" w:eastAsia="SimSun" w:hAnsi="Times New Roman"/>
+          <w:rFonts w:ascii="Times New Roman" w:eastAsia="宋体" w:hAnsi="Times New Roman"/>
           <w:b w:val="false"/>
           <w:bCs w:val="false"/>
           <w:sz w:val="24"/>
@@ -2199,7 +2135,7 @@
       </w:pPr>
       <w:r>
         <w:rPr>
-          <w:rFonts w:ascii="Times New Roman" w:eastAsia="SimSun" w:hAnsi="Times New Roman"/>
+          <w:rFonts w:ascii="Times New Roman" w:eastAsia="宋体" w:hAnsi="Times New Roman"/>
           <w:b w:val="false"/>
           <w:bCs w:val="false"/>
           <w:sz w:val="24"/>
@@ -2216,7 +2152,7 @@
       </w:pPr>
       <w:r>
         <w:rPr>
-          <w:rFonts w:ascii="Times New Roman" w:eastAsia="SimSun" w:hAnsi="Times New Roman"/>
+          <w:rFonts w:ascii="Times New Roman" w:eastAsia="宋体" w:hAnsi="Times New Roman"/>
           <w:b w:val="false"/>
           <w:bCs w:val="false"/>
           <w:sz w:val="24"/>
@@ -2233,7 +2169,7 @@
       </w:pPr>
       <w:r>
         <w:rPr>
-          <w:rFonts w:ascii="Times New Roman" w:eastAsia="SimSun" w:hAnsi="Times New Roman"/>
+          <w:rFonts w:ascii="Times New Roman" w:eastAsia="宋体" w:hAnsi="Times New Roman"/>
           <w:b w:val="false"/>
           <w:bCs w:val="false"/>
           <w:sz w:val="24"/>
@@ -2249,7 +2185,7 @@
       </w:pPr>
       <w:r>
         <w:rPr>
-          <w:rFonts w:ascii="Times New Roman" w:eastAsia="SimHei" w:hAnsi="Times New Roman"/>
+          <w:rFonts w:ascii="Times New Roman" w:eastAsia="黑体" w:hAnsi="Times New Roman"/>
           <w:b/>
           <w:bCs/>
           <w:sz w:val="28"/>
@@ -2266,7 +2202,7 @@
       </w:pPr>
       <w:r>
         <w:rPr>
-          <w:rFonts w:ascii="Times New Roman" w:eastAsia="SimSun" w:hAnsi="Times New Roman"/>
+          <w:rFonts w:ascii="Times New Roman" w:eastAsia="宋体" w:hAnsi="Times New Roman"/>
           <w:b w:val="false"/>
           <w:bCs w:val="false"/>
           <w:sz w:val="24"/>
@@ -2281,7 +2217,7 @@
       </w:pPr>
       <w:r>
         <w:rPr>
-          <w:rFonts w:ascii="Times New Roman" w:eastAsia="SimHei" w:hAnsi="Times New Roman"/>
+          <w:rFonts w:ascii="Times New Roman" w:eastAsia="黑体" w:hAnsi="Times New Roman"/>
           <w:b/>
           <w:bCs/>
           <w:sz w:val="24"/>
@@ -2298,7 +2234,7 @@
       </w:pPr>
       <w:r>
         <w:rPr>
-          <w:rFonts w:ascii="Times New Roman" w:eastAsia="SimSun" w:hAnsi="Times New Roman"/>
+          <w:rFonts w:ascii="Times New Roman" w:eastAsia="宋体" w:hAnsi="Times New Roman"/>
           <w:b w:val="false"/>
           <w:bCs w:val="false"/>
           <w:sz w:val="24"/>
@@ -2315,7 +2251,7 @@
       </w:pPr>
       <w:r>
         <w:rPr>
-          <w:rFonts w:ascii="Times New Roman" w:eastAsia="SimSun" w:hAnsi="Times New Roman"/>
+          <w:rFonts w:ascii="Times New Roman" w:eastAsia="宋体" w:hAnsi="Times New Roman"/>
           <w:b w:val="false"/>
           <w:bCs w:val="false"/>
           <w:sz w:val="24"/>
@@ -2332,7 +2268,7 @@
       </w:pPr>
       <w:r>
         <w:rPr>
-          <w:rFonts w:ascii="Times New Roman" w:eastAsia="SimSun" w:hAnsi="Times New Roman"/>
+          <w:rFonts w:ascii="Times New Roman" w:eastAsia="宋体" w:hAnsi="Times New Roman"/>
           <w:b w:val="false"/>
           <w:bCs w:val="false"/>
           <w:sz w:val="24"/>
@@ -2348,7 +2284,7 @@
       </w:pPr>
       <w:r>
         <w:rPr>
-          <w:rFonts w:ascii="Times New Roman" w:eastAsia="SimHei" w:hAnsi="Times New Roman"/>
+          <w:rFonts w:ascii="Times New Roman" w:eastAsia="黑体" w:hAnsi="Times New Roman"/>
           <w:b/>
           <w:bCs/>
           <w:sz w:val="28"/>
@@ -2365,7 +2301,7 @@
       </w:pPr>
       <w:r>
         <w:rPr>
-          <w:rFonts w:ascii="Times New Roman" w:eastAsia="SimSun" w:hAnsi="Times New Roman"/>
+          <w:rFonts w:ascii="Times New Roman" w:eastAsia="宋体" w:hAnsi="Times New Roman"/>
           <w:b w:val="false"/>
           <w:bCs w:val="false"/>
           <w:sz w:val="24"/>
@@ -2380,7 +2316,7 @@
       </w:pPr>
       <w:r>
         <w:rPr>
-          <w:rFonts w:ascii="Times New Roman" w:eastAsia="SimHei" w:hAnsi="Times New Roman"/>
+          <w:rFonts w:ascii="Times New Roman" w:eastAsia="黑体" w:hAnsi="Times New Roman"/>
           <w:b/>
           <w:bCs/>
           <w:sz w:val="24"/>
@@ -2397,7 +2333,7 @@
       </w:pPr>
       <w:r>
         <w:rPr>
-          <w:rFonts w:ascii="Times New Roman" w:eastAsia="SimSun" w:hAnsi="Times New Roman"/>
+          <w:rFonts w:ascii="Times New Roman" w:eastAsia="宋体" w:hAnsi="Times New Roman"/>
           <w:b/>
           <w:bCs/>
           <w:sz w:val="24"/>
@@ -2414,7 +2350,7 @@
       </w:pPr>
       <w:r>
         <w:rPr>
-          <w:rFonts w:ascii="Times New Roman" w:eastAsia="SimSun" w:hAnsi="Times New Roman"/>
+          <w:rFonts w:ascii="Times New Roman" w:eastAsia="宋体" w:hAnsi="Times New Roman"/>
           <w:b w:val="false"/>
           <w:bCs w:val="false"/>
           <w:sz w:val="24"/>
@@ -2431,7 +2367,7 @@
       </w:pPr>
       <w:r>
         <w:rPr>
-          <w:rFonts w:ascii="Times New Roman" w:eastAsia="SimSun" w:hAnsi="Times New Roman"/>
+          <w:rFonts w:ascii="Times New Roman" w:eastAsia="宋体" w:hAnsi="Times New Roman"/>
           <w:b w:val="false"/>
           <w:bCs w:val="false"/>
           <w:sz w:val="24"/>
@@ -2446,7 +2382,7 @@
       </w:pPr>
       <w:r>
         <w:rPr>
-          <w:rFonts w:ascii="Times New Roman" w:eastAsia="SimHei" w:hAnsi="Times New Roman"/>
+          <w:rFonts w:ascii="Times New Roman" w:eastAsia="黑体" w:hAnsi="Times New Roman"/>
           <w:b/>
           <w:bCs/>
           <w:sz w:val="24"/>
@@ -2463,7 +2399,7 @@
       </w:pPr>
       <w:r>
         <w:rPr>
-          <w:rFonts w:ascii="Times New Roman" w:eastAsia="SimSun" w:hAnsi="Times New Roman"/>
+          <w:rFonts w:ascii="Times New Roman" w:eastAsia="宋体" w:hAnsi="Times New Roman"/>
           <w:b w:val="false"/>
           <w:bCs w:val="false"/>
           <w:sz w:val="24"/>
@@ -2480,7 +2416,7 @@
       </w:pPr>
       <w:r>
         <w:rPr>
-          <w:rFonts w:ascii="Times New Roman" w:eastAsia="SimSun" w:hAnsi="Times New Roman"/>
+          <w:rFonts w:ascii="Times New Roman" w:eastAsia="宋体" w:hAnsi="Times New Roman"/>
           <w:b w:val="false"/>
           <w:bCs w:val="false"/>
           <w:sz w:val="24"/>
@@ -2495,7 +2431,7 @@
       </w:pPr>
       <w:r>
         <w:rPr>
-          <w:rFonts w:ascii="Times New Roman" w:eastAsia="SimHei" w:hAnsi="Times New Roman"/>
+          <w:rFonts w:ascii="Times New Roman" w:eastAsia="黑体" w:hAnsi="Times New Roman"/>
           <w:b/>
           <w:bCs/>
           <w:sz w:val="24"/>
@@ -2512,7 +2448,7 @@
       </w:pPr>
       <w:r>
         <w:rPr>
-          <w:rFonts w:ascii="Times New Roman" w:eastAsia="SimSun" w:hAnsi="Times New Roman"/>
+          <w:rFonts w:ascii="Times New Roman" w:eastAsia="宋体" w:hAnsi="Times New Roman"/>
           <w:b w:val="false"/>
           <w:bCs w:val="false"/>
           <w:sz w:val="24"/>
@@ -2529,7 +2465,7 @@
       </w:pPr>
       <w:r>
         <w:rPr>
-          <w:rFonts w:ascii="Times New Roman" w:eastAsia="SimSun" w:hAnsi="Times New Roman"/>
+          <w:rFonts w:ascii="Times New Roman" w:eastAsia="宋体" w:hAnsi="Times New Roman"/>
           <w:b w:val="false"/>
           <w:bCs w:val="false"/>
           <w:sz w:val="24"/>
@@ -2546,7 +2482,7 @@
       </w:pPr>
       <w:r>
         <w:rPr>
-          <w:rFonts w:ascii="Times New Roman" w:eastAsia="SimSun" w:hAnsi="Times New Roman"/>
+          <w:rFonts w:ascii="Times New Roman" w:eastAsia="宋体" w:hAnsi="Times New Roman"/>
           <w:b w:val="false"/>
           <w:bCs w:val="false"/>
           <w:sz w:val="24"/>
@@ -2563,7 +2499,7 @@
       </w:pPr>
       <w:r>
         <w:rPr>
-          <w:rFonts w:ascii="Times New Roman" w:eastAsia="SimSun" w:hAnsi="Times New Roman"/>
+          <w:rFonts w:ascii="Times New Roman" w:eastAsia="宋体" w:hAnsi="Times New Roman"/>
           <w:b w:val="false"/>
           <w:bCs w:val="false"/>
           <w:sz w:val="24"/>
@@ -2578,7 +2514,7 @@
       </w:pPr>
       <w:r>
         <w:rPr>
-          <w:rFonts w:ascii="Times New Roman" w:eastAsia="SimHei" w:hAnsi="Times New Roman"/>
+          <w:rFonts w:ascii="Times New Roman" w:eastAsia="黑体" w:hAnsi="Times New Roman"/>
           <w:b/>
           <w:bCs/>
           <w:sz w:val="24"/>
@@ -2595,7 +2531,7 @@
       </w:pPr>
       <w:r>
         <w:rPr>
-          <w:rFonts w:ascii="Times New Roman" w:eastAsia="SimSun" w:hAnsi="Times New Roman"/>
+          <w:rFonts w:ascii="Times New Roman" w:eastAsia="宋体" w:hAnsi="Times New Roman"/>
           <w:b w:val="false"/>
           <w:bCs w:val="false"/>
           <w:sz w:val="24"/>
@@ -2612,7 +2548,7 @@
       </w:pPr>
       <w:r>
         <w:rPr>
-          <w:rFonts w:ascii="Times New Roman" w:eastAsia="SimSun" w:hAnsi="Times New Roman"/>
+          <w:rFonts w:ascii="Times New Roman" w:eastAsia="宋体" w:hAnsi="Times New Roman"/>
           <w:b w:val="false"/>
           <w:bCs w:val="false"/>
           <w:sz w:val="24"/>
@@ -2629,7 +2565,7 @@
       </w:pPr>
       <w:r>
         <w:rPr>
-          <w:rFonts w:ascii="Times New Roman" w:eastAsia="SimSun" w:hAnsi="Times New Roman"/>
+          <w:rFonts w:ascii="Times New Roman" w:eastAsia="宋体" w:hAnsi="Times New Roman"/>
           <w:b w:val="false"/>
           <w:bCs w:val="false"/>
           <w:sz w:val="24"/>
@@ -2646,7 +2582,7 @@
       </w:pPr>
       <w:r>
         <w:rPr>
-          <w:rFonts w:ascii="Times New Roman" w:eastAsia="SimSun" w:hAnsi="Times New Roman"/>
+          <w:rFonts w:ascii="Times New Roman" w:eastAsia="宋体" w:hAnsi="Times New Roman"/>
           <w:b w:val="false"/>
           <w:bCs w:val="false"/>
           <w:sz w:val="24"/>
@@ -2663,7 +2599,7 @@
       </w:pPr>
       <w:r>
         <w:rPr>
-          <w:rFonts w:ascii="Times New Roman" w:eastAsia="SimSun" w:hAnsi="Times New Roman"/>
+          <w:rFonts w:ascii="Times New Roman" w:eastAsia="宋体" w:hAnsi="Times New Roman"/>
           <w:b w:val="false"/>
           <w:bCs w:val="false"/>
           <w:sz w:val="24"/>
@@ -2680,7 +2616,7 @@
       </w:pPr>
       <w:r>
         <w:rPr>
-          <w:rFonts w:ascii="Times New Roman" w:eastAsia="SimSun" w:hAnsi="Times New Roman"/>
+          <w:rFonts w:ascii="Times New Roman" w:eastAsia="宋体" w:hAnsi="Times New Roman"/>
           <w:b w:val="false"/>
           <w:bCs w:val="false"/>
           <w:sz w:val="24"/>
@@ -2696,7 +2632,7 @@
       </w:pPr>
       <w:r>
         <w:rPr>
-          <w:rFonts w:ascii="Times New Roman" w:eastAsia="SimHei" w:hAnsi="Times New Roman"/>
+          <w:rFonts w:ascii="Times New Roman" w:eastAsia="黑体" w:hAnsi="Times New Roman"/>
           <w:b/>
           <w:bCs/>
           <w:sz w:val="32"/>
@@ -2712,7 +2648,7 @@
       </w:pPr>
       <w:r>
         <w:rPr>
-          <w:rFonts w:ascii="Times New Roman" w:eastAsia="SimHei" w:hAnsi="Times New Roman"/>
+          <w:rFonts w:ascii="Times New Roman" w:eastAsia="黑体" w:hAnsi="Times New Roman"/>
           <w:b/>
           <w:bCs/>
           <w:sz w:val="28"/>
@@ -2726,12 +2662,8 @@
         <w:tblW w:type="dxa" w:w="9360"/>
         <w:jc w:val="center"/>
         <w:tblBorders>
-          <w:top w:val="single" w:color="auto" w:sz="4"/>
-          <w:left w:val="single" w:color="auto" w:sz="4"/>
-          <w:bottom w:val="single" w:color="auto" w:sz="4"/>
-          <w:right w:val="single" w:color="auto" w:sz="4"/>
-          <w:insideH w:val="single" w:color="auto" w:sz="4"/>
-          <w:insideV w:val="single" w:color="auto" w:sz="4"/>
+          <w:top w:val="single" w:sz="12" w:space="0" w:color="000000"/>
+          <w:bottom w:val="single" w:sz="12" w:space="0" w:color="000000"/>
         </w:tblBorders>
       </w:tblPr>
       <w:tblGrid>
@@ -2745,29 +2677,26 @@
         </w:trPr>
         <w:tc>
           <w:tcPr>
+            <w:tcBorders>
+              <w:bottom w:val="single" w:sz="6" w:space="0" w:color="000000"/>
+            </w:tcBorders>
             <w:tcW w:type="dxa" w:w="2400"/>
-            <w:tcBorders>
-              <w:top w:val="single" w:color="000000" w:sz="18"/>
-              <w:left w:val="none" w:color="FFFFFF" w:sz="0"/>
-              <w:bottom w:val="single" w:color="000000" w:sz="6"/>
-              <w:right w:val="none" w:color="FFFFFF" w:sz="0"/>
-            </w:tcBorders>
-            <w:tcMar>
-              <w:top w:type="dxa" w:w="60"/>
-              <w:left w:type="dxa" w:w="120"/>
-              <w:bottom w:type="dxa" w:w="60"/>
-              <w:right w:type="dxa" w:w="120"/>
-            </w:tcMar>
-            <w:vAlign w:val="center"/>
-          </w:tcPr>
-          <w:p>
-            <w:pPr>
-              <w:spacing w:after="0" w:before="0" w:line="276"/>
-              <w:jc w:val="center"/>
-            </w:pPr>
-            <w:r>
-              <w:rPr>
-                <w:rFonts w:ascii="Times New Roman" w:eastAsia="SimSun" w:hAnsi="Times New Roman"/>
+            <w:tcMar>
+              <w:top w:type="dxa" w:w="60"/>
+              <w:left w:type="dxa" w:w="120"/>
+              <w:bottom w:type="dxa" w:w="60"/>
+              <w:right w:type="dxa" w:w="120"/>
+            </w:tcMar>
+            <w:vAlign w:val="center"/>
+          </w:tcPr>
+          <w:p>
+            <w:pPr>
+              <w:spacing w:after="0" w:before="0" w:line="276"/>
+              <w:jc w:val="center"/>
+            </w:pPr>
+            <w:r>
+              <w:rPr>
+                <w:rFonts w:ascii="Times New Roman" w:eastAsia="宋体" w:hAnsi="Times New Roman"/>
                 <w:b/>
                 <w:bCs/>
                 <w:sz w:val="21"/>
@@ -2779,29 +2708,26 @@
         </w:tc>
         <w:tc>
           <w:tcPr>
+            <w:tcBorders>
+              <w:bottom w:val="single" w:sz="6" w:space="0" w:color="000000"/>
+            </w:tcBorders>
             <w:tcW w:type="dxa" w:w="4200"/>
-            <w:tcBorders>
-              <w:top w:val="single" w:color="000000" w:sz="18"/>
-              <w:left w:val="none" w:color="FFFFFF" w:sz="0"/>
-              <w:bottom w:val="single" w:color="000000" w:sz="6"/>
-              <w:right w:val="none" w:color="FFFFFF" w:sz="0"/>
-            </w:tcBorders>
-            <w:tcMar>
-              <w:top w:type="dxa" w:w="60"/>
-              <w:left w:type="dxa" w:w="120"/>
-              <w:bottom w:type="dxa" w:w="60"/>
-              <w:right w:type="dxa" w:w="120"/>
-            </w:tcMar>
-            <w:vAlign w:val="center"/>
-          </w:tcPr>
-          <w:p>
-            <w:pPr>
-              <w:spacing w:after="0" w:before="0" w:line="276"/>
-              <w:jc w:val="center"/>
-            </w:pPr>
-            <w:r>
-              <w:rPr>
-                <w:rFonts w:ascii="Times New Roman" w:eastAsia="SimSun" w:hAnsi="Times New Roman"/>
+            <w:tcMar>
+              <w:top w:type="dxa" w:w="60"/>
+              <w:left w:type="dxa" w:w="120"/>
+              <w:bottom w:type="dxa" w:w="60"/>
+              <w:right w:type="dxa" w:w="120"/>
+            </w:tcMar>
+            <w:vAlign w:val="center"/>
+          </w:tcPr>
+          <w:p>
+            <w:pPr>
+              <w:spacing w:after="0" w:before="0" w:line="276"/>
+              <w:jc w:val="center"/>
+            </w:pPr>
+            <w:r>
+              <w:rPr>
+                <w:rFonts w:ascii="Times New Roman" w:eastAsia="宋体" w:hAnsi="Times New Roman"/>
                 <w:b/>
                 <w:bCs/>
                 <w:sz w:val="21"/>
@@ -2813,29 +2739,26 @@
         </w:tc>
         <w:tc>
           <w:tcPr>
+            <w:tcBorders>
+              <w:bottom w:val="single" w:sz="6" w:space="0" w:color="000000"/>
+            </w:tcBorders>
             <w:tcW w:type="dxa" w:w="2760"/>
-            <w:tcBorders>
-              <w:top w:val="single" w:color="000000" w:sz="18"/>
-              <w:left w:val="none" w:color="FFFFFF" w:sz="0"/>
-              <w:bottom w:val="single" w:color="000000" w:sz="6"/>
-              <w:right w:val="none" w:color="FFFFFF" w:sz="0"/>
-            </w:tcBorders>
-            <w:tcMar>
-              <w:top w:type="dxa" w:w="60"/>
-              <w:left w:type="dxa" w:w="120"/>
-              <w:bottom w:type="dxa" w:w="60"/>
-              <w:right w:type="dxa" w:w="120"/>
-            </w:tcMar>
-            <w:vAlign w:val="center"/>
-          </w:tcPr>
-          <w:p>
-            <w:pPr>
-              <w:spacing w:after="0" w:before="0" w:line="276"/>
-              <w:jc w:val="center"/>
-            </w:pPr>
-            <w:r>
-              <w:rPr>
-                <w:rFonts w:ascii="Times New Roman" w:eastAsia="SimSun" w:hAnsi="Times New Roman"/>
+            <w:tcMar>
+              <w:top w:type="dxa" w:w="60"/>
+              <w:left w:type="dxa" w:w="120"/>
+              <w:bottom w:type="dxa" w:w="60"/>
+              <w:right w:type="dxa" w:w="120"/>
+            </w:tcMar>
+            <w:vAlign w:val="center"/>
+          </w:tcPr>
+          <w:p>
+            <w:pPr>
+              <w:spacing w:after="0" w:before="0" w:line="276"/>
+              <w:jc w:val="center"/>
+            </w:pPr>
+            <w:r>
+              <w:rPr>
+                <w:rFonts w:ascii="Times New Roman" w:eastAsia="宋体" w:hAnsi="Times New Roman"/>
                 <w:b/>
                 <w:bCs/>
                 <w:sz w:val="21"/>
@@ -2852,29 +2775,26 @@
         </w:trPr>
         <w:tc>
           <w:tcPr>
+            <w:tcBorders>
+              <w:bottom w:val="single" w:sz="6" w:space="0" w:color="000000"/>
+            </w:tcBorders>
             <w:tcW w:type="dxa" w:w="2400"/>
-            <w:tcBorders>
-              <w:top w:val="none" w:color="FFFFFF" w:sz="0"/>
-              <w:left w:val="none" w:color="FFFFFF" w:sz="0"/>
-              <w:bottom w:val="none" w:color="FFFFFF" w:sz="0"/>
-              <w:right w:val="none" w:color="FFFFFF" w:sz="0"/>
-            </w:tcBorders>
-            <w:tcMar>
-              <w:top w:type="dxa" w:w="60"/>
-              <w:left w:type="dxa" w:w="120"/>
-              <w:bottom w:type="dxa" w:w="60"/>
-              <w:right w:type="dxa" w:w="120"/>
-            </w:tcMar>
-            <w:vAlign w:val="center"/>
-          </w:tcPr>
-          <w:p>
-            <w:pPr>
-              <w:spacing w:after="0" w:before="0" w:line="276"/>
-              <w:jc w:val="center"/>
-            </w:pPr>
-            <w:r>
-              <w:rPr>
-                <w:rFonts w:ascii="Times New Roman" w:eastAsia="SimSun" w:hAnsi="Times New Roman"/>
+            <w:tcMar>
+              <w:top w:type="dxa" w:w="60"/>
+              <w:left w:type="dxa" w:w="120"/>
+              <w:bottom w:type="dxa" w:w="60"/>
+              <w:right w:type="dxa" w:w="120"/>
+            </w:tcMar>
+            <w:vAlign w:val="center"/>
+          </w:tcPr>
+          <w:p>
+            <w:pPr>
+              <w:spacing w:after="0" w:before="0" w:line="276"/>
+              <w:jc w:val="center"/>
+            </w:pPr>
+            <w:r>
+              <w:rPr>
+                <w:rFonts w:ascii="Times New Roman" w:eastAsia="宋体" w:hAnsi="Times New Roman"/>
                 <w:b w:val="false"/>
                 <w:bCs w:val="false"/>
                 <w:sz w:val="21"/>
@@ -2886,29 +2806,26 @@
         </w:tc>
         <w:tc>
           <w:tcPr>
+            <w:tcBorders>
+              <w:bottom w:val="single" w:sz="6" w:space="0" w:color="000000"/>
+            </w:tcBorders>
             <w:tcW w:type="dxa" w:w="4200"/>
-            <w:tcBorders>
-              <w:top w:val="none" w:color="FFFFFF" w:sz="0"/>
-              <w:left w:val="none" w:color="FFFFFF" w:sz="0"/>
-              <w:bottom w:val="none" w:color="FFFFFF" w:sz="0"/>
-              <w:right w:val="none" w:color="FFFFFF" w:sz="0"/>
-            </w:tcBorders>
-            <w:tcMar>
-              <w:top w:type="dxa" w:w="60"/>
-              <w:left w:type="dxa" w:w="120"/>
-              <w:bottom w:type="dxa" w:w="60"/>
-              <w:right w:type="dxa" w:w="120"/>
-            </w:tcMar>
-            <w:vAlign w:val="center"/>
-          </w:tcPr>
-          <w:p>
-            <w:pPr>
-              <w:spacing w:after="0" w:before="0" w:line="276"/>
-              <w:jc w:val="center"/>
-            </w:pPr>
-            <w:r>
-              <w:rPr>
-                <w:rFonts w:ascii="Times New Roman" w:eastAsia="SimSun" w:hAnsi="Times New Roman"/>
+            <w:tcMar>
+              <w:top w:type="dxa" w:w="60"/>
+              <w:left w:type="dxa" w:w="120"/>
+              <w:bottom w:type="dxa" w:w="60"/>
+              <w:right w:type="dxa" w:w="120"/>
+            </w:tcMar>
+            <w:vAlign w:val="center"/>
+          </w:tcPr>
+          <w:p>
+            <w:pPr>
+              <w:spacing w:after="0" w:before="0" w:line="276"/>
+              <w:jc w:val="center"/>
+            </w:pPr>
+            <w:r>
+              <w:rPr>
+                <w:rFonts w:ascii="Times New Roman" w:eastAsia="宋体" w:hAnsi="Times New Roman"/>
                 <w:b w:val="false"/>
                 <w:bCs w:val="false"/>
                 <w:sz w:val="21"/>
@@ -2920,29 +2837,26 @@
         </w:tc>
         <w:tc>
           <w:tcPr>
+            <w:tcBorders>
+              <w:bottom w:val="single" w:sz="6" w:space="0" w:color="000000"/>
+            </w:tcBorders>
             <w:tcW w:type="dxa" w:w="2760"/>
-            <w:tcBorders>
-              <w:top w:val="none" w:color="FFFFFF" w:sz="0"/>
-              <w:left w:val="none" w:color="FFFFFF" w:sz="0"/>
-              <w:bottom w:val="none" w:color="FFFFFF" w:sz="0"/>
-              <w:right w:val="none" w:color="FFFFFF" w:sz="0"/>
-            </w:tcBorders>
-            <w:tcMar>
-              <w:top w:type="dxa" w:w="60"/>
-              <w:left w:type="dxa" w:w="120"/>
-              <w:bottom w:type="dxa" w:w="60"/>
-              <w:right w:type="dxa" w:w="120"/>
-            </w:tcMar>
-            <w:vAlign w:val="center"/>
-          </w:tcPr>
-          <w:p>
-            <w:pPr>
-              <w:spacing w:after="0" w:before="0" w:line="276"/>
-              <w:jc w:val="center"/>
-            </w:pPr>
-            <w:r>
-              <w:rPr>
-                <w:rFonts w:ascii="Times New Roman" w:eastAsia="SimSun" w:hAnsi="Times New Roman"/>
+            <w:tcMar>
+              <w:top w:type="dxa" w:w="60"/>
+              <w:left w:type="dxa" w:w="120"/>
+              <w:bottom w:type="dxa" w:w="60"/>
+              <w:right w:type="dxa" w:w="120"/>
+            </w:tcMar>
+            <w:vAlign w:val="center"/>
+          </w:tcPr>
+          <w:p>
+            <w:pPr>
+              <w:spacing w:after="0" w:before="0" w:line="276"/>
+              <w:jc w:val="center"/>
+            </w:pPr>
+            <w:r>
+              <w:rPr>
+                <w:rFonts w:ascii="Times New Roman" w:eastAsia="宋体" w:hAnsi="Times New Roman"/>
                 <w:b w:val="false"/>
                 <w:bCs w:val="false"/>
                 <w:sz w:val="21"/>
@@ -2959,29 +2873,26 @@
         </w:trPr>
         <w:tc>
           <w:tcPr>
+            <w:tcBorders>
+              <w:bottom w:val="single" w:sz="6" w:space="0" w:color="000000"/>
+            </w:tcBorders>
             <w:tcW w:type="dxa" w:w="2400"/>
-            <w:tcBorders>
-              <w:top w:val="none" w:color="FFFFFF" w:sz="0"/>
-              <w:left w:val="none" w:color="FFFFFF" w:sz="0"/>
-              <w:bottom w:val="none" w:color="FFFFFF" w:sz="0"/>
-              <w:right w:val="none" w:color="FFFFFF" w:sz="0"/>
-            </w:tcBorders>
-            <w:tcMar>
-              <w:top w:type="dxa" w:w="60"/>
-              <w:left w:type="dxa" w:w="120"/>
-              <w:bottom w:type="dxa" w:w="60"/>
-              <w:right w:type="dxa" w:w="120"/>
-            </w:tcMar>
-            <w:vAlign w:val="center"/>
-          </w:tcPr>
-          <w:p>
-            <w:pPr>
-              <w:spacing w:after="0" w:before="0" w:line="276"/>
-              <w:jc w:val="center"/>
-            </w:pPr>
-            <w:r>
-              <w:rPr>
-                <w:rFonts w:ascii="Times New Roman" w:eastAsia="SimSun" w:hAnsi="Times New Roman"/>
+            <w:tcMar>
+              <w:top w:type="dxa" w:w="60"/>
+              <w:left w:type="dxa" w:w="120"/>
+              <w:bottom w:type="dxa" w:w="60"/>
+              <w:right w:type="dxa" w:w="120"/>
+            </w:tcMar>
+            <w:vAlign w:val="center"/>
+          </w:tcPr>
+          <w:p>
+            <w:pPr>
+              <w:spacing w:after="0" w:before="0" w:line="276"/>
+              <w:jc w:val="center"/>
+            </w:pPr>
+            <w:r>
+              <w:rPr>
+                <w:rFonts w:ascii="Times New Roman" w:eastAsia="宋体" w:hAnsi="Times New Roman"/>
                 <w:b w:val="false"/>
                 <w:bCs w:val="false"/>
                 <w:sz w:val="21"/>
@@ -2993,29 +2904,26 @@
         </w:tc>
         <w:tc>
           <w:tcPr>
+            <w:tcBorders>
+              <w:bottom w:val="single" w:sz="6" w:space="0" w:color="000000"/>
+            </w:tcBorders>
             <w:tcW w:type="dxa" w:w="4200"/>
-            <w:tcBorders>
-              <w:top w:val="none" w:color="FFFFFF" w:sz="0"/>
-              <w:left w:val="none" w:color="FFFFFF" w:sz="0"/>
-              <w:bottom w:val="none" w:color="FFFFFF" w:sz="0"/>
-              <w:right w:val="none" w:color="FFFFFF" w:sz="0"/>
-            </w:tcBorders>
-            <w:tcMar>
-              <w:top w:type="dxa" w:w="60"/>
-              <w:left w:type="dxa" w:w="120"/>
-              <w:bottom w:type="dxa" w:w="60"/>
-              <w:right w:type="dxa" w:w="120"/>
-            </w:tcMar>
-            <w:vAlign w:val="center"/>
-          </w:tcPr>
-          <w:p>
-            <w:pPr>
-              <w:spacing w:after="0" w:before="0" w:line="276"/>
-              <w:jc w:val="center"/>
-            </w:pPr>
-            <w:r>
-              <w:rPr>
-                <w:rFonts w:ascii="Times New Roman" w:eastAsia="SimSun" w:hAnsi="Times New Roman"/>
+            <w:tcMar>
+              <w:top w:type="dxa" w:w="60"/>
+              <w:left w:type="dxa" w:w="120"/>
+              <w:bottom w:type="dxa" w:w="60"/>
+              <w:right w:type="dxa" w:w="120"/>
+            </w:tcMar>
+            <w:vAlign w:val="center"/>
+          </w:tcPr>
+          <w:p>
+            <w:pPr>
+              <w:spacing w:after="0" w:before="0" w:line="276"/>
+              <w:jc w:val="center"/>
+            </w:pPr>
+            <w:r>
+              <w:rPr>
+                <w:rFonts w:ascii="Times New Roman" w:eastAsia="宋体" w:hAnsi="Times New Roman"/>
                 <w:b w:val="false"/>
                 <w:bCs w:val="false"/>
                 <w:sz w:val="21"/>
@@ -3027,29 +2935,26 @@
         </w:tc>
         <w:tc>
           <w:tcPr>
+            <w:tcBorders>
+              <w:bottom w:val="single" w:sz="6" w:space="0" w:color="000000"/>
+            </w:tcBorders>
             <w:tcW w:type="dxa" w:w="2760"/>
-            <w:tcBorders>
-              <w:top w:val="none" w:color="FFFFFF" w:sz="0"/>
-              <w:left w:val="none" w:color="FFFFFF" w:sz="0"/>
-              <w:bottom w:val="none" w:color="FFFFFF" w:sz="0"/>
-              <w:right w:val="none" w:color="FFFFFF" w:sz="0"/>
-            </w:tcBorders>
-            <w:tcMar>
-              <w:top w:type="dxa" w:w="60"/>
-              <w:left w:type="dxa" w:w="120"/>
-              <w:bottom w:type="dxa" w:w="60"/>
-              <w:right w:type="dxa" w:w="120"/>
-            </w:tcMar>
-            <w:vAlign w:val="center"/>
-          </w:tcPr>
-          <w:p>
-            <w:pPr>
-              <w:spacing w:after="0" w:before="0" w:line="276"/>
-              <w:jc w:val="center"/>
-            </w:pPr>
-            <w:r>
-              <w:rPr>
-                <w:rFonts w:ascii="Times New Roman" w:eastAsia="SimSun" w:hAnsi="Times New Roman"/>
+            <w:tcMar>
+              <w:top w:type="dxa" w:w="60"/>
+              <w:left w:type="dxa" w:w="120"/>
+              <w:bottom w:type="dxa" w:w="60"/>
+              <w:right w:type="dxa" w:w="120"/>
+            </w:tcMar>
+            <w:vAlign w:val="center"/>
+          </w:tcPr>
+          <w:p>
+            <w:pPr>
+              <w:spacing w:after="0" w:before="0" w:line="276"/>
+              <w:jc w:val="center"/>
+            </w:pPr>
+            <w:r>
+              <w:rPr>
+                <w:rFonts w:ascii="Times New Roman" w:eastAsia="宋体" w:hAnsi="Times New Roman"/>
                 <w:b w:val="false"/>
                 <w:bCs w:val="false"/>
                 <w:sz w:val="21"/>
@@ -3066,29 +2971,26 @@
         </w:trPr>
         <w:tc>
           <w:tcPr>
+            <w:tcBorders>
+              <w:bottom w:val="single" w:sz="6" w:space="0" w:color="000000"/>
+            </w:tcBorders>
             <w:tcW w:type="dxa" w:w="2400"/>
-            <w:tcBorders>
-              <w:top w:val="none" w:color="FFFFFF" w:sz="0"/>
-              <w:left w:val="none" w:color="FFFFFF" w:sz="0"/>
-              <w:bottom w:val="single" w:color="000000" w:sz="18"/>
-              <w:right w:val="none" w:color="FFFFFF" w:sz="0"/>
-            </w:tcBorders>
-            <w:tcMar>
-              <w:top w:type="dxa" w:w="60"/>
-              <w:left w:type="dxa" w:w="120"/>
-              <w:bottom w:type="dxa" w:w="60"/>
-              <w:right w:type="dxa" w:w="120"/>
-            </w:tcMar>
-            <w:vAlign w:val="center"/>
-          </w:tcPr>
-          <w:p>
-            <w:pPr>
-              <w:spacing w:after="0" w:before="0" w:line="276"/>
-              <w:jc w:val="center"/>
-            </w:pPr>
-            <w:r>
-              <w:rPr>
-                <w:rFonts w:ascii="Times New Roman" w:eastAsia="SimSun" w:hAnsi="Times New Roman"/>
+            <w:tcMar>
+              <w:top w:type="dxa" w:w="60"/>
+              <w:left w:type="dxa" w:w="120"/>
+              <w:bottom w:type="dxa" w:w="60"/>
+              <w:right w:type="dxa" w:w="120"/>
+            </w:tcMar>
+            <w:vAlign w:val="center"/>
+          </w:tcPr>
+          <w:p>
+            <w:pPr>
+              <w:spacing w:after="0" w:before="0" w:line="276"/>
+              <w:jc w:val="center"/>
+            </w:pPr>
+            <w:r>
+              <w:rPr>
+                <w:rFonts w:ascii="Times New Roman" w:eastAsia="宋体" w:hAnsi="Times New Roman"/>
                 <w:b w:val="false"/>
                 <w:bCs w:val="false"/>
                 <w:sz w:val="21"/>
@@ -3100,29 +3002,26 @@
         </w:tc>
         <w:tc>
           <w:tcPr>
+            <w:tcBorders>
+              <w:bottom w:val="single" w:sz="6" w:space="0" w:color="000000"/>
+            </w:tcBorders>
             <w:tcW w:type="dxa" w:w="4200"/>
-            <w:tcBorders>
-              <w:top w:val="none" w:color="FFFFFF" w:sz="0"/>
-              <w:left w:val="none" w:color="FFFFFF" w:sz="0"/>
-              <w:bottom w:val="single" w:color="000000" w:sz="18"/>
-              <w:right w:val="none" w:color="FFFFFF" w:sz="0"/>
-            </w:tcBorders>
-            <w:tcMar>
-              <w:top w:type="dxa" w:w="60"/>
-              <w:left w:type="dxa" w:w="120"/>
-              <w:bottom w:type="dxa" w:w="60"/>
-              <w:right w:type="dxa" w:w="120"/>
-            </w:tcMar>
-            <w:vAlign w:val="center"/>
-          </w:tcPr>
-          <w:p>
-            <w:pPr>
-              <w:spacing w:after="0" w:before="0" w:line="276"/>
-              <w:jc w:val="center"/>
-            </w:pPr>
-            <w:r>
-              <w:rPr>
-                <w:rFonts w:ascii="Times New Roman" w:eastAsia="SimSun" w:hAnsi="Times New Roman"/>
+            <w:tcMar>
+              <w:top w:type="dxa" w:w="60"/>
+              <w:left w:type="dxa" w:w="120"/>
+              <w:bottom w:type="dxa" w:w="60"/>
+              <w:right w:type="dxa" w:w="120"/>
+            </w:tcMar>
+            <w:vAlign w:val="center"/>
+          </w:tcPr>
+          <w:p>
+            <w:pPr>
+              <w:spacing w:after="0" w:before="0" w:line="276"/>
+              <w:jc w:val="center"/>
+            </w:pPr>
+            <w:r>
+              <w:rPr>
+                <w:rFonts w:ascii="Times New Roman" w:eastAsia="宋体" w:hAnsi="Times New Roman"/>
                 <w:b w:val="false"/>
                 <w:bCs w:val="false"/>
                 <w:sz w:val="21"/>
@@ -3134,29 +3033,26 @@
         </w:tc>
         <w:tc>
           <w:tcPr>
+            <w:tcBorders>
+              <w:bottom w:val="single" w:sz="6" w:space="0" w:color="000000"/>
+            </w:tcBorders>
             <w:tcW w:type="dxa" w:w="2760"/>
-            <w:tcBorders>
-              <w:top w:val="none" w:color="FFFFFF" w:sz="0"/>
-              <w:left w:val="none" w:color="FFFFFF" w:sz="0"/>
-              <w:bottom w:val="single" w:color="000000" w:sz="18"/>
-              <w:right w:val="none" w:color="FFFFFF" w:sz="0"/>
-            </w:tcBorders>
-            <w:tcMar>
-              <w:top w:type="dxa" w:w="60"/>
-              <w:left w:type="dxa" w:w="120"/>
-              <w:bottom w:type="dxa" w:w="60"/>
-              <w:right w:type="dxa" w:w="120"/>
-            </w:tcMar>
-            <w:vAlign w:val="center"/>
-          </w:tcPr>
-          <w:p>
-            <w:pPr>
-              <w:spacing w:after="0" w:before="0" w:line="276"/>
-              <w:jc w:val="center"/>
-            </w:pPr>
-            <w:r>
-              <w:rPr>
-                <w:rFonts w:ascii="Times New Roman" w:eastAsia="SimSun" w:hAnsi="Times New Roman"/>
+            <w:tcMar>
+              <w:top w:type="dxa" w:w="60"/>
+              <w:left w:type="dxa" w:w="120"/>
+              <w:bottom w:type="dxa" w:w="60"/>
+              <w:right w:type="dxa" w:w="120"/>
+            </w:tcMar>
+            <w:vAlign w:val="center"/>
+          </w:tcPr>
+          <w:p>
+            <w:pPr>
+              <w:spacing w:after="0" w:before="0" w:line="276"/>
+              <w:jc w:val="center"/>
+            </w:pPr>
+            <w:r>
+              <w:rPr>
+                <w:rFonts w:ascii="Times New Roman" w:eastAsia="宋体" w:hAnsi="Times New Roman"/>
                 <w:b w:val="false"/>
                 <w:bCs w:val="false"/>
                 <w:sz w:val="21"/>
@@ -3181,7 +3077,7 @@
       </w:pPr>
       <w:r>
         <w:rPr>
-          <w:rFonts w:ascii="Times New Roman" w:eastAsia="SimSun" w:hAnsi="Times New Roman"/>
+          <w:rFonts w:ascii="Times New Roman" w:eastAsia="宋体" w:hAnsi="Times New Roman"/>
           <w:b w:val="false"/>
           <w:bCs w:val="false"/>
           <w:sz w:val="24"/>
@@ -3197,7 +3093,7 @@
       </w:pPr>
       <w:r>
         <w:rPr>
-          <w:rFonts w:ascii="Times New Roman" w:eastAsia="SimHei" w:hAnsi="Times New Roman"/>
+          <w:rFonts w:ascii="Times New Roman" w:eastAsia="黑体" w:hAnsi="Times New Roman"/>
           <w:b/>
           <w:bCs/>
           <w:sz w:val="28"/>
@@ -3211,12 +3107,8 @@
         <w:tblW w:type="dxa" w:w="9360"/>
         <w:jc w:val="center"/>
         <w:tblBorders>
-          <w:top w:val="single" w:color="auto" w:sz="4"/>
-          <w:left w:val="single" w:color="auto" w:sz="4"/>
-          <w:bottom w:val="single" w:color="auto" w:sz="4"/>
-          <w:right w:val="single" w:color="auto" w:sz="4"/>
-          <w:insideH w:val="single" w:color="auto" w:sz="4"/>
-          <w:insideV w:val="single" w:color="auto" w:sz="4"/>
+          <w:top w:val="single" w:sz="12" w:space="0" w:color="000000"/>
+          <w:bottom w:val="single" w:sz="12" w:space="0" w:color="000000"/>
         </w:tblBorders>
       </w:tblPr>
       <w:tblGrid>
@@ -3230,29 +3122,26 @@
         </w:trPr>
         <w:tc>
           <w:tcPr>
+            <w:tcBorders>
+              <w:bottom w:val="single" w:sz="6" w:space="0" w:color="000000"/>
+            </w:tcBorders>
             <w:tcW w:type="dxa" w:w="2400"/>
-            <w:tcBorders>
-              <w:top w:val="single" w:color="000000" w:sz="18"/>
-              <w:left w:val="none" w:color="FFFFFF" w:sz="0"/>
-              <w:bottom w:val="single" w:color="000000" w:sz="6"/>
-              <w:right w:val="none" w:color="FFFFFF" w:sz="0"/>
-            </w:tcBorders>
-            <w:tcMar>
-              <w:top w:type="dxa" w:w="60"/>
-              <w:left w:type="dxa" w:w="120"/>
-              <w:bottom w:type="dxa" w:w="60"/>
-              <w:right w:type="dxa" w:w="120"/>
-            </w:tcMar>
-            <w:vAlign w:val="center"/>
-          </w:tcPr>
-          <w:p>
-            <w:pPr>
-              <w:spacing w:after="0" w:before="0" w:line="276"/>
-              <w:jc w:val="center"/>
-            </w:pPr>
-            <w:r>
-              <w:rPr>
-                <w:rFonts w:ascii="Times New Roman" w:eastAsia="SimSun" w:hAnsi="Times New Roman"/>
+            <w:tcMar>
+              <w:top w:type="dxa" w:w="60"/>
+              <w:left w:type="dxa" w:w="120"/>
+              <w:bottom w:type="dxa" w:w="60"/>
+              <w:right w:type="dxa" w:w="120"/>
+            </w:tcMar>
+            <w:vAlign w:val="center"/>
+          </w:tcPr>
+          <w:p>
+            <w:pPr>
+              <w:spacing w:after="0" w:before="0" w:line="276"/>
+              <w:jc w:val="center"/>
+            </w:pPr>
+            <w:r>
+              <w:rPr>
+                <w:rFonts w:ascii="Times New Roman" w:eastAsia="宋体" w:hAnsi="Times New Roman"/>
                 <w:b/>
                 <w:bCs/>
                 <w:sz w:val="21"/>
@@ -3264,29 +3153,26 @@
         </w:tc>
         <w:tc>
           <w:tcPr>
+            <w:tcBorders>
+              <w:bottom w:val="single" w:sz="6" w:space="0" w:color="000000"/>
+            </w:tcBorders>
             <w:tcW w:type="dxa" w:w="4200"/>
-            <w:tcBorders>
-              <w:top w:val="single" w:color="000000" w:sz="18"/>
-              <w:left w:val="none" w:color="FFFFFF" w:sz="0"/>
-              <w:bottom w:val="single" w:color="000000" w:sz="6"/>
-              <w:right w:val="none" w:color="FFFFFF" w:sz="0"/>
-            </w:tcBorders>
-            <w:tcMar>
-              <w:top w:type="dxa" w:w="60"/>
-              <w:left w:type="dxa" w:w="120"/>
-              <w:bottom w:type="dxa" w:w="60"/>
-              <w:right w:type="dxa" w:w="120"/>
-            </w:tcMar>
-            <w:vAlign w:val="center"/>
-          </w:tcPr>
-          <w:p>
-            <w:pPr>
-              <w:spacing w:after="0" w:before="0" w:line="276"/>
-              <w:jc w:val="center"/>
-            </w:pPr>
-            <w:r>
-              <w:rPr>
-                <w:rFonts w:ascii="Times New Roman" w:eastAsia="SimSun" w:hAnsi="Times New Roman"/>
+            <w:tcMar>
+              <w:top w:type="dxa" w:w="60"/>
+              <w:left w:type="dxa" w:w="120"/>
+              <w:bottom w:type="dxa" w:w="60"/>
+              <w:right w:type="dxa" w:w="120"/>
+            </w:tcMar>
+            <w:vAlign w:val="center"/>
+          </w:tcPr>
+          <w:p>
+            <w:pPr>
+              <w:spacing w:after="0" w:before="0" w:line="276"/>
+              <w:jc w:val="center"/>
+            </w:pPr>
+            <w:r>
+              <w:rPr>
+                <w:rFonts w:ascii="Times New Roman" w:eastAsia="宋体" w:hAnsi="Times New Roman"/>
                 <w:b/>
                 <w:bCs/>
                 <w:sz w:val="21"/>
@@ -3298,29 +3184,26 @@
         </w:tc>
         <w:tc>
           <w:tcPr>
+            <w:tcBorders>
+              <w:bottom w:val="single" w:sz="6" w:space="0" w:color="000000"/>
+            </w:tcBorders>
             <w:tcW w:type="dxa" w:w="2760"/>
-            <w:tcBorders>
-              <w:top w:val="single" w:color="000000" w:sz="18"/>
-              <w:left w:val="none" w:color="FFFFFF" w:sz="0"/>
-              <w:bottom w:val="single" w:color="000000" w:sz="6"/>
-              <w:right w:val="none" w:color="FFFFFF" w:sz="0"/>
-            </w:tcBorders>
-            <w:tcMar>
-              <w:top w:type="dxa" w:w="60"/>
-              <w:left w:type="dxa" w:w="120"/>
-              <w:bottom w:type="dxa" w:w="60"/>
-              <w:right w:type="dxa" w:w="120"/>
-            </w:tcMar>
-            <w:vAlign w:val="center"/>
-          </w:tcPr>
-          <w:p>
-            <w:pPr>
-              <w:spacing w:after="0" w:before="0" w:line="276"/>
-              <w:jc w:val="center"/>
-            </w:pPr>
-            <w:r>
-              <w:rPr>
-                <w:rFonts w:ascii="Times New Roman" w:eastAsia="SimSun" w:hAnsi="Times New Roman"/>
+            <w:tcMar>
+              <w:top w:type="dxa" w:w="60"/>
+              <w:left w:type="dxa" w:w="120"/>
+              <w:bottom w:type="dxa" w:w="60"/>
+              <w:right w:type="dxa" w:w="120"/>
+            </w:tcMar>
+            <w:vAlign w:val="center"/>
+          </w:tcPr>
+          <w:p>
+            <w:pPr>
+              <w:spacing w:after="0" w:before="0" w:line="276"/>
+              <w:jc w:val="center"/>
+            </w:pPr>
+            <w:r>
+              <w:rPr>
+                <w:rFonts w:ascii="Times New Roman" w:eastAsia="宋体" w:hAnsi="Times New Roman"/>
                 <w:b/>
                 <w:bCs/>
                 <w:sz w:val="21"/>
@@ -3337,29 +3220,26 @@
         </w:trPr>
         <w:tc>
           <w:tcPr>
+            <w:tcBorders>
+              <w:bottom w:val="single" w:sz="6" w:space="0" w:color="000000"/>
+            </w:tcBorders>
             <w:tcW w:type="dxa" w:w="2400"/>
-            <w:tcBorders>
-              <w:top w:val="none" w:color="FFFFFF" w:sz="0"/>
-              <w:left w:val="none" w:color="FFFFFF" w:sz="0"/>
-              <w:bottom w:val="none" w:color="FFFFFF" w:sz="0"/>
-              <w:right w:val="none" w:color="FFFFFF" w:sz="0"/>
-            </w:tcBorders>
-            <w:tcMar>
-              <w:top w:type="dxa" w:w="60"/>
-              <w:left w:type="dxa" w:w="120"/>
-              <w:bottom w:type="dxa" w:w="60"/>
-              <w:right w:type="dxa" w:w="120"/>
-            </w:tcMar>
-            <w:vAlign w:val="center"/>
-          </w:tcPr>
-          <w:p>
-            <w:pPr>
-              <w:spacing w:after="0" w:before="0" w:line="276"/>
-              <w:jc w:val="center"/>
-            </w:pPr>
-            <w:r>
-              <w:rPr>
-                <w:rFonts w:ascii="Times New Roman" w:eastAsia="SimSun" w:hAnsi="Times New Roman"/>
+            <w:tcMar>
+              <w:top w:type="dxa" w:w="60"/>
+              <w:left w:type="dxa" w:w="120"/>
+              <w:bottom w:type="dxa" w:w="60"/>
+              <w:right w:type="dxa" w:w="120"/>
+            </w:tcMar>
+            <w:vAlign w:val="center"/>
+          </w:tcPr>
+          <w:p>
+            <w:pPr>
+              <w:spacing w:after="0" w:before="0" w:line="276"/>
+              <w:jc w:val="center"/>
+            </w:pPr>
+            <w:r>
+              <w:rPr>
+                <w:rFonts w:ascii="Times New Roman" w:eastAsia="宋体" w:hAnsi="Times New Roman"/>
                 <w:b w:val="false"/>
                 <w:bCs w:val="false"/>
                 <w:sz w:val="21"/>
@@ -3371,29 +3251,26 @@
         </w:tc>
         <w:tc>
           <w:tcPr>
+            <w:tcBorders>
+              <w:bottom w:val="single" w:sz="6" w:space="0" w:color="000000"/>
+            </w:tcBorders>
             <w:tcW w:type="dxa" w:w="4200"/>
-            <w:tcBorders>
-              <w:top w:val="none" w:color="FFFFFF" w:sz="0"/>
-              <w:left w:val="none" w:color="FFFFFF" w:sz="0"/>
-              <w:bottom w:val="none" w:color="FFFFFF" w:sz="0"/>
-              <w:right w:val="none" w:color="FFFFFF" w:sz="0"/>
-            </w:tcBorders>
-            <w:tcMar>
-              <w:top w:type="dxa" w:w="60"/>
-              <w:left w:type="dxa" w:w="120"/>
-              <w:bottom w:type="dxa" w:w="60"/>
-              <w:right w:type="dxa" w:w="120"/>
-            </w:tcMar>
-            <w:vAlign w:val="center"/>
-          </w:tcPr>
-          <w:p>
-            <w:pPr>
-              <w:spacing w:after="0" w:before="0" w:line="276"/>
-              <w:jc w:val="center"/>
-            </w:pPr>
-            <w:r>
-              <w:rPr>
-                <w:rFonts w:ascii="Times New Roman" w:eastAsia="SimSun" w:hAnsi="Times New Roman"/>
+            <w:tcMar>
+              <w:top w:type="dxa" w:w="60"/>
+              <w:left w:type="dxa" w:w="120"/>
+              <w:bottom w:type="dxa" w:w="60"/>
+              <w:right w:type="dxa" w:w="120"/>
+            </w:tcMar>
+            <w:vAlign w:val="center"/>
+          </w:tcPr>
+          <w:p>
+            <w:pPr>
+              <w:spacing w:after="0" w:before="0" w:line="276"/>
+              <w:jc w:val="center"/>
+            </w:pPr>
+            <w:r>
+              <w:rPr>
+                <w:rFonts w:ascii="Times New Roman" w:eastAsia="宋体" w:hAnsi="Times New Roman"/>
                 <w:b w:val="false"/>
                 <w:bCs w:val="false"/>
                 <w:sz w:val="21"/>
@@ -3405,29 +3282,26 @@
         </w:tc>
         <w:tc>
           <w:tcPr>
+            <w:tcBorders>
+              <w:bottom w:val="single" w:sz="6" w:space="0" w:color="000000"/>
+            </w:tcBorders>
             <w:tcW w:type="dxa" w:w="2760"/>
-            <w:tcBorders>
-              <w:top w:val="none" w:color="FFFFFF" w:sz="0"/>
-              <w:left w:val="none" w:color="FFFFFF" w:sz="0"/>
-              <w:bottom w:val="none" w:color="FFFFFF" w:sz="0"/>
-              <w:right w:val="none" w:color="FFFFFF" w:sz="0"/>
-            </w:tcBorders>
-            <w:tcMar>
-              <w:top w:type="dxa" w:w="60"/>
-              <w:left w:type="dxa" w:w="120"/>
-              <w:bottom w:type="dxa" w:w="60"/>
-              <w:right w:type="dxa" w:w="120"/>
-            </w:tcMar>
-            <w:vAlign w:val="center"/>
-          </w:tcPr>
-          <w:p>
-            <w:pPr>
-              <w:spacing w:after="0" w:before="0" w:line="276"/>
-              <w:jc w:val="center"/>
-            </w:pPr>
-            <w:r>
-              <w:rPr>
-                <w:rFonts w:ascii="Times New Roman" w:eastAsia="SimSun" w:hAnsi="Times New Roman"/>
+            <w:tcMar>
+              <w:top w:type="dxa" w:w="60"/>
+              <w:left w:type="dxa" w:w="120"/>
+              <w:bottom w:type="dxa" w:w="60"/>
+              <w:right w:type="dxa" w:w="120"/>
+            </w:tcMar>
+            <w:vAlign w:val="center"/>
+          </w:tcPr>
+          <w:p>
+            <w:pPr>
+              <w:spacing w:after="0" w:before="0" w:line="276"/>
+              <w:jc w:val="center"/>
+            </w:pPr>
+            <w:r>
+              <w:rPr>
+                <w:rFonts w:ascii="Times New Roman" w:eastAsia="宋体" w:hAnsi="Times New Roman"/>
                 <w:b w:val="false"/>
                 <w:bCs w:val="false"/>
                 <w:sz w:val="21"/>
@@ -3444,29 +3318,26 @@
         </w:trPr>
         <w:tc>
           <w:tcPr>
+            <w:tcBorders>
+              <w:bottom w:val="single" w:sz="6" w:space="0" w:color="000000"/>
+            </w:tcBorders>
             <w:tcW w:type="dxa" w:w="2400"/>
-            <w:tcBorders>
-              <w:top w:val="none" w:color="FFFFFF" w:sz="0"/>
-              <w:left w:val="none" w:color="FFFFFF" w:sz="0"/>
-              <w:bottom w:val="single" w:color="000000" w:sz="18"/>
-              <w:right w:val="none" w:color="FFFFFF" w:sz="0"/>
-            </w:tcBorders>
-            <w:tcMar>
-              <w:top w:type="dxa" w:w="60"/>
-              <w:left w:type="dxa" w:w="120"/>
-              <w:bottom w:type="dxa" w:w="60"/>
-              <w:right w:type="dxa" w:w="120"/>
-            </w:tcMar>
-            <w:vAlign w:val="center"/>
-          </w:tcPr>
-          <w:p>
-            <w:pPr>
-              <w:spacing w:after="0" w:before="0" w:line="276"/>
-              <w:jc w:val="center"/>
-            </w:pPr>
-            <w:r>
-              <w:rPr>
-                <w:rFonts w:ascii="Times New Roman" w:eastAsia="SimSun" w:hAnsi="Times New Roman"/>
+            <w:tcMar>
+              <w:top w:type="dxa" w:w="60"/>
+              <w:left w:type="dxa" w:w="120"/>
+              <w:bottom w:type="dxa" w:w="60"/>
+              <w:right w:type="dxa" w:w="120"/>
+            </w:tcMar>
+            <w:vAlign w:val="center"/>
+          </w:tcPr>
+          <w:p>
+            <w:pPr>
+              <w:spacing w:after="0" w:before="0" w:line="276"/>
+              <w:jc w:val="center"/>
+            </w:pPr>
+            <w:r>
+              <w:rPr>
+                <w:rFonts w:ascii="Times New Roman" w:eastAsia="宋体" w:hAnsi="Times New Roman"/>
                 <w:b w:val="false"/>
                 <w:bCs w:val="false"/>
                 <w:sz w:val="21"/>
@@ -3478,29 +3349,26 @@
         </w:tc>
         <w:tc>
           <w:tcPr>
+            <w:tcBorders>
+              <w:bottom w:val="single" w:sz="6" w:space="0" w:color="000000"/>
+            </w:tcBorders>
             <w:tcW w:type="dxa" w:w="4200"/>
-            <w:tcBorders>
-              <w:top w:val="none" w:color="FFFFFF" w:sz="0"/>
-              <w:left w:val="none" w:color="FFFFFF" w:sz="0"/>
-              <w:bottom w:val="single" w:color="000000" w:sz="18"/>
-              <w:right w:val="none" w:color="FFFFFF" w:sz="0"/>
-            </w:tcBorders>
-            <w:tcMar>
-              <w:top w:type="dxa" w:w="60"/>
-              <w:left w:type="dxa" w:w="120"/>
-              <w:bottom w:type="dxa" w:w="60"/>
-              <w:right w:type="dxa" w:w="120"/>
-            </w:tcMar>
-            <w:vAlign w:val="center"/>
-          </w:tcPr>
-          <w:p>
-            <w:pPr>
-              <w:spacing w:after="0" w:before="0" w:line="276"/>
-              <w:jc w:val="center"/>
-            </w:pPr>
-            <w:r>
-              <w:rPr>
-                <w:rFonts w:ascii="Times New Roman" w:eastAsia="SimSun" w:hAnsi="Times New Roman"/>
+            <w:tcMar>
+              <w:top w:type="dxa" w:w="60"/>
+              <w:left w:type="dxa" w:w="120"/>
+              <w:bottom w:type="dxa" w:w="60"/>
+              <w:right w:type="dxa" w:w="120"/>
+            </w:tcMar>
+            <w:vAlign w:val="center"/>
+          </w:tcPr>
+          <w:p>
+            <w:pPr>
+              <w:spacing w:after="0" w:before="0" w:line="276"/>
+              <w:jc w:val="center"/>
+            </w:pPr>
+            <w:r>
+              <w:rPr>
+                <w:rFonts w:ascii="Times New Roman" w:eastAsia="宋体" w:hAnsi="Times New Roman"/>
                 <w:b w:val="false"/>
                 <w:bCs w:val="false"/>
                 <w:sz w:val="21"/>
@@ -3512,29 +3380,26 @@
         </w:tc>
         <w:tc>
           <w:tcPr>
+            <w:tcBorders>
+              <w:bottom w:val="single" w:sz="6" w:space="0" w:color="000000"/>
+            </w:tcBorders>
             <w:tcW w:type="dxa" w:w="2760"/>
-            <w:tcBorders>
-              <w:top w:val="none" w:color="FFFFFF" w:sz="0"/>
-              <w:left w:val="none" w:color="FFFFFF" w:sz="0"/>
-              <w:bottom w:val="single" w:color="000000" w:sz="18"/>
-              <w:right w:val="none" w:color="FFFFFF" w:sz="0"/>
-            </w:tcBorders>
-            <w:tcMar>
-              <w:top w:type="dxa" w:w="60"/>
-              <w:left w:type="dxa" w:w="120"/>
-              <w:bottom w:type="dxa" w:w="60"/>
-              <w:right w:type="dxa" w:w="120"/>
-            </w:tcMar>
-            <w:vAlign w:val="center"/>
-          </w:tcPr>
-          <w:p>
-            <w:pPr>
-              <w:spacing w:after="0" w:before="0" w:line="276"/>
-              <w:jc w:val="center"/>
-            </w:pPr>
-            <w:r>
-              <w:rPr>
-                <w:rFonts w:ascii="Times New Roman" w:eastAsia="SimSun" w:hAnsi="Times New Roman"/>
+            <w:tcMar>
+              <w:top w:type="dxa" w:w="60"/>
+              <w:left w:type="dxa" w:w="120"/>
+              <w:bottom w:type="dxa" w:w="60"/>
+              <w:right w:type="dxa" w:w="120"/>
+            </w:tcMar>
+            <w:vAlign w:val="center"/>
+          </w:tcPr>
+          <w:p>
+            <w:pPr>
+              <w:spacing w:after="0" w:before="0" w:line="276"/>
+              <w:jc w:val="center"/>
+            </w:pPr>
+            <w:r>
+              <w:rPr>
+                <w:rFonts w:ascii="Times New Roman" w:eastAsia="宋体" w:hAnsi="Times New Roman"/>
                 <w:b w:val="false"/>
                 <w:bCs w:val="false"/>
                 <w:sz w:val="21"/>
@@ -3559,7 +3424,7 @@
       </w:pPr>
       <w:r>
         <w:rPr>
-          <w:rFonts w:ascii="Times New Roman" w:eastAsia="SimSun" w:hAnsi="Times New Roman"/>
+          <w:rFonts w:ascii="Times New Roman" w:eastAsia="宋体" w:hAnsi="Times New Roman"/>
           <w:b w:val="false"/>
           <w:bCs w:val="false"/>
           <w:sz w:val="24"/>
@@ -3575,7 +3440,7 @@
       </w:pPr>
       <w:r>
         <w:rPr>
-          <w:rFonts w:ascii="Times New Roman" w:eastAsia="SimHei" w:hAnsi="Times New Roman"/>
+          <w:rFonts w:ascii="Times New Roman" w:eastAsia="黑体" w:hAnsi="Times New Roman"/>
           <w:b/>
           <w:bCs/>
           <w:sz w:val="28"/>
@@ -3589,12 +3454,8 @@
         <w:tblW w:type="dxa" w:w="9360"/>
         <w:jc w:val="center"/>
         <w:tblBorders>
-          <w:top w:val="single" w:color="auto" w:sz="4"/>
-          <w:left w:val="single" w:color="auto" w:sz="4"/>
-          <w:bottom w:val="single" w:color="auto" w:sz="4"/>
-          <w:right w:val="single" w:color="auto" w:sz="4"/>
-          <w:insideH w:val="single" w:color="auto" w:sz="4"/>
-          <w:insideV w:val="single" w:color="auto" w:sz="4"/>
+          <w:top w:val="single" w:sz="12" w:space="0" w:color="000000"/>
+          <w:bottom w:val="single" w:sz="12" w:space="0" w:color="000000"/>
         </w:tblBorders>
       </w:tblPr>
       <w:tblGrid>
@@ -3608,29 +3469,26 @@
         </w:trPr>
         <w:tc>
           <w:tcPr>
+            <w:tcBorders>
+              <w:bottom w:val="single" w:sz="6" w:space="0" w:color="000000"/>
+            </w:tcBorders>
             <w:tcW w:type="dxa" w:w="2400"/>
-            <w:tcBorders>
-              <w:top w:val="single" w:color="000000" w:sz="18"/>
-              <w:left w:val="none" w:color="FFFFFF" w:sz="0"/>
-              <w:bottom w:val="single" w:color="000000" w:sz="6"/>
-              <w:right w:val="none" w:color="FFFFFF" w:sz="0"/>
-            </w:tcBorders>
-            <w:tcMar>
-              <w:top w:type="dxa" w:w="60"/>
-              <w:left w:type="dxa" w:w="120"/>
-              <w:bottom w:type="dxa" w:w="60"/>
-              <w:right w:type="dxa" w:w="120"/>
-            </w:tcMar>
-            <w:vAlign w:val="center"/>
-          </w:tcPr>
-          <w:p>
-            <w:pPr>
-              <w:spacing w:after="0" w:before="0" w:line="276"/>
-              <w:jc w:val="center"/>
-            </w:pPr>
-            <w:r>
-              <w:rPr>
-                <w:rFonts w:ascii="Times New Roman" w:eastAsia="SimSun" w:hAnsi="Times New Roman"/>
+            <w:tcMar>
+              <w:top w:type="dxa" w:w="60"/>
+              <w:left w:type="dxa" w:w="120"/>
+              <w:bottom w:type="dxa" w:w="60"/>
+              <w:right w:type="dxa" w:w="120"/>
+            </w:tcMar>
+            <w:vAlign w:val="center"/>
+          </w:tcPr>
+          <w:p>
+            <w:pPr>
+              <w:spacing w:after="0" w:before="0" w:line="276"/>
+              <w:jc w:val="center"/>
+            </w:pPr>
+            <w:r>
+              <w:rPr>
+                <w:rFonts w:ascii="Times New Roman" w:eastAsia="宋体" w:hAnsi="Times New Roman"/>
                 <w:b/>
                 <w:bCs/>
                 <w:sz w:val="21"/>
@@ -3642,29 +3500,26 @@
         </w:tc>
         <w:tc>
           <w:tcPr>
+            <w:tcBorders>
+              <w:bottom w:val="single" w:sz="6" w:space="0" w:color="000000"/>
+            </w:tcBorders>
             <w:tcW w:type="dxa" w:w="4200"/>
-            <w:tcBorders>
-              <w:top w:val="single" w:color="000000" w:sz="18"/>
-              <w:left w:val="none" w:color="FFFFFF" w:sz="0"/>
-              <w:bottom w:val="single" w:color="000000" w:sz="6"/>
-              <w:right w:val="none" w:color="FFFFFF" w:sz="0"/>
-            </w:tcBorders>
-            <w:tcMar>
-              <w:top w:type="dxa" w:w="60"/>
-              <w:left w:type="dxa" w:w="120"/>
-              <w:bottom w:type="dxa" w:w="60"/>
-              <w:right w:type="dxa" w:w="120"/>
-            </w:tcMar>
-            <w:vAlign w:val="center"/>
-          </w:tcPr>
-          <w:p>
-            <w:pPr>
-              <w:spacing w:after="0" w:before="0" w:line="276"/>
-              <w:jc w:val="center"/>
-            </w:pPr>
-            <w:r>
-              <w:rPr>
-                <w:rFonts w:ascii="Times New Roman" w:eastAsia="SimSun" w:hAnsi="Times New Roman"/>
+            <w:tcMar>
+              <w:top w:type="dxa" w:w="60"/>
+              <w:left w:type="dxa" w:w="120"/>
+              <w:bottom w:type="dxa" w:w="60"/>
+              <w:right w:type="dxa" w:w="120"/>
+            </w:tcMar>
+            <w:vAlign w:val="center"/>
+          </w:tcPr>
+          <w:p>
+            <w:pPr>
+              <w:spacing w:after="0" w:before="0" w:line="276"/>
+              <w:jc w:val="center"/>
+            </w:pPr>
+            <w:r>
+              <w:rPr>
+                <w:rFonts w:ascii="Times New Roman" w:eastAsia="宋体" w:hAnsi="Times New Roman"/>
                 <w:b/>
                 <w:bCs/>
                 <w:sz w:val="21"/>
@@ -3676,29 +3531,26 @@
         </w:tc>
         <w:tc>
           <w:tcPr>
+            <w:tcBorders>
+              <w:bottom w:val="single" w:sz="6" w:space="0" w:color="000000"/>
+            </w:tcBorders>
             <w:tcW w:type="dxa" w:w="2760"/>
-            <w:tcBorders>
-              <w:top w:val="single" w:color="000000" w:sz="18"/>
-              <w:left w:val="none" w:color="FFFFFF" w:sz="0"/>
-              <w:bottom w:val="single" w:color="000000" w:sz="6"/>
-              <w:right w:val="none" w:color="FFFFFF" w:sz="0"/>
-            </w:tcBorders>
-            <w:tcMar>
-              <w:top w:type="dxa" w:w="60"/>
-              <w:left w:type="dxa" w:w="120"/>
-              <w:bottom w:type="dxa" w:w="60"/>
-              <w:right w:type="dxa" w:w="120"/>
-            </w:tcMar>
-            <w:vAlign w:val="center"/>
-          </w:tcPr>
-          <w:p>
-            <w:pPr>
-              <w:spacing w:after="0" w:before="0" w:line="276"/>
-              <w:jc w:val="center"/>
-            </w:pPr>
-            <w:r>
-              <w:rPr>
-                <w:rFonts w:ascii="Times New Roman" w:eastAsia="SimSun" w:hAnsi="Times New Roman"/>
+            <w:tcMar>
+              <w:top w:type="dxa" w:w="60"/>
+              <w:left w:type="dxa" w:w="120"/>
+              <w:bottom w:type="dxa" w:w="60"/>
+              <w:right w:type="dxa" w:w="120"/>
+            </w:tcMar>
+            <w:vAlign w:val="center"/>
+          </w:tcPr>
+          <w:p>
+            <w:pPr>
+              <w:spacing w:after="0" w:before="0" w:line="276"/>
+              <w:jc w:val="center"/>
+            </w:pPr>
+            <w:r>
+              <w:rPr>
+                <w:rFonts w:ascii="Times New Roman" w:eastAsia="宋体" w:hAnsi="Times New Roman"/>
                 <w:b/>
                 <w:bCs/>
                 <w:sz w:val="21"/>
@@ -3715,29 +3567,26 @@
         </w:trPr>
         <w:tc>
           <w:tcPr>
+            <w:tcBorders>
+              <w:bottom w:val="single" w:sz="6" w:space="0" w:color="000000"/>
+            </w:tcBorders>
             <w:tcW w:type="dxa" w:w="2400"/>
-            <w:tcBorders>
-              <w:top w:val="none" w:color="FFFFFF" w:sz="0"/>
-              <w:left w:val="none" w:color="FFFFFF" w:sz="0"/>
-              <w:bottom w:val="none" w:color="FFFFFF" w:sz="0"/>
-              <w:right w:val="none" w:color="FFFFFF" w:sz="0"/>
-            </w:tcBorders>
-            <w:tcMar>
-              <w:top w:type="dxa" w:w="60"/>
-              <w:left w:type="dxa" w:w="120"/>
-              <w:bottom w:type="dxa" w:w="60"/>
-              <w:right w:type="dxa" w:w="120"/>
-            </w:tcMar>
-            <w:vAlign w:val="center"/>
-          </w:tcPr>
-          <w:p>
-            <w:pPr>
-              <w:spacing w:after="0" w:before="0" w:line="276"/>
-              <w:jc w:val="center"/>
-            </w:pPr>
-            <w:r>
-              <w:rPr>
-                <w:rFonts w:ascii="Times New Roman" w:eastAsia="SimSun" w:hAnsi="Times New Roman"/>
+            <w:tcMar>
+              <w:top w:type="dxa" w:w="60"/>
+              <w:left w:type="dxa" w:w="120"/>
+              <w:bottom w:type="dxa" w:w="60"/>
+              <w:right w:type="dxa" w:w="120"/>
+            </w:tcMar>
+            <w:vAlign w:val="center"/>
+          </w:tcPr>
+          <w:p>
+            <w:pPr>
+              <w:spacing w:after="0" w:before="0" w:line="276"/>
+              <w:jc w:val="center"/>
+            </w:pPr>
+            <w:r>
+              <w:rPr>
+                <w:rFonts w:ascii="Times New Roman" w:eastAsia="宋体" w:hAnsi="Times New Roman"/>
                 <w:b w:val="false"/>
                 <w:bCs w:val="false"/>
                 <w:sz w:val="21"/>
@@ -3749,29 +3598,26 @@
         </w:tc>
         <w:tc>
           <w:tcPr>
+            <w:tcBorders>
+              <w:bottom w:val="single" w:sz="6" w:space="0" w:color="000000"/>
+            </w:tcBorders>
             <w:tcW w:type="dxa" w:w="4200"/>
-            <w:tcBorders>
-              <w:top w:val="none" w:color="FFFFFF" w:sz="0"/>
-              <w:left w:val="none" w:color="FFFFFF" w:sz="0"/>
-              <w:bottom w:val="none" w:color="FFFFFF" w:sz="0"/>
-              <w:right w:val="none" w:color="FFFFFF" w:sz="0"/>
-            </w:tcBorders>
-            <w:tcMar>
-              <w:top w:type="dxa" w:w="60"/>
-              <w:left w:type="dxa" w:w="120"/>
-              <w:bottom w:type="dxa" w:w="60"/>
-              <w:right w:type="dxa" w:w="120"/>
-            </w:tcMar>
-            <w:vAlign w:val="center"/>
-          </w:tcPr>
-          <w:p>
-            <w:pPr>
-              <w:spacing w:after="0" w:before="0" w:line="276"/>
-              <w:jc w:val="center"/>
-            </w:pPr>
-            <w:r>
-              <w:rPr>
-                <w:rFonts w:ascii="Times New Roman" w:eastAsia="SimSun" w:hAnsi="Times New Roman"/>
+            <w:tcMar>
+              <w:top w:type="dxa" w:w="60"/>
+              <w:left w:type="dxa" w:w="120"/>
+              <w:bottom w:type="dxa" w:w="60"/>
+              <w:right w:type="dxa" w:w="120"/>
+            </w:tcMar>
+            <w:vAlign w:val="center"/>
+          </w:tcPr>
+          <w:p>
+            <w:pPr>
+              <w:spacing w:after="0" w:before="0" w:line="276"/>
+              <w:jc w:val="center"/>
+            </w:pPr>
+            <w:r>
+              <w:rPr>
+                <w:rFonts w:ascii="Times New Roman" w:eastAsia="宋体" w:hAnsi="Times New Roman"/>
                 <w:b w:val="false"/>
                 <w:bCs w:val="false"/>
                 <w:sz w:val="21"/>
@@ -3783,29 +3629,26 @@
         </w:tc>
         <w:tc>
           <w:tcPr>
+            <w:tcBorders>
+              <w:bottom w:val="single" w:sz="6" w:space="0" w:color="000000"/>
+            </w:tcBorders>
             <w:tcW w:type="dxa" w:w="2760"/>
-            <w:tcBorders>
-              <w:top w:val="none" w:color="FFFFFF" w:sz="0"/>
-              <w:left w:val="none" w:color="FFFFFF" w:sz="0"/>
-              <w:bottom w:val="none" w:color="FFFFFF" w:sz="0"/>
-              <w:right w:val="none" w:color="FFFFFF" w:sz="0"/>
-            </w:tcBorders>
-            <w:tcMar>
-              <w:top w:type="dxa" w:w="60"/>
-              <w:left w:type="dxa" w:w="120"/>
-              <w:bottom w:type="dxa" w:w="60"/>
-              <w:right w:type="dxa" w:w="120"/>
-            </w:tcMar>
-            <w:vAlign w:val="center"/>
-          </w:tcPr>
-          <w:p>
-            <w:pPr>
-              <w:spacing w:after="0" w:before="0" w:line="276"/>
-              <w:jc w:val="center"/>
-            </w:pPr>
-            <w:r>
-              <w:rPr>
-                <w:rFonts w:ascii="Times New Roman" w:eastAsia="SimSun" w:hAnsi="Times New Roman"/>
+            <w:tcMar>
+              <w:top w:type="dxa" w:w="60"/>
+              <w:left w:type="dxa" w:w="120"/>
+              <w:bottom w:type="dxa" w:w="60"/>
+              <w:right w:type="dxa" w:w="120"/>
+            </w:tcMar>
+            <w:vAlign w:val="center"/>
+          </w:tcPr>
+          <w:p>
+            <w:pPr>
+              <w:spacing w:after="0" w:before="0" w:line="276"/>
+              <w:jc w:val="center"/>
+            </w:pPr>
+            <w:r>
+              <w:rPr>
+                <w:rFonts w:ascii="Times New Roman" w:eastAsia="宋体" w:hAnsi="Times New Roman"/>
                 <w:b w:val="false"/>
                 <w:bCs w:val="false"/>
                 <w:sz w:val="21"/>
@@ -3822,29 +3665,26 @@
         </w:trPr>
         <w:tc>
           <w:tcPr>
+            <w:tcBorders>
+              <w:bottom w:val="single" w:sz="6" w:space="0" w:color="000000"/>
+            </w:tcBorders>
             <w:tcW w:type="dxa" w:w="2400"/>
-            <w:tcBorders>
-              <w:top w:val="none" w:color="FFFFFF" w:sz="0"/>
-              <w:left w:val="none" w:color="FFFFFF" w:sz="0"/>
-              <w:bottom w:val="none" w:color="FFFFFF" w:sz="0"/>
-              <w:right w:val="none" w:color="FFFFFF" w:sz="0"/>
-            </w:tcBorders>
-            <w:tcMar>
-              <w:top w:type="dxa" w:w="60"/>
-              <w:left w:type="dxa" w:w="120"/>
-              <w:bottom w:type="dxa" w:w="60"/>
-              <w:right w:type="dxa" w:w="120"/>
-            </w:tcMar>
-            <w:vAlign w:val="center"/>
-          </w:tcPr>
-          <w:p>
-            <w:pPr>
-              <w:spacing w:after="0" w:before="0" w:line="276"/>
-              <w:jc w:val="center"/>
-            </w:pPr>
-            <w:r>
-              <w:rPr>
-                <w:rFonts w:ascii="Times New Roman" w:eastAsia="SimSun" w:hAnsi="Times New Roman"/>
+            <w:tcMar>
+              <w:top w:type="dxa" w:w="60"/>
+              <w:left w:type="dxa" w:w="120"/>
+              <w:bottom w:type="dxa" w:w="60"/>
+              <w:right w:type="dxa" w:w="120"/>
+            </w:tcMar>
+            <w:vAlign w:val="center"/>
+          </w:tcPr>
+          <w:p>
+            <w:pPr>
+              <w:spacing w:after="0" w:before="0" w:line="276"/>
+              <w:jc w:val="center"/>
+            </w:pPr>
+            <w:r>
+              <w:rPr>
+                <w:rFonts w:ascii="Times New Roman" w:eastAsia="宋体" w:hAnsi="Times New Roman"/>
                 <w:b w:val="false"/>
                 <w:bCs w:val="false"/>
                 <w:sz w:val="21"/>
@@ -3856,29 +3696,26 @@
         </w:tc>
         <w:tc>
           <w:tcPr>
+            <w:tcBorders>
+              <w:bottom w:val="single" w:sz="6" w:space="0" w:color="000000"/>
+            </w:tcBorders>
             <w:tcW w:type="dxa" w:w="4200"/>
-            <w:tcBorders>
-              <w:top w:val="none" w:color="FFFFFF" w:sz="0"/>
-              <w:left w:val="none" w:color="FFFFFF" w:sz="0"/>
-              <w:bottom w:val="none" w:color="FFFFFF" w:sz="0"/>
-              <w:right w:val="none" w:color="FFFFFF" w:sz="0"/>
-            </w:tcBorders>
-            <w:tcMar>
-              <w:top w:type="dxa" w:w="60"/>
-              <w:left w:type="dxa" w:w="120"/>
-              <w:bottom w:type="dxa" w:w="60"/>
-              <w:right w:type="dxa" w:w="120"/>
-            </w:tcMar>
-            <w:vAlign w:val="center"/>
-          </w:tcPr>
-          <w:p>
-            <w:pPr>
-              <w:spacing w:after="0" w:before="0" w:line="276"/>
-              <w:jc w:val="center"/>
-            </w:pPr>
-            <w:r>
-              <w:rPr>
-                <w:rFonts w:ascii="Times New Roman" w:eastAsia="SimSun" w:hAnsi="Times New Roman"/>
+            <w:tcMar>
+              <w:top w:type="dxa" w:w="60"/>
+              <w:left w:type="dxa" w:w="120"/>
+              <w:bottom w:type="dxa" w:w="60"/>
+              <w:right w:type="dxa" w:w="120"/>
+            </w:tcMar>
+            <w:vAlign w:val="center"/>
+          </w:tcPr>
+          <w:p>
+            <w:pPr>
+              <w:spacing w:after="0" w:before="0" w:line="276"/>
+              <w:jc w:val="center"/>
+            </w:pPr>
+            <w:r>
+              <w:rPr>
+                <w:rFonts w:ascii="Times New Roman" w:eastAsia="宋体" w:hAnsi="Times New Roman"/>
                 <w:b w:val="false"/>
                 <w:bCs w:val="false"/>
                 <w:sz w:val="21"/>
@@ -3890,29 +3727,26 @@
         </w:tc>
         <w:tc>
           <w:tcPr>
+            <w:tcBorders>
+              <w:bottom w:val="single" w:sz="6" w:space="0" w:color="000000"/>
+            </w:tcBorders>
             <w:tcW w:type="dxa" w:w="2760"/>
-            <w:tcBorders>
-              <w:top w:val="none" w:color="FFFFFF" w:sz="0"/>
-              <w:left w:val="none" w:color="FFFFFF" w:sz="0"/>
-              <w:bottom w:val="none" w:color="FFFFFF" w:sz="0"/>
-              <w:right w:val="none" w:color="FFFFFF" w:sz="0"/>
-            </w:tcBorders>
-            <w:tcMar>
-              <w:top w:type="dxa" w:w="60"/>
-              <w:left w:type="dxa" w:w="120"/>
-              <w:bottom w:type="dxa" w:w="60"/>
-              <w:right w:type="dxa" w:w="120"/>
-            </w:tcMar>
-            <w:vAlign w:val="center"/>
-          </w:tcPr>
-          <w:p>
-            <w:pPr>
-              <w:spacing w:after="0" w:before="0" w:line="276"/>
-              <w:jc w:val="center"/>
-            </w:pPr>
-            <w:r>
-              <w:rPr>
-                <w:rFonts w:ascii="Times New Roman" w:eastAsia="SimSun" w:hAnsi="Times New Roman"/>
+            <w:tcMar>
+              <w:top w:type="dxa" w:w="60"/>
+              <w:left w:type="dxa" w:w="120"/>
+              <w:bottom w:type="dxa" w:w="60"/>
+              <w:right w:type="dxa" w:w="120"/>
+            </w:tcMar>
+            <w:vAlign w:val="center"/>
+          </w:tcPr>
+          <w:p>
+            <w:pPr>
+              <w:spacing w:after="0" w:before="0" w:line="276"/>
+              <w:jc w:val="center"/>
+            </w:pPr>
+            <w:r>
+              <w:rPr>
+                <w:rFonts w:ascii="Times New Roman" w:eastAsia="宋体" w:hAnsi="Times New Roman"/>
                 <w:b w:val="false"/>
                 <w:bCs w:val="false"/>
                 <w:sz w:val="21"/>
@@ -3929,29 +3763,26 @@
         </w:trPr>
         <w:tc>
           <w:tcPr>
+            <w:tcBorders>
+              <w:bottom w:val="single" w:sz="6" w:space="0" w:color="000000"/>
+            </w:tcBorders>
             <w:tcW w:type="dxa" w:w="2400"/>
-            <w:tcBorders>
-              <w:top w:val="none" w:color="FFFFFF" w:sz="0"/>
-              <w:left w:val="none" w:color="FFFFFF" w:sz="0"/>
-              <w:bottom w:val="none" w:color="FFFFFF" w:sz="0"/>
-              <w:right w:val="none" w:color="FFFFFF" w:sz="0"/>
-            </w:tcBorders>
-            <w:tcMar>
-              <w:top w:type="dxa" w:w="60"/>
-              <w:left w:type="dxa" w:w="120"/>
-              <w:bottom w:type="dxa" w:w="60"/>
-              <w:right w:type="dxa" w:w="120"/>
-            </w:tcMar>
-            <w:vAlign w:val="center"/>
-          </w:tcPr>
-          <w:p>
-            <w:pPr>
-              <w:spacing w:after="0" w:before="0" w:line="276"/>
-              <w:jc w:val="center"/>
-            </w:pPr>
-            <w:r>
-              <w:rPr>
-                <w:rFonts w:ascii="Times New Roman" w:eastAsia="SimSun" w:hAnsi="Times New Roman"/>
+            <w:tcMar>
+              <w:top w:type="dxa" w:w="60"/>
+              <w:left w:type="dxa" w:w="120"/>
+              <w:bottom w:type="dxa" w:w="60"/>
+              <w:right w:type="dxa" w:w="120"/>
+            </w:tcMar>
+            <w:vAlign w:val="center"/>
+          </w:tcPr>
+          <w:p>
+            <w:pPr>
+              <w:spacing w:after="0" w:before="0" w:line="276"/>
+              <w:jc w:val="center"/>
+            </w:pPr>
+            <w:r>
+              <w:rPr>
+                <w:rFonts w:ascii="Times New Roman" w:eastAsia="宋体" w:hAnsi="Times New Roman"/>
                 <w:b w:val="false"/>
                 <w:bCs w:val="false"/>
                 <w:sz w:val="21"/>
@@ -3963,29 +3794,26 @@
         </w:tc>
         <w:tc>
           <w:tcPr>
+            <w:tcBorders>
+              <w:bottom w:val="single" w:sz="6" w:space="0" w:color="000000"/>
+            </w:tcBorders>
             <w:tcW w:type="dxa" w:w="4200"/>
-            <w:tcBorders>
-              <w:top w:val="none" w:color="FFFFFF" w:sz="0"/>
-              <w:left w:val="none" w:color="FFFFFF" w:sz="0"/>
-              <w:bottom w:val="none" w:color="FFFFFF" w:sz="0"/>
-              <w:right w:val="none" w:color="FFFFFF" w:sz="0"/>
-            </w:tcBorders>
-            <w:tcMar>
-              <w:top w:type="dxa" w:w="60"/>
-              <w:left w:type="dxa" w:w="120"/>
-              <w:bottom w:type="dxa" w:w="60"/>
-              <w:right w:type="dxa" w:w="120"/>
-            </w:tcMar>
-            <w:vAlign w:val="center"/>
-          </w:tcPr>
-          <w:p>
-            <w:pPr>
-              <w:spacing w:after="0" w:before="0" w:line="276"/>
-              <w:jc w:val="center"/>
-            </w:pPr>
-            <w:r>
-              <w:rPr>
-                <w:rFonts w:ascii="Times New Roman" w:eastAsia="SimSun" w:hAnsi="Times New Roman"/>
+            <w:tcMar>
+              <w:top w:type="dxa" w:w="60"/>
+              <w:left w:type="dxa" w:w="120"/>
+              <w:bottom w:type="dxa" w:w="60"/>
+              <w:right w:type="dxa" w:w="120"/>
+            </w:tcMar>
+            <w:vAlign w:val="center"/>
+          </w:tcPr>
+          <w:p>
+            <w:pPr>
+              <w:spacing w:after="0" w:before="0" w:line="276"/>
+              <w:jc w:val="center"/>
+            </w:pPr>
+            <w:r>
+              <w:rPr>
+                <w:rFonts w:ascii="Times New Roman" w:eastAsia="宋体" w:hAnsi="Times New Roman"/>
                 <w:b w:val="false"/>
                 <w:bCs w:val="false"/>
                 <w:sz w:val="21"/>
@@ -3997,29 +3825,26 @@
         </w:tc>
         <w:tc>
           <w:tcPr>
+            <w:tcBorders>
+              <w:bottom w:val="single" w:sz="6" w:space="0" w:color="000000"/>
+            </w:tcBorders>
             <w:tcW w:type="dxa" w:w="2760"/>
-            <w:tcBorders>
-              <w:top w:val="none" w:color="FFFFFF" w:sz="0"/>
-              <w:left w:val="none" w:color="FFFFFF" w:sz="0"/>
-              <w:bottom w:val="none" w:color="FFFFFF" w:sz="0"/>
-              <w:right w:val="none" w:color="FFFFFF" w:sz="0"/>
-            </w:tcBorders>
-            <w:tcMar>
-              <w:top w:type="dxa" w:w="60"/>
-              <w:left w:type="dxa" w:w="120"/>
-              <w:bottom w:type="dxa" w:w="60"/>
-              <w:right w:type="dxa" w:w="120"/>
-            </w:tcMar>
-            <w:vAlign w:val="center"/>
-          </w:tcPr>
-          <w:p>
-            <w:pPr>
-              <w:spacing w:after="0" w:before="0" w:line="276"/>
-              <w:jc w:val="center"/>
-            </w:pPr>
-            <w:r>
-              <w:rPr>
-                <w:rFonts w:ascii="Times New Roman" w:eastAsia="SimSun" w:hAnsi="Times New Roman"/>
+            <w:tcMar>
+              <w:top w:type="dxa" w:w="60"/>
+              <w:left w:type="dxa" w:w="120"/>
+              <w:bottom w:type="dxa" w:w="60"/>
+              <w:right w:type="dxa" w:w="120"/>
+            </w:tcMar>
+            <w:vAlign w:val="center"/>
+          </w:tcPr>
+          <w:p>
+            <w:pPr>
+              <w:spacing w:after="0" w:before="0" w:line="276"/>
+              <w:jc w:val="center"/>
+            </w:pPr>
+            <w:r>
+              <w:rPr>
+                <w:rFonts w:ascii="Times New Roman" w:eastAsia="宋体" w:hAnsi="Times New Roman"/>
                 <w:b w:val="false"/>
                 <w:bCs w:val="false"/>
                 <w:sz w:val="21"/>
@@ -4036,29 +3861,26 @@
         </w:trPr>
         <w:tc>
           <w:tcPr>
+            <w:tcBorders>
+              <w:bottom w:val="single" w:sz="6" w:space="0" w:color="000000"/>
+            </w:tcBorders>
             <w:tcW w:type="dxa" w:w="2400"/>
-            <w:tcBorders>
-              <w:top w:val="none" w:color="FFFFFF" w:sz="0"/>
-              <w:left w:val="none" w:color="FFFFFF" w:sz="0"/>
-              <w:bottom w:val="single" w:color="000000" w:sz="18"/>
-              <w:right w:val="none" w:color="FFFFFF" w:sz="0"/>
-            </w:tcBorders>
-            <w:tcMar>
-              <w:top w:type="dxa" w:w="60"/>
-              <w:left w:type="dxa" w:w="120"/>
-              <w:bottom w:type="dxa" w:w="60"/>
-              <w:right w:type="dxa" w:w="120"/>
-            </w:tcMar>
-            <w:vAlign w:val="center"/>
-          </w:tcPr>
-          <w:p>
-            <w:pPr>
-              <w:spacing w:after="0" w:before="0" w:line="276"/>
-              <w:jc w:val="center"/>
-            </w:pPr>
-            <w:r>
-              <w:rPr>
-                <w:rFonts w:ascii="Times New Roman" w:eastAsia="SimSun" w:hAnsi="Times New Roman"/>
+            <w:tcMar>
+              <w:top w:type="dxa" w:w="60"/>
+              <w:left w:type="dxa" w:w="120"/>
+              <w:bottom w:type="dxa" w:w="60"/>
+              <w:right w:type="dxa" w:w="120"/>
+            </w:tcMar>
+            <w:vAlign w:val="center"/>
+          </w:tcPr>
+          <w:p>
+            <w:pPr>
+              <w:spacing w:after="0" w:before="0" w:line="276"/>
+              <w:jc w:val="center"/>
+            </w:pPr>
+            <w:r>
+              <w:rPr>
+                <w:rFonts w:ascii="Times New Roman" w:eastAsia="宋体" w:hAnsi="Times New Roman"/>
                 <w:b w:val="false"/>
                 <w:bCs w:val="false"/>
                 <w:sz w:val="21"/>
@@ -4070,29 +3892,26 @@
         </w:tc>
         <w:tc>
           <w:tcPr>
+            <w:tcBorders>
+              <w:bottom w:val="single" w:sz="6" w:space="0" w:color="000000"/>
+            </w:tcBorders>
             <w:tcW w:type="dxa" w:w="4200"/>
-            <w:tcBorders>
-              <w:top w:val="none" w:color="FFFFFF" w:sz="0"/>
-              <w:left w:val="none" w:color="FFFFFF" w:sz="0"/>
-              <w:bottom w:val="single" w:color="000000" w:sz="18"/>
-              <w:right w:val="none" w:color="FFFFFF" w:sz="0"/>
-            </w:tcBorders>
-            <w:tcMar>
-              <w:top w:type="dxa" w:w="60"/>
-              <w:left w:type="dxa" w:w="120"/>
-              <w:bottom w:type="dxa" w:w="60"/>
-              <w:right w:type="dxa" w:w="120"/>
-            </w:tcMar>
-            <w:vAlign w:val="center"/>
-          </w:tcPr>
-          <w:p>
-            <w:pPr>
-              <w:spacing w:after="0" w:before="0" w:line="276"/>
-              <w:jc w:val="center"/>
-            </w:pPr>
-            <w:r>
-              <w:rPr>
-                <w:rFonts w:ascii="Times New Roman" w:eastAsia="SimSun" w:hAnsi="Times New Roman"/>
+            <w:tcMar>
+              <w:top w:type="dxa" w:w="60"/>
+              <w:left w:type="dxa" w:w="120"/>
+              <w:bottom w:type="dxa" w:w="60"/>
+              <w:right w:type="dxa" w:w="120"/>
+            </w:tcMar>
+            <w:vAlign w:val="center"/>
+          </w:tcPr>
+          <w:p>
+            <w:pPr>
+              <w:spacing w:after="0" w:before="0" w:line="276"/>
+              <w:jc w:val="center"/>
+            </w:pPr>
+            <w:r>
+              <w:rPr>
+                <w:rFonts w:ascii="Times New Roman" w:eastAsia="宋体" w:hAnsi="Times New Roman"/>
                 <w:b w:val="false"/>
                 <w:bCs w:val="false"/>
                 <w:sz w:val="21"/>
@@ -4104,29 +3923,26 @@
         </w:tc>
         <w:tc>
           <w:tcPr>
+            <w:tcBorders>
+              <w:bottom w:val="single" w:sz="6" w:space="0" w:color="000000"/>
+            </w:tcBorders>
             <w:tcW w:type="dxa" w:w="2760"/>
-            <w:tcBorders>
-              <w:top w:val="none" w:color="FFFFFF" w:sz="0"/>
-              <w:left w:val="none" w:color="FFFFFF" w:sz="0"/>
-              <w:bottom w:val="single" w:color="000000" w:sz="18"/>
-              <w:right w:val="none" w:color="FFFFFF" w:sz="0"/>
-            </w:tcBorders>
-            <w:tcMar>
-              <w:top w:type="dxa" w:w="60"/>
-              <w:left w:type="dxa" w:w="120"/>
-              <w:bottom w:type="dxa" w:w="60"/>
-              <w:right w:type="dxa" w:w="120"/>
-            </w:tcMar>
-            <w:vAlign w:val="center"/>
-          </w:tcPr>
-          <w:p>
-            <w:pPr>
-              <w:spacing w:after="0" w:before="0" w:line="276"/>
-              <w:jc w:val="center"/>
-            </w:pPr>
-            <w:r>
-              <w:rPr>
-                <w:rFonts w:ascii="Times New Roman" w:eastAsia="SimSun" w:hAnsi="Times New Roman"/>
+            <w:tcMar>
+              <w:top w:type="dxa" w:w="60"/>
+              <w:left w:type="dxa" w:w="120"/>
+              <w:bottom w:type="dxa" w:w="60"/>
+              <w:right w:type="dxa" w:w="120"/>
+            </w:tcMar>
+            <w:vAlign w:val="center"/>
+          </w:tcPr>
+          <w:p>
+            <w:pPr>
+              <w:spacing w:after="0" w:before="0" w:line="276"/>
+              <w:jc w:val="center"/>
+            </w:pPr>
+            <w:r>
+              <w:rPr>
+                <w:rFonts w:ascii="Times New Roman" w:eastAsia="宋体" w:hAnsi="Times New Roman"/>
                 <w:b w:val="false"/>
                 <w:bCs w:val="false"/>
                 <w:sz w:val="21"/>
@@ -4151,7 +3967,7 @@
       </w:pPr>
       <w:r>
         <w:rPr>
-          <w:rFonts w:ascii="Times New Roman" w:eastAsia="SimSun" w:hAnsi="Times New Roman"/>
+          <w:rFonts w:ascii="Times New Roman" w:eastAsia="宋体" w:hAnsi="Times New Roman"/>
           <w:b w:val="false"/>
           <w:bCs w:val="false"/>
           <w:sz w:val="24"/>
@@ -4167,7 +3983,7 @@
       </w:pPr>
       <w:r>
         <w:rPr>
-          <w:rFonts w:ascii="Times New Roman" w:eastAsia="SimHei" w:hAnsi="Times New Roman"/>
+          <w:rFonts w:ascii="Times New Roman" w:eastAsia="黑体" w:hAnsi="Times New Roman"/>
           <w:b/>
           <w:bCs/>
           <w:sz w:val="28"/>
@@ -4181,12 +3997,8 @@
         <w:tblW w:type="dxa" w:w="9360"/>
         <w:jc w:val="center"/>
         <w:tblBorders>
-          <w:top w:val="single" w:color="auto" w:sz="4"/>
-          <w:left w:val="single" w:color="auto" w:sz="4"/>
-          <w:bottom w:val="single" w:color="auto" w:sz="4"/>
-          <w:right w:val="single" w:color="auto" w:sz="4"/>
-          <w:insideH w:val="single" w:color="auto" w:sz="4"/>
-          <w:insideV w:val="single" w:color="auto" w:sz="4"/>
+          <w:top w:val="single" w:sz="12" w:space="0" w:color="000000"/>
+          <w:bottom w:val="single" w:sz="12" w:space="0" w:color="000000"/>
         </w:tblBorders>
       </w:tblPr>
       <w:tblGrid>
@@ -4201,29 +4013,26 @@
         </w:trPr>
         <w:tc>
           <w:tcPr>
+            <w:tcBorders>
+              <w:bottom w:val="single" w:sz="6" w:space="0" w:color="000000"/>
+            </w:tcBorders>
             <w:tcW w:type="dxa" w:w="2400"/>
-            <w:tcBorders>
-              <w:top w:val="single" w:color="000000" w:sz="18"/>
-              <w:left w:val="none" w:color="FFFFFF" w:sz="0"/>
-              <w:bottom w:val="single" w:color="000000" w:sz="6"/>
-              <w:right w:val="none" w:color="FFFFFF" w:sz="0"/>
-            </w:tcBorders>
-            <w:tcMar>
-              <w:top w:type="dxa" w:w="60"/>
-              <w:left w:type="dxa" w:w="120"/>
-              <w:bottom w:type="dxa" w:w="60"/>
-              <w:right w:type="dxa" w:w="120"/>
-            </w:tcMar>
-            <w:vAlign w:val="center"/>
-          </w:tcPr>
-          <w:p>
-            <w:pPr>
-              <w:spacing w:after="0" w:before="0" w:line="276"/>
-              <w:jc w:val="center"/>
-            </w:pPr>
-            <w:r>
-              <w:rPr>
-                <w:rFonts w:ascii="Times New Roman" w:eastAsia="SimSun" w:hAnsi="Times New Roman"/>
+            <w:tcMar>
+              <w:top w:type="dxa" w:w="60"/>
+              <w:left w:type="dxa" w:w="120"/>
+              <w:bottom w:type="dxa" w:w="60"/>
+              <w:right w:type="dxa" w:w="120"/>
+            </w:tcMar>
+            <w:vAlign w:val="center"/>
+          </w:tcPr>
+          <w:p>
+            <w:pPr>
+              <w:spacing w:after="0" w:before="0" w:line="276"/>
+              <w:jc w:val="center"/>
+            </w:pPr>
+            <w:r>
+              <w:rPr>
+                <w:rFonts w:ascii="Times New Roman" w:eastAsia="宋体" w:hAnsi="Times New Roman"/>
                 <w:b/>
                 <w:bCs/>
                 <w:sz w:val="21"/>
@@ -4235,29 +4044,26 @@
         </w:tc>
         <w:tc>
           <w:tcPr>
+            <w:tcBorders>
+              <w:bottom w:val="single" w:sz="6" w:space="0" w:color="000000"/>
+            </w:tcBorders>
             <w:tcW w:type="dxa" w:w="2400"/>
-            <w:tcBorders>
-              <w:top w:val="single" w:color="000000" w:sz="18"/>
-              <w:left w:val="none" w:color="FFFFFF" w:sz="0"/>
-              <w:bottom w:val="single" w:color="000000" w:sz="6"/>
-              <w:right w:val="none" w:color="FFFFFF" w:sz="0"/>
-            </w:tcBorders>
-            <w:tcMar>
-              <w:top w:type="dxa" w:w="60"/>
-              <w:left w:type="dxa" w:w="120"/>
-              <w:bottom w:type="dxa" w:w="60"/>
-              <w:right w:type="dxa" w:w="120"/>
-            </w:tcMar>
-            <w:vAlign w:val="center"/>
-          </w:tcPr>
-          <w:p>
-            <w:pPr>
-              <w:spacing w:after="0" w:before="0" w:line="276"/>
-              <w:jc w:val="center"/>
-            </w:pPr>
-            <w:r>
-              <w:rPr>
-                <w:rFonts w:ascii="Times New Roman" w:eastAsia="SimSun" w:hAnsi="Times New Roman"/>
+            <w:tcMar>
+              <w:top w:type="dxa" w:w="60"/>
+              <w:left w:type="dxa" w:w="120"/>
+              <w:bottom w:type="dxa" w:w="60"/>
+              <w:right w:type="dxa" w:w="120"/>
+            </w:tcMar>
+            <w:vAlign w:val="center"/>
+          </w:tcPr>
+          <w:p>
+            <w:pPr>
+              <w:spacing w:after="0" w:before="0" w:line="276"/>
+              <w:jc w:val="center"/>
+            </w:pPr>
+            <w:r>
+              <w:rPr>
+                <w:rFonts w:ascii="Times New Roman" w:eastAsia="宋体" w:hAnsi="Times New Roman"/>
                 <w:b/>
                 <w:bCs/>
                 <w:sz w:val="21"/>
@@ -4269,29 +4075,26 @@
         </w:tc>
         <w:tc>
           <w:tcPr>
+            <w:tcBorders>
+              <w:bottom w:val="single" w:sz="6" w:space="0" w:color="000000"/>
+            </w:tcBorders>
             <w:tcW w:type="dxa" w:w="2160"/>
-            <w:tcBorders>
-              <w:top w:val="single" w:color="000000" w:sz="18"/>
-              <w:left w:val="none" w:color="FFFFFF" w:sz="0"/>
-              <w:bottom w:val="single" w:color="000000" w:sz="6"/>
-              <w:right w:val="none" w:color="FFFFFF" w:sz="0"/>
-            </w:tcBorders>
-            <w:tcMar>
-              <w:top w:type="dxa" w:w="60"/>
-              <w:left w:type="dxa" w:w="120"/>
-              <w:bottom w:type="dxa" w:w="60"/>
-              <w:right w:type="dxa" w:w="120"/>
-            </w:tcMar>
-            <w:vAlign w:val="center"/>
-          </w:tcPr>
-          <w:p>
-            <w:pPr>
-              <w:spacing w:after="0" w:before="0" w:line="276"/>
-              <w:jc w:val="center"/>
-            </w:pPr>
-            <w:r>
-              <w:rPr>
-                <w:rFonts w:ascii="Times New Roman" w:eastAsia="SimSun" w:hAnsi="Times New Roman"/>
+            <w:tcMar>
+              <w:top w:type="dxa" w:w="60"/>
+              <w:left w:type="dxa" w:w="120"/>
+              <w:bottom w:type="dxa" w:w="60"/>
+              <w:right w:type="dxa" w:w="120"/>
+            </w:tcMar>
+            <w:vAlign w:val="center"/>
+          </w:tcPr>
+          <w:p>
+            <w:pPr>
+              <w:spacing w:after="0" w:before="0" w:line="276"/>
+              <w:jc w:val="center"/>
+            </w:pPr>
+            <w:r>
+              <w:rPr>
+                <w:rFonts w:ascii="Times New Roman" w:eastAsia="宋体" w:hAnsi="Times New Roman"/>
                 <w:b/>
                 <w:bCs/>
                 <w:sz w:val="21"/>
@@ -4303,29 +4106,26 @@
         </w:tc>
         <w:tc>
           <w:tcPr>
+            <w:tcBorders>
+              <w:bottom w:val="single" w:sz="6" w:space="0" w:color="000000"/>
+            </w:tcBorders>
             <w:tcW w:type="dxa" w:w="2400"/>
-            <w:tcBorders>
-              <w:top w:val="single" w:color="000000" w:sz="18"/>
-              <w:left w:val="none" w:color="FFFFFF" w:sz="0"/>
-              <w:bottom w:val="single" w:color="000000" w:sz="6"/>
-              <w:right w:val="none" w:color="FFFFFF" w:sz="0"/>
-            </w:tcBorders>
-            <w:tcMar>
-              <w:top w:type="dxa" w:w="60"/>
-              <w:left w:type="dxa" w:w="120"/>
-              <w:bottom w:type="dxa" w:w="60"/>
-              <w:right w:type="dxa" w:w="120"/>
-            </w:tcMar>
-            <w:vAlign w:val="center"/>
-          </w:tcPr>
-          <w:p>
-            <w:pPr>
-              <w:spacing w:after="0" w:before="0" w:line="276"/>
-              <w:jc w:val="center"/>
-            </w:pPr>
-            <w:r>
-              <w:rPr>
-                <w:rFonts w:ascii="Times New Roman" w:eastAsia="SimSun" w:hAnsi="Times New Roman"/>
+            <w:tcMar>
+              <w:top w:type="dxa" w:w="60"/>
+              <w:left w:type="dxa" w:w="120"/>
+              <w:bottom w:type="dxa" w:w="60"/>
+              <w:right w:type="dxa" w:w="120"/>
+            </w:tcMar>
+            <w:vAlign w:val="center"/>
+          </w:tcPr>
+          <w:p>
+            <w:pPr>
+              <w:spacing w:after="0" w:before="0" w:line="276"/>
+              <w:jc w:val="center"/>
+            </w:pPr>
+            <w:r>
+              <w:rPr>
+                <w:rFonts w:ascii="Times New Roman" w:eastAsia="宋体" w:hAnsi="Times New Roman"/>
                 <w:b/>
                 <w:bCs/>
                 <w:sz w:val="21"/>
@@ -4342,29 +4142,26 @@
         </w:trPr>
         <w:tc>
           <w:tcPr>
+            <w:tcBorders>
+              <w:bottom w:val="single" w:sz="6" w:space="0" w:color="000000"/>
+            </w:tcBorders>
             <w:tcW w:type="dxa" w:w="2400"/>
-            <w:tcBorders>
-              <w:top w:val="none" w:color="FFFFFF" w:sz="0"/>
-              <w:left w:val="none" w:color="FFFFFF" w:sz="0"/>
-              <w:bottom w:val="none" w:color="FFFFFF" w:sz="0"/>
-              <w:right w:val="none" w:color="FFFFFF" w:sz="0"/>
-            </w:tcBorders>
-            <w:tcMar>
-              <w:top w:type="dxa" w:w="60"/>
-              <w:left w:type="dxa" w:w="120"/>
-              <w:bottom w:type="dxa" w:w="60"/>
-              <w:right w:type="dxa" w:w="120"/>
-            </w:tcMar>
-            <w:vAlign w:val="center"/>
-          </w:tcPr>
-          <w:p>
-            <w:pPr>
-              <w:spacing w:after="0" w:before="0" w:line="276"/>
-              <w:jc w:val="center"/>
-            </w:pPr>
-            <w:r>
-              <w:rPr>
-                <w:rFonts w:ascii="Times New Roman" w:eastAsia="SimSun" w:hAnsi="Times New Roman"/>
+            <w:tcMar>
+              <w:top w:type="dxa" w:w="60"/>
+              <w:left w:type="dxa" w:w="120"/>
+              <w:bottom w:type="dxa" w:w="60"/>
+              <w:right w:type="dxa" w:w="120"/>
+            </w:tcMar>
+            <w:vAlign w:val="center"/>
+          </w:tcPr>
+          <w:p>
+            <w:pPr>
+              <w:spacing w:after="0" w:before="0" w:line="276"/>
+              <w:jc w:val="center"/>
+            </w:pPr>
+            <w:r>
+              <w:rPr>
+                <w:rFonts w:ascii="Times New Roman" w:eastAsia="宋体" w:hAnsi="Times New Roman"/>
                 <w:b w:val="false"/>
                 <w:bCs w:val="false"/>
                 <w:sz w:val="21"/>
@@ -4376,29 +4173,26 @@
         </w:tc>
         <w:tc>
           <w:tcPr>
+            <w:tcBorders>
+              <w:bottom w:val="single" w:sz="6" w:space="0" w:color="000000"/>
+            </w:tcBorders>
             <w:tcW w:type="dxa" w:w="2400"/>
-            <w:tcBorders>
-              <w:top w:val="none" w:color="FFFFFF" w:sz="0"/>
-              <w:left w:val="none" w:color="FFFFFF" w:sz="0"/>
-              <w:bottom w:val="none" w:color="FFFFFF" w:sz="0"/>
-              <w:right w:val="none" w:color="FFFFFF" w:sz="0"/>
-            </w:tcBorders>
-            <w:tcMar>
-              <w:top w:type="dxa" w:w="60"/>
-              <w:left w:type="dxa" w:w="120"/>
-              <w:bottom w:type="dxa" w:w="60"/>
-              <w:right w:type="dxa" w:w="120"/>
-            </w:tcMar>
-            <w:vAlign w:val="center"/>
-          </w:tcPr>
-          <w:p>
-            <w:pPr>
-              <w:spacing w:after="0" w:before="0" w:line="276"/>
-              <w:jc w:val="center"/>
-            </w:pPr>
-            <w:r>
-              <w:rPr>
-                <w:rFonts w:ascii="Times New Roman" w:eastAsia="SimSun" w:hAnsi="Times New Roman"/>
+            <w:tcMar>
+              <w:top w:type="dxa" w:w="60"/>
+              <w:left w:type="dxa" w:w="120"/>
+              <w:bottom w:type="dxa" w:w="60"/>
+              <w:right w:type="dxa" w:w="120"/>
+            </w:tcMar>
+            <w:vAlign w:val="center"/>
+          </w:tcPr>
+          <w:p>
+            <w:pPr>
+              <w:spacing w:after="0" w:before="0" w:line="276"/>
+              <w:jc w:val="center"/>
+            </w:pPr>
+            <w:r>
+              <w:rPr>
+                <w:rFonts w:ascii="Times New Roman" w:eastAsia="宋体" w:hAnsi="Times New Roman"/>
                 <w:b w:val="false"/>
                 <w:bCs w:val="false"/>
                 <w:sz w:val="21"/>
@@ -4410,29 +4204,26 @@
         </w:tc>
         <w:tc>
           <w:tcPr>
+            <w:tcBorders>
+              <w:bottom w:val="single" w:sz="6" w:space="0" w:color="000000"/>
+            </w:tcBorders>
             <w:tcW w:type="dxa" w:w="2160"/>
-            <w:tcBorders>
-              <w:top w:val="none" w:color="FFFFFF" w:sz="0"/>
-              <w:left w:val="none" w:color="FFFFFF" w:sz="0"/>
-              <w:bottom w:val="none" w:color="FFFFFF" w:sz="0"/>
-              <w:right w:val="none" w:color="FFFFFF" w:sz="0"/>
-            </w:tcBorders>
-            <w:tcMar>
-              <w:top w:type="dxa" w:w="60"/>
-              <w:left w:type="dxa" w:w="120"/>
-              <w:bottom w:type="dxa" w:w="60"/>
-              <w:right w:type="dxa" w:w="120"/>
-            </w:tcMar>
-            <w:vAlign w:val="center"/>
-          </w:tcPr>
-          <w:p>
-            <w:pPr>
-              <w:spacing w:after="0" w:before="0" w:line="276"/>
-              <w:jc w:val="center"/>
-            </w:pPr>
-            <w:r>
-              <w:rPr>
-                <w:rFonts w:ascii="Times New Roman" w:eastAsia="SimSun" w:hAnsi="Times New Roman"/>
+            <w:tcMar>
+              <w:top w:type="dxa" w:w="60"/>
+              <w:left w:type="dxa" w:w="120"/>
+              <w:bottom w:type="dxa" w:w="60"/>
+              <w:right w:type="dxa" w:w="120"/>
+            </w:tcMar>
+            <w:vAlign w:val="center"/>
+          </w:tcPr>
+          <w:p>
+            <w:pPr>
+              <w:spacing w:after="0" w:before="0" w:line="276"/>
+              <w:jc w:val="center"/>
+            </w:pPr>
+            <w:r>
+              <w:rPr>
+                <w:rFonts w:ascii="Times New Roman" w:eastAsia="宋体" w:hAnsi="Times New Roman"/>
                 <w:b w:val="false"/>
                 <w:bCs w:val="false"/>
                 <w:sz w:val="21"/>
@@ -4444,29 +4235,26 @@
         </w:tc>
         <w:tc>
           <w:tcPr>
+            <w:tcBorders>
+              <w:bottom w:val="single" w:sz="6" w:space="0" w:color="000000"/>
+            </w:tcBorders>
             <w:tcW w:type="dxa" w:w="2400"/>
-            <w:tcBorders>
-              <w:top w:val="none" w:color="FFFFFF" w:sz="0"/>
-              <w:left w:val="none" w:color="FFFFFF" w:sz="0"/>
-              <w:bottom w:val="none" w:color="FFFFFF" w:sz="0"/>
-              <w:right w:val="none" w:color="FFFFFF" w:sz="0"/>
-            </w:tcBorders>
-            <w:tcMar>
-              <w:top w:type="dxa" w:w="60"/>
-              <w:left w:type="dxa" w:w="120"/>
-              <w:bottom w:type="dxa" w:w="60"/>
-              <w:right w:type="dxa" w:w="120"/>
-            </w:tcMar>
-            <w:vAlign w:val="center"/>
-          </w:tcPr>
-          <w:p>
-            <w:pPr>
-              <w:spacing w:after="0" w:before="0" w:line="276"/>
-              <w:jc w:val="center"/>
-            </w:pPr>
-            <w:r>
-              <w:rPr>
-                <w:rFonts w:ascii="Times New Roman" w:eastAsia="SimSun" w:hAnsi="Times New Roman"/>
+            <w:tcMar>
+              <w:top w:type="dxa" w:w="60"/>
+              <w:left w:type="dxa" w:w="120"/>
+              <w:bottom w:type="dxa" w:w="60"/>
+              <w:right w:type="dxa" w:w="120"/>
+            </w:tcMar>
+            <w:vAlign w:val="center"/>
+          </w:tcPr>
+          <w:p>
+            <w:pPr>
+              <w:spacing w:after="0" w:before="0" w:line="276"/>
+              <w:jc w:val="center"/>
+            </w:pPr>
+            <w:r>
+              <w:rPr>
+                <w:rFonts w:ascii="Times New Roman" w:eastAsia="宋体" w:hAnsi="Times New Roman"/>
                 <w:b w:val="false"/>
                 <w:bCs w:val="false"/>
                 <w:sz w:val="21"/>
@@ -4483,29 +4271,26 @@
         </w:trPr>
         <w:tc>
           <w:tcPr>
+            <w:tcBorders>
+              <w:bottom w:val="single" w:sz="6" w:space="0" w:color="000000"/>
+            </w:tcBorders>
             <w:tcW w:type="dxa" w:w="2400"/>
-            <w:tcBorders>
-              <w:top w:val="none" w:color="FFFFFF" w:sz="0"/>
-              <w:left w:val="none" w:color="FFFFFF" w:sz="0"/>
-              <w:bottom w:val="none" w:color="FFFFFF" w:sz="0"/>
-              <w:right w:val="none" w:color="FFFFFF" w:sz="0"/>
-            </w:tcBorders>
-            <w:tcMar>
-              <w:top w:type="dxa" w:w="60"/>
-              <w:left w:type="dxa" w:w="120"/>
-              <w:bottom w:type="dxa" w:w="60"/>
-              <w:right w:type="dxa" w:w="120"/>
-            </w:tcMar>
-            <w:vAlign w:val="center"/>
-          </w:tcPr>
-          <w:p>
-            <w:pPr>
-              <w:spacing w:after="0" w:before="0" w:line="276"/>
-              <w:jc w:val="center"/>
-            </w:pPr>
-            <w:r>
-              <w:rPr>
-                <w:rFonts w:ascii="Times New Roman" w:eastAsia="SimSun" w:hAnsi="Times New Roman"/>
+            <w:tcMar>
+              <w:top w:type="dxa" w:w="60"/>
+              <w:left w:type="dxa" w:w="120"/>
+              <w:bottom w:type="dxa" w:w="60"/>
+              <w:right w:type="dxa" w:w="120"/>
+            </w:tcMar>
+            <w:vAlign w:val="center"/>
+          </w:tcPr>
+          <w:p>
+            <w:pPr>
+              <w:spacing w:after="0" w:before="0" w:line="276"/>
+              <w:jc w:val="center"/>
+            </w:pPr>
+            <w:r>
+              <w:rPr>
+                <w:rFonts w:ascii="Times New Roman" w:eastAsia="宋体" w:hAnsi="Times New Roman"/>
                 <w:b w:val="false"/>
                 <w:bCs w:val="false"/>
                 <w:sz w:val="21"/>
@@ -4517,29 +4302,26 @@
         </w:tc>
         <w:tc>
           <w:tcPr>
+            <w:tcBorders>
+              <w:bottom w:val="single" w:sz="6" w:space="0" w:color="000000"/>
+            </w:tcBorders>
             <w:tcW w:type="dxa" w:w="2400"/>
-            <w:tcBorders>
-              <w:top w:val="none" w:color="FFFFFF" w:sz="0"/>
-              <w:left w:val="none" w:color="FFFFFF" w:sz="0"/>
-              <w:bottom w:val="none" w:color="FFFFFF" w:sz="0"/>
-              <w:right w:val="none" w:color="FFFFFF" w:sz="0"/>
-            </w:tcBorders>
-            <w:tcMar>
-              <w:top w:type="dxa" w:w="60"/>
-              <w:left w:type="dxa" w:w="120"/>
-              <w:bottom w:type="dxa" w:w="60"/>
-              <w:right w:type="dxa" w:w="120"/>
-            </w:tcMar>
-            <w:vAlign w:val="center"/>
-          </w:tcPr>
-          <w:p>
-            <w:pPr>
-              <w:spacing w:after="0" w:before="0" w:line="276"/>
-              <w:jc w:val="center"/>
-            </w:pPr>
-            <w:r>
-              <w:rPr>
-                <w:rFonts w:ascii="Times New Roman" w:eastAsia="SimSun" w:hAnsi="Times New Roman"/>
+            <w:tcMar>
+              <w:top w:type="dxa" w:w="60"/>
+              <w:left w:type="dxa" w:w="120"/>
+              <w:bottom w:type="dxa" w:w="60"/>
+              <w:right w:type="dxa" w:w="120"/>
+            </w:tcMar>
+            <w:vAlign w:val="center"/>
+          </w:tcPr>
+          <w:p>
+            <w:pPr>
+              <w:spacing w:after="0" w:before="0" w:line="276"/>
+              <w:jc w:val="center"/>
+            </w:pPr>
+            <w:r>
+              <w:rPr>
+                <w:rFonts w:ascii="Times New Roman" w:eastAsia="宋体" w:hAnsi="Times New Roman"/>
                 <w:b w:val="false"/>
                 <w:bCs w:val="false"/>
                 <w:sz w:val="21"/>
@@ -4551,29 +4333,26 @@
         </w:tc>
         <w:tc>
           <w:tcPr>
+            <w:tcBorders>
+              <w:bottom w:val="single" w:sz="6" w:space="0" w:color="000000"/>
+            </w:tcBorders>
             <w:tcW w:type="dxa" w:w="2160"/>
-            <w:tcBorders>
-              <w:top w:val="none" w:color="FFFFFF" w:sz="0"/>
-              <w:left w:val="none" w:color="FFFFFF" w:sz="0"/>
-              <w:bottom w:val="none" w:color="FFFFFF" w:sz="0"/>
-              <w:right w:val="none" w:color="FFFFFF" w:sz="0"/>
-            </w:tcBorders>
-            <w:tcMar>
-              <w:top w:type="dxa" w:w="60"/>
-              <w:left w:type="dxa" w:w="120"/>
-              <w:bottom w:type="dxa" w:w="60"/>
-              <w:right w:type="dxa" w:w="120"/>
-            </w:tcMar>
-            <w:vAlign w:val="center"/>
-          </w:tcPr>
-          <w:p>
-            <w:pPr>
-              <w:spacing w:after="0" w:before="0" w:line="276"/>
-              <w:jc w:val="center"/>
-            </w:pPr>
-            <w:r>
-              <w:rPr>
-                <w:rFonts w:ascii="Times New Roman" w:eastAsia="SimSun" w:hAnsi="Times New Roman"/>
+            <w:tcMar>
+              <w:top w:type="dxa" w:w="60"/>
+              <w:left w:type="dxa" w:w="120"/>
+              <w:bottom w:type="dxa" w:w="60"/>
+              <w:right w:type="dxa" w:w="120"/>
+            </w:tcMar>
+            <w:vAlign w:val="center"/>
+          </w:tcPr>
+          <w:p>
+            <w:pPr>
+              <w:spacing w:after="0" w:before="0" w:line="276"/>
+              <w:jc w:val="center"/>
+            </w:pPr>
+            <w:r>
+              <w:rPr>
+                <w:rFonts w:ascii="Times New Roman" w:eastAsia="宋体" w:hAnsi="Times New Roman"/>
                 <w:b w:val="false"/>
                 <w:bCs w:val="false"/>
                 <w:sz w:val="21"/>
@@ -4585,29 +4364,26 @@
         </w:tc>
         <w:tc>
           <w:tcPr>
+            <w:tcBorders>
+              <w:bottom w:val="single" w:sz="6" w:space="0" w:color="000000"/>
+            </w:tcBorders>
             <w:tcW w:type="dxa" w:w="2400"/>
-            <w:tcBorders>
-              <w:top w:val="none" w:color="FFFFFF" w:sz="0"/>
-              <w:left w:val="none" w:color="FFFFFF" w:sz="0"/>
-              <w:bottom w:val="none" w:color="FFFFFF" w:sz="0"/>
-              <w:right w:val="none" w:color="FFFFFF" w:sz="0"/>
-            </w:tcBorders>
-            <w:tcMar>
-              <w:top w:type="dxa" w:w="60"/>
-              <w:left w:type="dxa" w:w="120"/>
-              <w:bottom w:type="dxa" w:w="60"/>
-              <w:right w:type="dxa" w:w="120"/>
-            </w:tcMar>
-            <w:vAlign w:val="center"/>
-          </w:tcPr>
-          <w:p>
-            <w:pPr>
-              <w:spacing w:after="0" w:before="0" w:line="276"/>
-              <w:jc w:val="center"/>
-            </w:pPr>
-            <w:r>
-              <w:rPr>
-                <w:rFonts w:ascii="Times New Roman" w:eastAsia="SimSun" w:hAnsi="Times New Roman"/>
+            <w:tcMar>
+              <w:top w:type="dxa" w:w="60"/>
+              <w:left w:type="dxa" w:w="120"/>
+              <w:bottom w:type="dxa" w:w="60"/>
+              <w:right w:type="dxa" w:w="120"/>
+            </w:tcMar>
+            <w:vAlign w:val="center"/>
+          </w:tcPr>
+          <w:p>
+            <w:pPr>
+              <w:spacing w:after="0" w:before="0" w:line="276"/>
+              <w:jc w:val="center"/>
+            </w:pPr>
+            <w:r>
+              <w:rPr>
+                <w:rFonts w:ascii="Times New Roman" w:eastAsia="宋体" w:hAnsi="Times New Roman"/>
                 <w:b w:val="false"/>
                 <w:bCs w:val="false"/>
                 <w:sz w:val="21"/>
@@ -4624,29 +4400,26 @@
         </w:trPr>
         <w:tc>
           <w:tcPr>
+            <w:tcBorders>
+              <w:bottom w:val="single" w:sz="6" w:space="0" w:color="000000"/>
+            </w:tcBorders>
             <w:tcW w:type="dxa" w:w="2400"/>
-            <w:tcBorders>
-              <w:top w:val="none" w:color="FFFFFF" w:sz="0"/>
-              <w:left w:val="none" w:color="FFFFFF" w:sz="0"/>
-              <w:bottom w:val="single" w:color="000000" w:sz="18"/>
-              <w:right w:val="none" w:color="FFFFFF" w:sz="0"/>
-            </w:tcBorders>
-            <w:tcMar>
-              <w:top w:type="dxa" w:w="60"/>
-              <w:left w:type="dxa" w:w="120"/>
-              <w:bottom w:type="dxa" w:w="60"/>
-              <w:right w:type="dxa" w:w="120"/>
-            </w:tcMar>
-            <w:vAlign w:val="center"/>
-          </w:tcPr>
-          <w:p>
-            <w:pPr>
-              <w:spacing w:after="0" w:before="0" w:line="276"/>
-              <w:jc w:val="center"/>
-            </w:pPr>
-            <w:r>
-              <w:rPr>
-                <w:rFonts w:ascii="Times New Roman" w:eastAsia="SimSun" w:hAnsi="Times New Roman"/>
+            <w:tcMar>
+              <w:top w:type="dxa" w:w="60"/>
+              <w:left w:type="dxa" w:w="120"/>
+              <w:bottom w:type="dxa" w:w="60"/>
+              <w:right w:type="dxa" w:w="120"/>
+            </w:tcMar>
+            <w:vAlign w:val="center"/>
+          </w:tcPr>
+          <w:p>
+            <w:pPr>
+              <w:spacing w:after="0" w:before="0" w:line="276"/>
+              <w:jc w:val="center"/>
+            </w:pPr>
+            <w:r>
+              <w:rPr>
+                <w:rFonts w:ascii="Times New Roman" w:eastAsia="宋体" w:hAnsi="Times New Roman"/>
                 <w:b w:val="false"/>
                 <w:bCs w:val="false"/>
                 <w:sz w:val="21"/>
@@ -4658,29 +4431,26 @@
         </w:tc>
         <w:tc>
           <w:tcPr>
+            <w:tcBorders>
+              <w:bottom w:val="single" w:sz="6" w:space="0" w:color="000000"/>
+            </w:tcBorders>
             <w:tcW w:type="dxa" w:w="2400"/>
-            <w:tcBorders>
-              <w:top w:val="none" w:color="FFFFFF" w:sz="0"/>
-              <w:left w:val="none" w:color="FFFFFF" w:sz="0"/>
-              <w:bottom w:val="single" w:color="000000" w:sz="18"/>
-              <w:right w:val="none" w:color="FFFFFF" w:sz="0"/>
-            </w:tcBorders>
-            <w:tcMar>
-              <w:top w:type="dxa" w:w="60"/>
-              <w:left w:type="dxa" w:w="120"/>
-              <w:bottom w:type="dxa" w:w="60"/>
-              <w:right w:type="dxa" w:w="120"/>
-            </w:tcMar>
-            <w:vAlign w:val="center"/>
-          </w:tcPr>
-          <w:p>
-            <w:pPr>
-              <w:spacing w:after="0" w:before="0" w:line="276"/>
-              <w:jc w:val="center"/>
-            </w:pPr>
-            <w:r>
-              <w:rPr>
-                <w:rFonts w:ascii="Times New Roman" w:eastAsia="SimSun" w:hAnsi="Times New Roman"/>
+            <w:tcMar>
+              <w:top w:type="dxa" w:w="60"/>
+              <w:left w:type="dxa" w:w="120"/>
+              <w:bottom w:type="dxa" w:w="60"/>
+              <w:right w:type="dxa" w:w="120"/>
+            </w:tcMar>
+            <w:vAlign w:val="center"/>
+          </w:tcPr>
+          <w:p>
+            <w:pPr>
+              <w:spacing w:after="0" w:before="0" w:line="276"/>
+              <w:jc w:val="center"/>
+            </w:pPr>
+            <w:r>
+              <w:rPr>
+                <w:rFonts w:ascii="Times New Roman" w:eastAsia="宋体" w:hAnsi="Times New Roman"/>
                 <w:b w:val="false"/>
                 <w:bCs w:val="false"/>
                 <w:sz w:val="21"/>
@@ -4692,29 +4462,26 @@
         </w:tc>
         <w:tc>
           <w:tcPr>
+            <w:tcBorders>
+              <w:bottom w:val="single" w:sz="6" w:space="0" w:color="000000"/>
+            </w:tcBorders>
             <w:tcW w:type="dxa" w:w="2160"/>
-            <w:tcBorders>
-              <w:top w:val="none" w:color="FFFFFF" w:sz="0"/>
-              <w:left w:val="none" w:color="FFFFFF" w:sz="0"/>
-              <w:bottom w:val="single" w:color="000000" w:sz="18"/>
-              <w:right w:val="none" w:color="FFFFFF" w:sz="0"/>
-            </w:tcBorders>
-            <w:tcMar>
-              <w:top w:type="dxa" w:w="60"/>
-              <w:left w:type="dxa" w:w="120"/>
-              <w:bottom w:type="dxa" w:w="60"/>
-              <w:right w:type="dxa" w:w="120"/>
-            </w:tcMar>
-            <w:vAlign w:val="center"/>
-          </w:tcPr>
-          <w:p>
-            <w:pPr>
-              <w:spacing w:after="0" w:before="0" w:line="276"/>
-              <w:jc w:val="center"/>
-            </w:pPr>
-            <w:r>
-              <w:rPr>
-                <w:rFonts w:ascii="Times New Roman" w:eastAsia="SimSun" w:hAnsi="Times New Roman"/>
+            <w:tcMar>
+              <w:top w:type="dxa" w:w="60"/>
+              <w:left w:type="dxa" w:w="120"/>
+              <w:bottom w:type="dxa" w:w="60"/>
+              <w:right w:type="dxa" w:w="120"/>
+            </w:tcMar>
+            <w:vAlign w:val="center"/>
+          </w:tcPr>
+          <w:p>
+            <w:pPr>
+              <w:spacing w:after="0" w:before="0" w:line="276"/>
+              <w:jc w:val="center"/>
+            </w:pPr>
+            <w:r>
+              <w:rPr>
+                <w:rFonts w:ascii="Times New Roman" w:eastAsia="宋体" w:hAnsi="Times New Roman"/>
                 <w:b w:val="false"/>
                 <w:bCs w:val="false"/>
                 <w:sz w:val="21"/>
@@ -4726,29 +4493,26 @@
         </w:tc>
         <w:tc>
           <w:tcPr>
+            <w:tcBorders>
+              <w:bottom w:val="single" w:sz="6" w:space="0" w:color="000000"/>
+            </w:tcBorders>
             <w:tcW w:type="dxa" w:w="2400"/>
-            <w:tcBorders>
-              <w:top w:val="none" w:color="FFFFFF" w:sz="0"/>
-              <w:left w:val="none" w:color="FFFFFF" w:sz="0"/>
-              <w:bottom w:val="single" w:color="000000" w:sz="18"/>
-              <w:right w:val="none" w:color="FFFFFF" w:sz="0"/>
-            </w:tcBorders>
-            <w:tcMar>
-              <w:top w:type="dxa" w:w="60"/>
-              <w:left w:type="dxa" w:w="120"/>
-              <w:bottom w:type="dxa" w:w="60"/>
-              <w:right w:type="dxa" w:w="120"/>
-            </w:tcMar>
-            <w:vAlign w:val="center"/>
-          </w:tcPr>
-          <w:p>
-            <w:pPr>
-              <w:spacing w:after="0" w:before="0" w:line="276"/>
-              <w:jc w:val="center"/>
-            </w:pPr>
-            <w:r>
-              <w:rPr>
-                <w:rFonts w:ascii="Times New Roman" w:eastAsia="SimSun" w:hAnsi="Times New Roman"/>
+            <w:tcMar>
+              <w:top w:type="dxa" w:w="60"/>
+              <w:left w:type="dxa" w:w="120"/>
+              <w:bottom w:type="dxa" w:w="60"/>
+              <w:right w:type="dxa" w:w="120"/>
+            </w:tcMar>
+            <w:vAlign w:val="center"/>
+          </w:tcPr>
+          <w:p>
+            <w:pPr>
+              <w:spacing w:after="0" w:before="0" w:line="276"/>
+              <w:jc w:val="center"/>
+            </w:pPr>
+            <w:r>
+              <w:rPr>
+                <w:rFonts w:ascii="Times New Roman" w:eastAsia="宋体" w:hAnsi="Times New Roman"/>
                 <w:b w:val="false"/>
                 <w:bCs w:val="false"/>
                 <w:sz w:val="21"/>
@@ -4773,7 +4537,7 @@
       </w:pPr>
       <w:r>
         <w:rPr>
-          <w:rFonts w:ascii="Times New Roman" w:eastAsia="SimSun" w:hAnsi="Times New Roman"/>
+          <w:rFonts w:ascii="Times New Roman" w:eastAsia="宋体" w:hAnsi="Times New Roman"/>
           <w:b w:val="false"/>
           <w:bCs w:val="false"/>
           <w:sz w:val="24"/>
@@ -4790,7 +4554,7 @@
       </w:pPr>
       <w:r>
         <w:rPr>
-          <w:rFonts w:ascii="Times New Roman" w:eastAsia="SimSun" w:hAnsi="Times New Roman"/>
+          <w:rFonts w:ascii="Times New Roman" w:eastAsia="宋体" w:hAnsi="Times New Roman"/>
           <w:b w:val="false"/>
           <w:bCs w:val="false"/>
           <w:sz w:val="24"/>
@@ -4806,7 +4570,7 @@
       </w:pPr>
       <w:r>
         <w:rPr>
-          <w:rFonts w:ascii="Times New Roman" w:eastAsia="SimHei" w:hAnsi="Times New Roman"/>
+          <w:rFonts w:ascii="Times New Roman" w:eastAsia="黑体" w:hAnsi="Times New Roman"/>
           <w:b/>
           <w:bCs/>
           <w:sz w:val="28"/>
@@ -4820,12 +4584,8 @@
         <w:tblW w:type="dxa" w:w="9360"/>
         <w:jc w:val="center"/>
         <w:tblBorders>
-          <w:top w:val="single" w:color="auto" w:sz="4"/>
-          <w:left w:val="single" w:color="auto" w:sz="4"/>
-          <w:bottom w:val="single" w:color="auto" w:sz="4"/>
-          <w:right w:val="single" w:color="auto" w:sz="4"/>
-          <w:insideH w:val="single" w:color="auto" w:sz="4"/>
-          <w:insideV w:val="single" w:color="auto" w:sz="4"/>
+          <w:top w:val="single" w:sz="12" w:space="0" w:color="000000"/>
+          <w:bottom w:val="single" w:sz="12" w:space="0" w:color="000000"/>
         </w:tblBorders>
       </w:tblPr>
       <w:tblGrid>
@@ -4839,29 +4599,26 @@
         </w:trPr>
         <w:tc>
           <w:tcPr>
+            <w:tcBorders>
+              <w:bottom w:val="single" w:sz="6" w:space="0" w:color="000000"/>
+            </w:tcBorders>
             <w:tcW w:type="dxa" w:w="2400"/>
-            <w:tcBorders>
-              <w:top w:val="single" w:color="000000" w:sz="18"/>
-              <w:left w:val="none" w:color="FFFFFF" w:sz="0"/>
-              <w:bottom w:val="single" w:color="000000" w:sz="6"/>
-              <w:right w:val="none" w:color="FFFFFF" w:sz="0"/>
-            </w:tcBorders>
-            <w:tcMar>
-              <w:top w:type="dxa" w:w="60"/>
-              <w:left w:type="dxa" w:w="120"/>
-              <w:bottom w:type="dxa" w:w="60"/>
-              <w:right w:type="dxa" w:w="120"/>
-            </w:tcMar>
-            <w:vAlign w:val="center"/>
-          </w:tcPr>
-          <w:p>
-            <w:pPr>
-              <w:spacing w:after="0" w:before="0" w:line="276"/>
-              <w:jc w:val="center"/>
-            </w:pPr>
-            <w:r>
-              <w:rPr>
-                <w:rFonts w:ascii="Times New Roman" w:eastAsia="SimSun" w:hAnsi="Times New Roman"/>
+            <w:tcMar>
+              <w:top w:type="dxa" w:w="60"/>
+              <w:left w:type="dxa" w:w="120"/>
+              <w:bottom w:type="dxa" w:w="60"/>
+              <w:right w:type="dxa" w:w="120"/>
+            </w:tcMar>
+            <w:vAlign w:val="center"/>
+          </w:tcPr>
+          <w:p>
+            <w:pPr>
+              <w:spacing w:after="0" w:before="0" w:line="276"/>
+              <w:jc w:val="center"/>
+            </w:pPr>
+            <w:r>
+              <w:rPr>
+                <w:rFonts w:ascii="Times New Roman" w:eastAsia="宋体" w:hAnsi="Times New Roman"/>
                 <w:b/>
                 <w:bCs/>
                 <w:sz w:val="21"/>
@@ -4873,29 +4630,26 @@
         </w:tc>
         <w:tc>
           <w:tcPr>
+            <w:tcBorders>
+              <w:bottom w:val="single" w:sz="6" w:space="0" w:color="000000"/>
+            </w:tcBorders>
             <w:tcW w:type="dxa" w:w="3480"/>
-            <w:tcBorders>
-              <w:top w:val="single" w:color="000000" w:sz="18"/>
-              <w:left w:val="none" w:color="FFFFFF" w:sz="0"/>
-              <w:bottom w:val="single" w:color="000000" w:sz="6"/>
-              <w:right w:val="none" w:color="FFFFFF" w:sz="0"/>
-            </w:tcBorders>
-            <w:tcMar>
-              <w:top w:type="dxa" w:w="60"/>
-              <w:left w:type="dxa" w:w="120"/>
-              <w:bottom w:type="dxa" w:w="60"/>
-              <w:right w:type="dxa" w:w="120"/>
-            </w:tcMar>
-            <w:vAlign w:val="center"/>
-          </w:tcPr>
-          <w:p>
-            <w:pPr>
-              <w:spacing w:after="0" w:before="0" w:line="276"/>
-              <w:jc w:val="center"/>
-            </w:pPr>
-            <w:r>
-              <w:rPr>
-                <w:rFonts w:ascii="Times New Roman" w:eastAsia="SimSun" w:hAnsi="Times New Roman"/>
+            <w:tcMar>
+              <w:top w:type="dxa" w:w="60"/>
+              <w:left w:type="dxa" w:w="120"/>
+              <w:bottom w:type="dxa" w:w="60"/>
+              <w:right w:type="dxa" w:w="120"/>
+            </w:tcMar>
+            <w:vAlign w:val="center"/>
+          </w:tcPr>
+          <w:p>
+            <w:pPr>
+              <w:spacing w:after="0" w:before="0" w:line="276"/>
+              <w:jc w:val="center"/>
+            </w:pPr>
+            <w:r>
+              <w:rPr>
+                <w:rFonts w:ascii="Times New Roman" w:eastAsia="宋体" w:hAnsi="Times New Roman"/>
                 <w:b/>
                 <w:bCs/>
                 <w:sz w:val="21"/>
@@ -4907,29 +4661,26 @@
         </w:tc>
         <w:tc>
           <w:tcPr>
+            <w:tcBorders>
+              <w:bottom w:val="single" w:sz="6" w:space="0" w:color="000000"/>
+            </w:tcBorders>
             <w:tcW w:type="dxa" w:w="3480"/>
-            <w:tcBorders>
-              <w:top w:val="single" w:color="000000" w:sz="18"/>
-              <w:left w:val="none" w:color="FFFFFF" w:sz="0"/>
-              <w:bottom w:val="single" w:color="000000" w:sz="6"/>
-              <w:right w:val="none" w:color="FFFFFF" w:sz="0"/>
-            </w:tcBorders>
-            <w:tcMar>
-              <w:top w:type="dxa" w:w="60"/>
-              <w:left w:type="dxa" w:w="120"/>
-              <w:bottom w:type="dxa" w:w="60"/>
-              <w:right w:type="dxa" w:w="120"/>
-            </w:tcMar>
-            <w:vAlign w:val="center"/>
-          </w:tcPr>
-          <w:p>
-            <w:pPr>
-              <w:spacing w:after="0" w:before="0" w:line="276"/>
-              <w:jc w:val="center"/>
-            </w:pPr>
-            <w:r>
-              <w:rPr>
-                <w:rFonts w:ascii="Times New Roman" w:eastAsia="SimSun" w:hAnsi="Times New Roman"/>
+            <w:tcMar>
+              <w:top w:type="dxa" w:w="60"/>
+              <w:left w:type="dxa" w:w="120"/>
+              <w:bottom w:type="dxa" w:w="60"/>
+              <w:right w:type="dxa" w:w="120"/>
+            </w:tcMar>
+            <w:vAlign w:val="center"/>
+          </w:tcPr>
+          <w:p>
+            <w:pPr>
+              <w:spacing w:after="0" w:before="0" w:line="276"/>
+              <w:jc w:val="center"/>
+            </w:pPr>
+            <w:r>
+              <w:rPr>
+                <w:rFonts w:ascii="Times New Roman" w:eastAsia="宋体" w:hAnsi="Times New Roman"/>
                 <w:b/>
                 <w:bCs/>
                 <w:sz w:val="21"/>
@@ -4946,29 +4697,26 @@
         </w:trPr>
         <w:tc>
           <w:tcPr>
+            <w:tcBorders>
+              <w:bottom w:val="single" w:sz="6" w:space="0" w:color="000000"/>
+            </w:tcBorders>
             <w:tcW w:type="dxa" w:w="2400"/>
-            <w:tcBorders>
-              <w:top w:val="none" w:color="FFFFFF" w:sz="0"/>
-              <w:left w:val="none" w:color="FFFFFF" w:sz="0"/>
-              <w:bottom w:val="none" w:color="FFFFFF" w:sz="0"/>
-              <w:right w:val="none" w:color="FFFFFF" w:sz="0"/>
-            </w:tcBorders>
-            <w:tcMar>
-              <w:top w:type="dxa" w:w="60"/>
-              <w:left w:type="dxa" w:w="120"/>
-              <w:bottom w:type="dxa" w:w="60"/>
-              <w:right w:type="dxa" w:w="120"/>
-            </w:tcMar>
-            <w:vAlign w:val="center"/>
-          </w:tcPr>
-          <w:p>
-            <w:pPr>
-              <w:spacing w:after="0" w:before="0" w:line="276"/>
-              <w:jc w:val="center"/>
-            </w:pPr>
-            <w:r>
-              <w:rPr>
-                <w:rFonts w:ascii="Times New Roman" w:eastAsia="SimSun" w:hAnsi="Times New Roman"/>
+            <w:tcMar>
+              <w:top w:type="dxa" w:w="60"/>
+              <w:left w:type="dxa" w:w="120"/>
+              <w:bottom w:type="dxa" w:w="60"/>
+              <w:right w:type="dxa" w:w="120"/>
+            </w:tcMar>
+            <w:vAlign w:val="center"/>
+          </w:tcPr>
+          <w:p>
+            <w:pPr>
+              <w:spacing w:after="0" w:before="0" w:line="276"/>
+              <w:jc w:val="center"/>
+            </w:pPr>
+            <w:r>
+              <w:rPr>
+                <w:rFonts w:ascii="Times New Roman" w:eastAsia="宋体" w:hAnsi="Times New Roman"/>
                 <w:b w:val="false"/>
                 <w:bCs w:val="false"/>
                 <w:sz w:val="21"/>
@@ -4980,29 +4728,26 @@
         </w:tc>
         <w:tc>
           <w:tcPr>
+            <w:tcBorders>
+              <w:bottom w:val="single" w:sz="6" w:space="0" w:color="000000"/>
+            </w:tcBorders>
             <w:tcW w:type="dxa" w:w="3480"/>
-            <w:tcBorders>
-              <w:top w:val="none" w:color="FFFFFF" w:sz="0"/>
-              <w:left w:val="none" w:color="FFFFFF" w:sz="0"/>
-              <w:bottom w:val="none" w:color="FFFFFF" w:sz="0"/>
-              <w:right w:val="none" w:color="FFFFFF" w:sz="0"/>
-            </w:tcBorders>
-            <w:tcMar>
-              <w:top w:type="dxa" w:w="60"/>
-              <w:left w:type="dxa" w:w="120"/>
-              <w:bottom w:type="dxa" w:w="60"/>
-              <w:right w:type="dxa" w:w="120"/>
-            </w:tcMar>
-            <w:vAlign w:val="center"/>
-          </w:tcPr>
-          <w:p>
-            <w:pPr>
-              <w:spacing w:after="0" w:before="0" w:line="276"/>
-              <w:jc w:val="center"/>
-            </w:pPr>
-            <w:r>
-              <w:rPr>
-                <w:rFonts w:ascii="Times New Roman" w:eastAsia="SimSun" w:hAnsi="Times New Roman"/>
+            <w:tcMar>
+              <w:top w:type="dxa" w:w="60"/>
+              <w:left w:type="dxa" w:w="120"/>
+              <w:bottom w:type="dxa" w:w="60"/>
+              <w:right w:type="dxa" w:w="120"/>
+            </w:tcMar>
+            <w:vAlign w:val="center"/>
+          </w:tcPr>
+          <w:p>
+            <w:pPr>
+              <w:spacing w:after="0" w:before="0" w:line="276"/>
+              <w:jc w:val="center"/>
+            </w:pPr>
+            <w:r>
+              <w:rPr>
+                <w:rFonts w:ascii="Times New Roman" w:eastAsia="宋体" w:hAnsi="Times New Roman"/>
                 <w:b w:val="false"/>
                 <w:bCs w:val="false"/>
                 <w:sz w:val="21"/>
@@ -5014,29 +4759,26 @@
         </w:tc>
         <w:tc>
           <w:tcPr>
+            <w:tcBorders>
+              <w:bottom w:val="single" w:sz="6" w:space="0" w:color="000000"/>
+            </w:tcBorders>
             <w:tcW w:type="dxa" w:w="3480"/>
-            <w:tcBorders>
-              <w:top w:val="none" w:color="FFFFFF" w:sz="0"/>
-              <w:left w:val="none" w:color="FFFFFF" w:sz="0"/>
-              <w:bottom w:val="none" w:color="FFFFFF" w:sz="0"/>
-              <w:right w:val="none" w:color="FFFFFF" w:sz="0"/>
-            </w:tcBorders>
-            <w:tcMar>
-              <w:top w:type="dxa" w:w="60"/>
-              <w:left w:type="dxa" w:w="120"/>
-              <w:bottom w:type="dxa" w:w="60"/>
-              <w:right w:type="dxa" w:w="120"/>
-            </w:tcMar>
-            <w:vAlign w:val="center"/>
-          </w:tcPr>
-          <w:p>
-            <w:pPr>
-              <w:spacing w:after="0" w:before="0" w:line="276"/>
-              <w:jc w:val="center"/>
-            </w:pPr>
-            <w:r>
-              <w:rPr>
-                <w:rFonts w:ascii="Times New Roman" w:eastAsia="SimSun" w:hAnsi="Times New Roman"/>
+            <w:tcMar>
+              <w:top w:type="dxa" w:w="60"/>
+              <w:left w:type="dxa" w:w="120"/>
+              <w:bottom w:type="dxa" w:w="60"/>
+              <w:right w:type="dxa" w:w="120"/>
+            </w:tcMar>
+            <w:vAlign w:val="center"/>
+          </w:tcPr>
+          <w:p>
+            <w:pPr>
+              <w:spacing w:after="0" w:before="0" w:line="276"/>
+              <w:jc w:val="center"/>
+            </w:pPr>
+            <w:r>
+              <w:rPr>
+                <w:rFonts w:ascii="Times New Roman" w:eastAsia="宋体" w:hAnsi="Times New Roman"/>
                 <w:b w:val="false"/>
                 <w:bCs w:val="false"/>
                 <w:sz w:val="21"/>
@@ -5053,29 +4795,26 @@
         </w:trPr>
         <w:tc>
           <w:tcPr>
+            <w:tcBorders>
+              <w:bottom w:val="single" w:sz="6" w:space="0" w:color="000000"/>
+            </w:tcBorders>
             <w:tcW w:type="dxa" w:w="2400"/>
-            <w:tcBorders>
-              <w:top w:val="none" w:color="FFFFFF" w:sz="0"/>
-              <w:left w:val="none" w:color="FFFFFF" w:sz="0"/>
-              <w:bottom w:val="none" w:color="FFFFFF" w:sz="0"/>
-              <w:right w:val="none" w:color="FFFFFF" w:sz="0"/>
-            </w:tcBorders>
-            <w:tcMar>
-              <w:top w:type="dxa" w:w="60"/>
-              <w:left w:type="dxa" w:w="120"/>
-              <w:bottom w:type="dxa" w:w="60"/>
-              <w:right w:type="dxa" w:w="120"/>
-            </w:tcMar>
-            <w:vAlign w:val="center"/>
-          </w:tcPr>
-          <w:p>
-            <w:pPr>
-              <w:spacing w:after="0" w:before="0" w:line="276"/>
-              <w:jc w:val="center"/>
-            </w:pPr>
-            <w:r>
-              <w:rPr>
-                <w:rFonts w:ascii="Times New Roman" w:eastAsia="SimSun" w:hAnsi="Times New Roman"/>
+            <w:tcMar>
+              <w:top w:type="dxa" w:w="60"/>
+              <w:left w:type="dxa" w:w="120"/>
+              <w:bottom w:type="dxa" w:w="60"/>
+              <w:right w:type="dxa" w:w="120"/>
+            </w:tcMar>
+            <w:vAlign w:val="center"/>
+          </w:tcPr>
+          <w:p>
+            <w:pPr>
+              <w:spacing w:after="0" w:before="0" w:line="276"/>
+              <w:jc w:val="center"/>
+            </w:pPr>
+            <w:r>
+              <w:rPr>
+                <w:rFonts w:ascii="Times New Roman" w:eastAsia="宋体" w:hAnsi="Times New Roman"/>
                 <w:b w:val="false"/>
                 <w:bCs w:val="false"/>
                 <w:sz w:val="21"/>
@@ -5087,29 +4826,26 @@
         </w:tc>
         <w:tc>
           <w:tcPr>
+            <w:tcBorders>
+              <w:bottom w:val="single" w:sz="6" w:space="0" w:color="000000"/>
+            </w:tcBorders>
             <w:tcW w:type="dxa" w:w="3480"/>
-            <w:tcBorders>
-              <w:top w:val="none" w:color="FFFFFF" w:sz="0"/>
-              <w:left w:val="none" w:color="FFFFFF" w:sz="0"/>
-              <w:bottom w:val="none" w:color="FFFFFF" w:sz="0"/>
-              <w:right w:val="none" w:color="FFFFFF" w:sz="0"/>
-            </w:tcBorders>
-            <w:tcMar>
-              <w:top w:type="dxa" w:w="60"/>
-              <w:left w:type="dxa" w:w="120"/>
-              <w:bottom w:type="dxa" w:w="60"/>
-              <w:right w:type="dxa" w:w="120"/>
-            </w:tcMar>
-            <w:vAlign w:val="center"/>
-          </w:tcPr>
-          <w:p>
-            <w:pPr>
-              <w:spacing w:after="0" w:before="0" w:line="276"/>
-              <w:jc w:val="center"/>
-            </w:pPr>
-            <w:r>
-              <w:rPr>
-                <w:rFonts w:ascii="Times New Roman" w:eastAsia="SimSun" w:hAnsi="Times New Roman"/>
+            <w:tcMar>
+              <w:top w:type="dxa" w:w="60"/>
+              <w:left w:type="dxa" w:w="120"/>
+              <w:bottom w:type="dxa" w:w="60"/>
+              <w:right w:type="dxa" w:w="120"/>
+            </w:tcMar>
+            <w:vAlign w:val="center"/>
+          </w:tcPr>
+          <w:p>
+            <w:pPr>
+              <w:spacing w:after="0" w:before="0" w:line="276"/>
+              <w:jc w:val="center"/>
+            </w:pPr>
+            <w:r>
+              <w:rPr>
+                <w:rFonts w:ascii="Times New Roman" w:eastAsia="宋体" w:hAnsi="Times New Roman"/>
                 <w:b w:val="false"/>
                 <w:bCs w:val="false"/>
                 <w:sz w:val="21"/>
@@ -5121,29 +4857,26 @@
         </w:tc>
         <w:tc>
           <w:tcPr>
+            <w:tcBorders>
+              <w:bottom w:val="single" w:sz="6" w:space="0" w:color="000000"/>
+            </w:tcBorders>
             <w:tcW w:type="dxa" w:w="3480"/>
-            <w:tcBorders>
-              <w:top w:val="none" w:color="FFFFFF" w:sz="0"/>
-              <w:left w:val="none" w:color="FFFFFF" w:sz="0"/>
-              <w:bottom w:val="none" w:color="FFFFFF" w:sz="0"/>
-              <w:right w:val="none" w:color="FFFFFF" w:sz="0"/>
-            </w:tcBorders>
-            <w:tcMar>
-              <w:top w:type="dxa" w:w="60"/>
-              <w:left w:type="dxa" w:w="120"/>
-              <w:bottom w:type="dxa" w:w="60"/>
-              <w:right w:type="dxa" w:w="120"/>
-            </w:tcMar>
-            <w:vAlign w:val="center"/>
-          </w:tcPr>
-          <w:p>
-            <w:pPr>
-              <w:spacing w:after="0" w:before="0" w:line="276"/>
-              <w:jc w:val="center"/>
-            </w:pPr>
-            <w:r>
-              <w:rPr>
-                <w:rFonts w:ascii="Times New Roman" w:eastAsia="SimSun" w:hAnsi="Times New Roman"/>
+            <w:tcMar>
+              <w:top w:type="dxa" w:w="60"/>
+              <w:left w:type="dxa" w:w="120"/>
+              <w:bottom w:type="dxa" w:w="60"/>
+              <w:right w:type="dxa" w:w="120"/>
+            </w:tcMar>
+            <w:vAlign w:val="center"/>
+          </w:tcPr>
+          <w:p>
+            <w:pPr>
+              <w:spacing w:after="0" w:before="0" w:line="276"/>
+              <w:jc w:val="center"/>
+            </w:pPr>
+            <w:r>
+              <w:rPr>
+                <w:rFonts w:ascii="Times New Roman" w:eastAsia="宋体" w:hAnsi="Times New Roman"/>
                 <w:b w:val="false"/>
                 <w:bCs w:val="false"/>
                 <w:sz w:val="21"/>
@@ -5160,29 +4893,26 @@
         </w:trPr>
         <w:tc>
           <w:tcPr>
+            <w:tcBorders>
+              <w:bottom w:val="single" w:sz="6" w:space="0" w:color="000000"/>
+            </w:tcBorders>
             <w:tcW w:type="dxa" w:w="2400"/>
-            <w:tcBorders>
-              <w:top w:val="none" w:color="FFFFFF" w:sz="0"/>
-              <w:left w:val="none" w:color="FFFFFF" w:sz="0"/>
-              <w:bottom w:val="none" w:color="FFFFFF" w:sz="0"/>
-              <w:right w:val="none" w:color="FFFFFF" w:sz="0"/>
-            </w:tcBorders>
-            <w:tcMar>
-              <w:top w:type="dxa" w:w="60"/>
-              <w:left w:type="dxa" w:w="120"/>
-              <w:bottom w:type="dxa" w:w="60"/>
-              <w:right w:type="dxa" w:w="120"/>
-            </w:tcMar>
-            <w:vAlign w:val="center"/>
-          </w:tcPr>
-          <w:p>
-            <w:pPr>
-              <w:spacing w:after="0" w:before="0" w:line="276"/>
-              <w:jc w:val="center"/>
-            </w:pPr>
-            <w:r>
-              <w:rPr>
-                <w:rFonts w:ascii="Times New Roman" w:eastAsia="SimSun" w:hAnsi="Times New Roman"/>
+            <w:tcMar>
+              <w:top w:type="dxa" w:w="60"/>
+              <w:left w:type="dxa" w:w="120"/>
+              <w:bottom w:type="dxa" w:w="60"/>
+              <w:right w:type="dxa" w:w="120"/>
+            </w:tcMar>
+            <w:vAlign w:val="center"/>
+          </w:tcPr>
+          <w:p>
+            <w:pPr>
+              <w:spacing w:after="0" w:before="0" w:line="276"/>
+              <w:jc w:val="center"/>
+            </w:pPr>
+            <w:r>
+              <w:rPr>
+                <w:rFonts w:ascii="Times New Roman" w:eastAsia="宋体" w:hAnsi="Times New Roman"/>
                 <w:b w:val="false"/>
                 <w:bCs w:val="false"/>
                 <w:sz w:val="21"/>
@@ -5194,29 +4924,26 @@
         </w:tc>
         <w:tc>
           <w:tcPr>
+            <w:tcBorders>
+              <w:bottom w:val="single" w:sz="6" w:space="0" w:color="000000"/>
+            </w:tcBorders>
             <w:tcW w:type="dxa" w:w="3480"/>
-            <w:tcBorders>
-              <w:top w:val="none" w:color="FFFFFF" w:sz="0"/>
-              <w:left w:val="none" w:color="FFFFFF" w:sz="0"/>
-              <w:bottom w:val="none" w:color="FFFFFF" w:sz="0"/>
-              <w:right w:val="none" w:color="FFFFFF" w:sz="0"/>
-            </w:tcBorders>
-            <w:tcMar>
-              <w:top w:type="dxa" w:w="60"/>
-              <w:left w:type="dxa" w:w="120"/>
-              <w:bottom w:type="dxa" w:w="60"/>
-              <w:right w:type="dxa" w:w="120"/>
-            </w:tcMar>
-            <w:vAlign w:val="center"/>
-          </w:tcPr>
-          <w:p>
-            <w:pPr>
-              <w:spacing w:after="0" w:before="0" w:line="276"/>
-              <w:jc w:val="center"/>
-            </w:pPr>
-            <w:r>
-              <w:rPr>
-                <w:rFonts w:ascii="Times New Roman" w:eastAsia="SimSun" w:hAnsi="Times New Roman"/>
+            <w:tcMar>
+              <w:top w:type="dxa" w:w="60"/>
+              <w:left w:type="dxa" w:w="120"/>
+              <w:bottom w:type="dxa" w:w="60"/>
+              <w:right w:type="dxa" w:w="120"/>
+            </w:tcMar>
+            <w:vAlign w:val="center"/>
+          </w:tcPr>
+          <w:p>
+            <w:pPr>
+              <w:spacing w:after="0" w:before="0" w:line="276"/>
+              <w:jc w:val="center"/>
+            </w:pPr>
+            <w:r>
+              <w:rPr>
+                <w:rFonts w:ascii="Times New Roman" w:eastAsia="宋体" w:hAnsi="Times New Roman"/>
                 <w:b w:val="false"/>
                 <w:bCs w:val="false"/>
                 <w:sz w:val="21"/>
@@ -5228,29 +4955,26 @@
         </w:tc>
         <w:tc>
           <w:tcPr>
+            <w:tcBorders>
+              <w:bottom w:val="single" w:sz="6" w:space="0" w:color="000000"/>
+            </w:tcBorders>
             <w:tcW w:type="dxa" w:w="3480"/>
-            <w:tcBorders>
-              <w:top w:val="none" w:color="FFFFFF" w:sz="0"/>
-              <w:left w:val="none" w:color="FFFFFF" w:sz="0"/>
-              <w:bottom w:val="none" w:color="FFFFFF" w:sz="0"/>
-              <w:right w:val="none" w:color="FFFFFF" w:sz="0"/>
-            </w:tcBorders>
-            <w:tcMar>
-              <w:top w:type="dxa" w:w="60"/>
-              <w:left w:type="dxa" w:w="120"/>
-              <w:bottom w:type="dxa" w:w="60"/>
-              <w:right w:type="dxa" w:w="120"/>
-            </w:tcMar>
-            <w:vAlign w:val="center"/>
-          </w:tcPr>
-          <w:p>
-            <w:pPr>
-              <w:spacing w:after="0" w:before="0" w:line="276"/>
-              <w:jc w:val="center"/>
-            </w:pPr>
-            <w:r>
-              <w:rPr>
-                <w:rFonts w:ascii="Times New Roman" w:eastAsia="SimSun" w:hAnsi="Times New Roman"/>
+            <w:tcMar>
+              <w:top w:type="dxa" w:w="60"/>
+              <w:left w:type="dxa" w:w="120"/>
+              <w:bottom w:type="dxa" w:w="60"/>
+              <w:right w:type="dxa" w:w="120"/>
+            </w:tcMar>
+            <w:vAlign w:val="center"/>
+          </w:tcPr>
+          <w:p>
+            <w:pPr>
+              <w:spacing w:after="0" w:before="0" w:line="276"/>
+              <w:jc w:val="center"/>
+            </w:pPr>
+            <w:r>
+              <w:rPr>
+                <w:rFonts w:ascii="Times New Roman" w:eastAsia="宋体" w:hAnsi="Times New Roman"/>
                 <w:b w:val="false"/>
                 <w:bCs w:val="false"/>
                 <w:sz w:val="21"/>
@@ -5267,29 +4991,26 @@
         </w:trPr>
         <w:tc>
           <w:tcPr>
+            <w:tcBorders>
+              <w:bottom w:val="single" w:sz="6" w:space="0" w:color="000000"/>
+            </w:tcBorders>
             <w:tcW w:type="dxa" w:w="2400"/>
-            <w:tcBorders>
-              <w:top w:val="none" w:color="FFFFFF" w:sz="0"/>
-              <w:left w:val="none" w:color="FFFFFF" w:sz="0"/>
-              <w:bottom w:val="single" w:color="000000" w:sz="18"/>
-              <w:right w:val="none" w:color="FFFFFF" w:sz="0"/>
-            </w:tcBorders>
-            <w:tcMar>
-              <w:top w:type="dxa" w:w="60"/>
-              <w:left w:type="dxa" w:w="120"/>
-              <w:bottom w:type="dxa" w:w="60"/>
-              <w:right w:type="dxa" w:w="120"/>
-            </w:tcMar>
-            <w:vAlign w:val="center"/>
-          </w:tcPr>
-          <w:p>
-            <w:pPr>
-              <w:spacing w:after="0" w:before="0" w:line="276"/>
-              <w:jc w:val="center"/>
-            </w:pPr>
-            <w:r>
-              <w:rPr>
-                <w:rFonts w:ascii="Times New Roman" w:eastAsia="SimSun" w:hAnsi="Times New Roman"/>
+            <w:tcMar>
+              <w:top w:type="dxa" w:w="60"/>
+              <w:left w:type="dxa" w:w="120"/>
+              <w:bottom w:type="dxa" w:w="60"/>
+              <w:right w:type="dxa" w:w="120"/>
+            </w:tcMar>
+            <w:vAlign w:val="center"/>
+          </w:tcPr>
+          <w:p>
+            <w:pPr>
+              <w:spacing w:after="0" w:before="0" w:line="276"/>
+              <w:jc w:val="center"/>
+            </w:pPr>
+            <w:r>
+              <w:rPr>
+                <w:rFonts w:ascii="Times New Roman" w:eastAsia="宋体" w:hAnsi="Times New Roman"/>
                 <w:b w:val="false"/>
                 <w:bCs w:val="false"/>
                 <w:sz w:val="21"/>
@@ -5301,29 +5022,26 @@
         </w:tc>
         <w:tc>
           <w:tcPr>
+            <w:tcBorders>
+              <w:bottom w:val="single" w:sz="6" w:space="0" w:color="000000"/>
+            </w:tcBorders>
             <w:tcW w:type="dxa" w:w="3480"/>
-            <w:tcBorders>
-              <w:top w:val="none" w:color="FFFFFF" w:sz="0"/>
-              <w:left w:val="none" w:color="FFFFFF" w:sz="0"/>
-              <w:bottom w:val="single" w:color="000000" w:sz="18"/>
-              <w:right w:val="none" w:color="FFFFFF" w:sz="0"/>
-            </w:tcBorders>
-            <w:tcMar>
-              <w:top w:type="dxa" w:w="60"/>
-              <w:left w:type="dxa" w:w="120"/>
-              <w:bottom w:type="dxa" w:w="60"/>
-              <w:right w:type="dxa" w:w="120"/>
-            </w:tcMar>
-            <w:vAlign w:val="center"/>
-          </w:tcPr>
-          <w:p>
-            <w:pPr>
-              <w:spacing w:after="0" w:before="0" w:line="276"/>
-              <w:jc w:val="center"/>
-            </w:pPr>
-            <w:r>
-              <w:rPr>
-                <w:rFonts w:ascii="Times New Roman" w:eastAsia="SimSun" w:hAnsi="Times New Roman"/>
+            <w:tcMar>
+              <w:top w:type="dxa" w:w="60"/>
+              <w:left w:type="dxa" w:w="120"/>
+              <w:bottom w:type="dxa" w:w="60"/>
+              <w:right w:type="dxa" w:w="120"/>
+            </w:tcMar>
+            <w:vAlign w:val="center"/>
+          </w:tcPr>
+          <w:p>
+            <w:pPr>
+              <w:spacing w:after="0" w:before="0" w:line="276"/>
+              <w:jc w:val="center"/>
+            </w:pPr>
+            <w:r>
+              <w:rPr>
+                <w:rFonts w:ascii="Times New Roman" w:eastAsia="宋体" w:hAnsi="Times New Roman"/>
                 <w:b w:val="false"/>
                 <w:bCs w:val="false"/>
                 <w:sz w:val="21"/>
@@ -5335,29 +5053,26 @@
         </w:tc>
         <w:tc>
           <w:tcPr>
+            <w:tcBorders>
+              <w:bottom w:val="single" w:sz="6" w:space="0" w:color="000000"/>
+            </w:tcBorders>
             <w:tcW w:type="dxa" w:w="3480"/>
-            <w:tcBorders>
-              <w:top w:val="none" w:color="FFFFFF" w:sz="0"/>
-              <w:left w:val="none" w:color="FFFFFF" w:sz="0"/>
-              <w:bottom w:val="single" w:color="000000" w:sz="18"/>
-              <w:right w:val="none" w:color="FFFFFF" w:sz="0"/>
-            </w:tcBorders>
-            <w:tcMar>
-              <w:top w:type="dxa" w:w="60"/>
-              <w:left w:type="dxa" w:w="120"/>
-              <w:bottom w:type="dxa" w:w="60"/>
-              <w:right w:type="dxa" w:w="120"/>
-            </w:tcMar>
-            <w:vAlign w:val="center"/>
-          </w:tcPr>
-          <w:p>
-            <w:pPr>
-              <w:spacing w:after="0" w:before="0" w:line="276"/>
-              <w:jc w:val="center"/>
-            </w:pPr>
-            <w:r>
-              <w:rPr>
-                <w:rFonts w:ascii="Times New Roman" w:eastAsia="SimSun" w:hAnsi="Times New Roman"/>
+            <w:tcMar>
+              <w:top w:type="dxa" w:w="60"/>
+              <w:left w:type="dxa" w:w="120"/>
+              <w:bottom w:type="dxa" w:w="60"/>
+              <w:right w:type="dxa" w:w="120"/>
+            </w:tcMar>
+            <w:vAlign w:val="center"/>
+          </w:tcPr>
+          <w:p>
+            <w:pPr>
+              <w:spacing w:after="0" w:before="0" w:line="276"/>
+              <w:jc w:val="center"/>
+            </w:pPr>
+            <w:r>
+              <w:rPr>
+                <w:rFonts w:ascii="Times New Roman" w:eastAsia="宋体" w:hAnsi="Times New Roman"/>
                 <w:b w:val="false"/>
                 <w:bCs w:val="false"/>
                 <w:sz w:val="21"/>
@@ -5381,7 +5096,7 @@
       </w:pPr>
       <w:r>
         <w:rPr>
-          <w:rFonts w:ascii="Times New Roman" w:eastAsia="SimHei" w:hAnsi="Times New Roman"/>
+          <w:rFonts w:ascii="Times New Roman" w:eastAsia="黑体" w:hAnsi="Times New Roman"/>
           <w:b/>
           <w:bCs/>
           <w:sz w:val="32"/>
@@ -5397,7 +5112,7 @@
       </w:pPr>
       <w:r>
         <w:rPr>
-          <w:rFonts w:ascii="Times New Roman" w:eastAsia="SimHei" w:hAnsi="Times New Roman"/>
+          <w:rFonts w:ascii="Times New Roman" w:eastAsia="黑体" w:hAnsi="Times New Roman"/>
           <w:b/>
           <w:bCs/>
           <w:sz w:val="28"/>
@@ -5414,7 +5129,7 @@
       </w:pPr>
       <w:r>
         <w:rPr>
-          <w:rFonts w:ascii="Times New Roman" w:eastAsia="SimSun" w:hAnsi="Times New Roman"/>
+          <w:rFonts w:ascii="Times New Roman" w:eastAsia="宋体" w:hAnsi="Times New Roman"/>
           <w:b w:val="false"/>
           <w:bCs w:val="false"/>
           <w:sz w:val="24"/>
@@ -5431,7 +5146,7 @@
       </w:pPr>
       <w:r>
         <w:rPr>
-          <w:rFonts w:ascii="Times New Roman" w:eastAsia="SimSun" w:hAnsi="Times New Roman"/>
+          <w:rFonts w:ascii="Times New Roman" w:eastAsia="宋体" w:hAnsi="Times New Roman"/>
           <w:b w:val="false"/>
           <w:bCs w:val="false"/>
           <w:sz w:val="24"/>
@@ -5448,7 +5163,7 @@
       </w:pPr>
       <w:r>
         <w:rPr>
-          <w:rFonts w:ascii="Times New Roman" w:eastAsia="SimSun" w:hAnsi="Times New Roman"/>
+          <w:rFonts w:ascii="Times New Roman" w:eastAsia="宋体" w:hAnsi="Times New Roman"/>
           <w:b w:val="false"/>
           <w:bCs w:val="false"/>
           <w:sz w:val="24"/>
@@ -5465,7 +5180,7 @@
       </w:pPr>
       <w:r>
         <w:rPr>
-          <w:rFonts w:ascii="Times New Roman" w:eastAsia="SimSun" w:hAnsi="Times New Roman"/>
+          <w:rFonts w:ascii="Times New Roman" w:eastAsia="宋体" w:hAnsi="Times New Roman"/>
           <w:b w:val="false"/>
           <w:bCs w:val="false"/>
           <w:sz w:val="24"/>
@@ -5481,7 +5196,7 @@
       </w:pPr>
       <w:r>
         <w:rPr>
-          <w:rFonts w:ascii="Times New Roman" w:eastAsia="SimHei" w:hAnsi="Times New Roman"/>
+          <w:rFonts w:ascii="Times New Roman" w:eastAsia="黑体" w:hAnsi="Times New Roman"/>
           <w:b/>
           <w:bCs/>
           <w:sz w:val="28"/>
@@ -5498,7 +5213,7 @@
       </w:pPr>
       <w:r>
         <w:rPr>
-          <w:rFonts w:ascii="Times New Roman" w:eastAsia="SimSun" w:hAnsi="Times New Roman"/>
+          <w:rFonts w:ascii="Times New Roman" w:eastAsia="宋体" w:hAnsi="Times New Roman"/>
           <w:b w:val="false"/>
           <w:bCs w:val="false"/>
           <w:sz w:val="24"/>
@@ -5515,7 +5230,7 @@
       </w:pPr>
       <w:r>
         <w:rPr>
-          <w:rFonts w:ascii="Times New Roman" w:eastAsia="SimSun" w:hAnsi="Times New Roman"/>
+          <w:rFonts w:ascii="Times New Roman" w:eastAsia="宋体" w:hAnsi="Times New Roman"/>
           <w:b w:val="false"/>
           <w:bCs w:val="false"/>
           <w:sz w:val="24"/>
@@ -5532,7 +5247,7 @@
       </w:pPr>
       <w:r>
         <w:rPr>
-          <w:rFonts w:ascii="Times New Roman" w:eastAsia="SimSun" w:hAnsi="Times New Roman"/>
+          <w:rFonts w:ascii="Times New Roman" w:eastAsia="宋体" w:hAnsi="Times New Roman"/>
           <w:b w:val="false"/>
           <w:bCs w:val="false"/>
           <w:sz w:val="24"/>
@@ -5549,7 +5264,7 @@
       </w:pPr>
       <w:r>
         <w:rPr>
-          <w:rFonts w:ascii="Times New Roman" w:eastAsia="SimSun" w:hAnsi="Times New Roman"/>
+          <w:rFonts w:ascii="Times New Roman" w:eastAsia="宋体" w:hAnsi="Times New Roman"/>
           <w:b w:val="false"/>
           <w:bCs w:val="false"/>
           <w:sz w:val="24"/>
@@ -5565,7 +5280,7 @@
       </w:pPr>
       <w:r>
         <w:rPr>
-          <w:rFonts w:ascii="Times New Roman" w:eastAsia="SimHei" w:hAnsi="Times New Roman"/>
+          <w:rFonts w:ascii="Times New Roman" w:eastAsia="黑体" w:hAnsi="Times New Roman"/>
           <w:b/>
           <w:bCs/>
           <w:sz w:val="28"/>
@@ -5582,7 +5297,7 @@
       </w:pPr>
       <w:r>
         <w:rPr>
-          <w:rFonts w:ascii="Times New Roman" w:eastAsia="SimSun" w:hAnsi="Times New Roman"/>
+          <w:rFonts w:ascii="Times New Roman" w:eastAsia="宋体" w:hAnsi="Times New Roman"/>
           <w:b w:val="false"/>
           <w:bCs w:val="false"/>
           <w:sz w:val="24"/>
@@ -5599,7 +5314,7 @@
       </w:pPr>
       <w:r>
         <w:rPr>
-          <w:rFonts w:ascii="Times New Roman" w:eastAsia="SimSun" w:hAnsi="Times New Roman"/>
+          <w:rFonts w:ascii="Times New Roman" w:eastAsia="宋体" w:hAnsi="Times New Roman"/>
           <w:b w:val="false"/>
           <w:bCs w:val="false"/>
           <w:sz w:val="24"/>
@@ -5616,7 +5331,7 @@
       </w:pPr>
       <w:r>
         <w:rPr>
-          <w:rFonts w:ascii="Times New Roman" w:eastAsia="SimSun" w:hAnsi="Times New Roman"/>
+          <w:rFonts w:ascii="Times New Roman" w:eastAsia="宋体" w:hAnsi="Times New Roman"/>
           <w:b w:val="false"/>
           <w:bCs w:val="false"/>
           <w:sz w:val="24"/>
@@ -5633,7 +5348,7 @@
       </w:pPr>
       <w:r>
         <w:rPr>
-          <w:rFonts w:ascii="Times New Roman" w:eastAsia="SimSun" w:hAnsi="Times New Roman"/>
+          <w:rFonts w:ascii="Times New Roman" w:eastAsia="宋体" w:hAnsi="Times New Roman"/>
           <w:b w:val="false"/>
           <w:bCs w:val="false"/>
           <w:sz w:val="24"/>
@@ -5650,7 +5365,7 @@
       </w:pPr>
       <w:r>
         <w:rPr>
-          <w:rFonts w:ascii="Times New Roman" w:eastAsia="SimSun" w:hAnsi="Times New Roman"/>
+          <w:rFonts w:ascii="Times New Roman" w:eastAsia="宋体" w:hAnsi="Times New Roman"/>
           <w:b w:val="false"/>
           <w:bCs w:val="false"/>
           <w:sz w:val="24"/>
@@ -5666,7 +5381,7 @@
       </w:pPr>
       <w:r>
         <w:rPr>
-          <w:rFonts w:ascii="Times New Roman" w:eastAsia="SimHei" w:hAnsi="Times New Roman"/>
+          <w:rFonts w:ascii="Times New Roman" w:eastAsia="黑体" w:hAnsi="Times New Roman"/>
           <w:b/>
           <w:bCs/>
           <w:sz w:val="32"/>
@@ -5683,7 +5398,7 @@
       </w:pPr>
       <w:r>
         <w:rPr>
-          <w:rFonts w:ascii="Times New Roman" w:eastAsia="SimSun" w:hAnsi="Times New Roman"/>
+          <w:rFonts w:ascii="Times New Roman" w:eastAsia="宋体" w:hAnsi="Times New Roman"/>
           <w:b w:val="false"/>
           <w:bCs w:val="false"/>
           <w:sz w:val="21"/>
@@ -5700,7 +5415,7 @@
       </w:pPr>
       <w:r>
         <w:rPr>
-          <w:rFonts w:ascii="Times New Roman" w:eastAsia="SimSun" w:hAnsi="Times New Roman"/>
+          <w:rFonts w:ascii="Times New Roman" w:eastAsia="宋体" w:hAnsi="Times New Roman"/>
           <w:b w:val="false"/>
           <w:bCs w:val="false"/>
           <w:sz w:val="21"/>
@@ -5717,7 +5432,7 @@
       </w:pPr>
       <w:r>
         <w:rPr>
-          <w:rFonts w:ascii="Times New Roman" w:eastAsia="SimSun" w:hAnsi="Times New Roman"/>
+          <w:rFonts w:ascii="Times New Roman" w:eastAsia="宋体" w:hAnsi="Times New Roman"/>
           <w:b w:val="false"/>
           <w:bCs w:val="false"/>
           <w:sz w:val="21"/>
@@ -5734,7 +5449,7 @@
       </w:pPr>
       <w:r>
         <w:rPr>
-          <w:rFonts w:ascii="Times New Roman" w:eastAsia="SimSun" w:hAnsi="Times New Roman"/>
+          <w:rFonts w:ascii="Times New Roman" w:eastAsia="宋体" w:hAnsi="Times New Roman"/>
           <w:b w:val="false"/>
           <w:bCs w:val="false"/>
           <w:sz w:val="21"/>
@@ -5751,7 +5466,7 @@
       </w:pPr>
       <w:r>
         <w:rPr>
-          <w:rFonts w:ascii="Times New Roman" w:eastAsia="SimSun" w:hAnsi="Times New Roman"/>
+          <w:rFonts w:ascii="Times New Roman" w:eastAsia="宋体" w:hAnsi="Times New Roman"/>
           <w:b w:val="false"/>
           <w:bCs w:val="false"/>
           <w:sz w:val="21"/>
@@ -5768,7 +5483,7 @@
       </w:pPr>
       <w:r>
         <w:rPr>
-          <w:rFonts w:ascii="Times New Roman" w:eastAsia="SimSun" w:hAnsi="Times New Roman"/>
+          <w:rFonts w:ascii="Times New Roman" w:eastAsia="宋体" w:hAnsi="Times New Roman"/>
           <w:b w:val="false"/>
           <w:bCs w:val="false"/>
           <w:sz w:val="21"/>
@@ -5785,7 +5500,7 @@
       </w:pPr>
       <w:r>
         <w:rPr>
-          <w:rFonts w:ascii="Times New Roman" w:eastAsia="SimSun" w:hAnsi="Times New Roman"/>
+          <w:rFonts w:ascii="Times New Roman" w:eastAsia="宋体" w:hAnsi="Times New Roman"/>
           <w:b w:val="false"/>
           <w:bCs w:val="false"/>
           <w:sz w:val="21"/>
@@ -5802,7 +5517,7 @@
       </w:pPr>
       <w:r>
         <w:rPr>
-          <w:rFonts w:ascii="Times New Roman" w:eastAsia="SimSun" w:hAnsi="Times New Roman"/>
+          <w:rFonts w:ascii="Times New Roman" w:eastAsia="宋体" w:hAnsi="Times New Roman"/>
           <w:b w:val="false"/>
           <w:bCs w:val="false"/>
           <w:sz w:val="21"/>
@@ -5819,7 +5534,7 @@
       </w:pPr>
       <w:r>
         <w:rPr>
-          <w:rFonts w:ascii="Times New Roman" w:eastAsia="SimSun" w:hAnsi="Times New Roman"/>
+          <w:rFonts w:ascii="Times New Roman" w:eastAsia="宋体" w:hAnsi="Times New Roman"/>
           <w:b w:val="false"/>
           <w:bCs w:val="false"/>
           <w:sz w:val="21"/>
@@ -5836,7 +5551,7 @@
       </w:pPr>
       <w:r>
         <w:rPr>
-          <w:rFonts w:ascii="Times New Roman" w:eastAsia="SimSun" w:hAnsi="Times New Roman"/>
+          <w:rFonts w:ascii="Times New Roman" w:eastAsia="宋体" w:hAnsi="Times New Roman"/>
           <w:b w:val="false"/>
           <w:bCs w:val="false"/>
           <w:sz w:val="21"/>
@@ -5991,87 +5706,6 @@
 </w:hdr>
 </file>
 
-<file path=word/header_watermark.xml><?xml version="1.0" encoding="utf-8"?>
-<w:hdr xmlns:w="http://schemas.openxmlformats.org/wordprocessingml/2006/main" xmlns:r="http://schemas.openxmlformats.org/officeDocument/2006/relationships" xmlns:wp="http://schemas.openxmlformats.org/drawingml/2006/wordprocessingDrawing" xmlns:a="http://schemas.openxmlformats.org/drawingml/2006/main" xmlns:wps="http://schemas.microsoft.com/office/word/2010/wordprocessingShape" xmlns:mc="http://schemas.openxmlformats.org/markup-compatibility/2006" xmlns:wp14="http://schemas.microsoft.com/office/word/2010/wordprocessingDrawing" xmlns:w14="http://schemas.microsoft.com/office/word/2010/wordml" mc:Ignorable="w14 wp14">
-  <w:p>
-    <w:pPr>
-      <w:pStyle w:val="Header"/>
-    </w:pPr>
-    <w:r>
-      <w:rPr>
-        <w:noProof/>
-      </w:rPr>
-      <mc:AlternateContent>
-        <mc:Choice Requires="wps">
-          <w:drawing>
-            <wp:anchor distT="0" distB="0" distL="0" distR="0" simplePos="0" relativeHeight="251658240" behindDoc="1" locked="0" layoutInCell="0" allowOverlap="1">
-              <wp:simplePos x="0" y="0"/>
-              <wp:positionH relativeFrom="page">
-                <wp:align>right</wp:align>
-              </wp:positionH>
-              <wp:positionV relativeFrom="page">
-                <wp:align>bottom</wp:align>
-              </wp:positionV>
-              <wp:extent cx="2200000" cy="350000"/>
-              <wp:effectExtent l="0" t="0" r="0" b="0"/>
-              <wp:wrapNone/>
-              <wp:docPr id="1" name="Watermark"/>
-              <a:graphic>
-                <a:graphicData uri="http://schemas.microsoft.com/office/word/2010/wordprocessingShape">
-                  <wps:wsp>
-                    <wps:cNvSpPr txBox="1"/>
-                    <wps:spPr>
-                      <a:xfrm rot="0">
-                        <a:off x="0" y="0"/>
-                        <a:ext cx="2200000" cy="350000"/>
-                      </a:xfrm>
-                      <a:prstGeom prst="rect">
-                        <a:avLst/>
-                      </a:prstGeom>
-                      <a:noFill/>
-                      <a:ln>
-                        <a:noFill/>
-                      </a:ln>
-                    </wps:spPr>
-                    <wps:txbx>
-                      <w:txbxContent>
-                        <w:p>
-                          <w:pPr>
-                            <w:jc w:val="right"/>
-                          </w:pPr>
-                          <w:r>
-                            <w:rPr>
-                              <w:sz w:val="32"/>
-                              <w:szCs w:val="32"/>
-                              <w:rFonts w:eastAsia="SimSun" w:ascii="Arial" w:hAnsi="Arial"/>
-                              <w:color w:val="808080"/>
-                              <w14:textFill>
-                                <w14:solidFill>
-                                  <w14:srgbClr w14:val="808080">
-                                    <w14:alpha w14:val="19999"/>
-                                  </w14:srgbClr>
-                                </w14:solidFill>
-                              </w14:textFill>
-                            </w:rPr>
-                            <w:t>TRAE AI 生成</w:t>
-                          </w:r>
-                        </w:p>
-                      </w:txbxContent>
-                    </wps:txbx>
-                    <wps:bodyPr wrap="square" anchor="b" anchorCtr="0" lIns="0" tIns="0" rIns="91440" bIns="45720"/>
-                  </wps:wsp>
-                </a:graphicData>
-              </a:graphic>
-            </wp:anchor>
-          </w:drawing>
-        </mc:Choice>
-        <mc:Fallback/>
-      </mc:AlternateContent>
-    </w:r>
-  </w:p>
-</w:hdr>
-</file>
-
 <file path=word/numbering.xml><?xml version="1.0" encoding="utf-8"?>
 <w:numbering xmlns:wpc="http://schemas.microsoft.com/office/word/2010/wordprocessingCanvas" xmlns:mc="http://schemas.openxmlformats.org/markup-compatibility/2006" xmlns:o="urn:schemas-microsoft-com:office:office" xmlns:r="http://schemas.openxmlformats.org/officeDocument/2006/relationships" xmlns:m="http://schemas.openxmlformats.org/officeDocument/2006/math" xmlns:v="urn:schemas-microsoft-com:vml" xmlns:wp14="http://schemas.microsoft.com/office/word/2010/wordprocessingDrawing" xmlns:wp="http://schemas.openxmlformats.org/drawingml/2006/wordprocessingDrawing" xmlns:w10="urn:schemas-microsoft-com:office:word" xmlns:w="http://schemas.openxmlformats.org/wordprocessingml/2006/main" xmlns:w14="http://schemas.microsoft.com/office/word/2010/wordml" xmlns:w15="http://schemas.microsoft.com/office/word/2012/wordml" xmlns:wpg="http://schemas.microsoft.com/office/word/2010/wordprocessingGroup" xmlns:wpi="http://schemas.microsoft.com/office/word/2010/wordprocessingInk" xmlns:wne="http://schemas.microsoft.com/office/word/2006/wordml" xmlns:wps="http://schemas.microsoft.com/office/word/2010/wordprocessingShape" mc:Ignorable="w14 w15 wp14">
   <w:abstractNum w:abstractNumId="1" w15:restartNumberingAfterBreak="0">
@@ -6172,7 +5806,7 @@
   <w:docDefaults>
     <w:rPrDefault>
       <w:rPr>
-        <w:rFonts w:ascii="Times New Roman" w:eastAsia="SimSun" w:hAnsi="Times New Roman"/>
+        <w:rFonts w:ascii="Times New Roman" w:eastAsia="宋体" w:hAnsi="Times New Roman"/>
         <w:sz w:val="24"/>
         <w:szCs w:val="24"/>
       </w:rPr>
@@ -6362,7 +5996,7 @@
       <w:outlineLvl w:val="0"/>
     </w:pPr>
     <w:rPr>
-      <w:rFonts w:ascii="Times New Roman" w:eastAsia="SimHei" w:hAnsi="Times New Roman"/>
+      <w:rFonts w:ascii="Times New Roman" w:eastAsia="黑体" w:hAnsi="Times New Roman"/>
       <w:b/>
       <w:bCs/>
       <w:sz w:val="32"/>
@@ -6381,7 +6015,7 @@
       <w:outlineLvl w:val="1"/>
     </w:pPr>
     <w:rPr>
-      <w:rFonts w:ascii="Times New Roman" w:eastAsia="SimHei" w:hAnsi="Times New Roman"/>
+      <w:rFonts w:ascii="Times New Roman" w:eastAsia="黑体" w:hAnsi="Times New Roman"/>
       <w:b/>
       <w:bCs/>
       <w:sz w:val="28"/>

--- a/论文与演讲稿/多工序协同作业问题/多工序协同作业问题论文.docx
+++ b/论文与演讲稿/多工序协同作业问题/多工序协同作业问题论文.docx
@@ -2,6 +2,588 @@
 <file path=word/document.xml><?xml version="1.0" encoding="utf-8"?>
 <w:document xmlns:wpc="http://schemas.microsoft.com/office/word/2010/wordprocessingCanvas" xmlns:mc="http://schemas.openxmlformats.org/markup-compatibility/2006" xmlns:o="urn:schemas-microsoft-com:office:office" xmlns:r="http://schemas.openxmlformats.org/officeDocument/2006/relationships" xmlns:m="http://schemas.openxmlformats.org/officeDocument/2006/math" xmlns:v="urn:schemas-microsoft-com:vml" xmlns:wp14="http://schemas.microsoft.com/office/word/2010/wordprocessingDrawing" xmlns:wp="http://schemas.openxmlformats.org/drawingml/2006/wordprocessingDrawing" xmlns:w10="urn:schemas-microsoft-com:office:word" xmlns:w="http://schemas.openxmlformats.org/wordprocessingml/2006/main" xmlns:w14="http://schemas.microsoft.com/office/word/2010/wordml" xmlns:w15="http://schemas.microsoft.com/office/word/2012/wordml" xmlns:wpg="http://schemas.microsoft.com/office/word/2010/wordprocessingGroup" xmlns:wpi="http://schemas.microsoft.com/office/word/2010/wordprocessingInk" xmlns:wne="http://schemas.microsoft.com/office/word/2006/wordml" xmlns:wps="http://schemas.microsoft.com/office/word/2010/wordprocessingShape" xmlns:cx="http://schemas.microsoft.com/office/drawing/2014/chartex" xmlns:cx1="http://schemas.microsoft.com/office/drawing/2015/9/8/chartex" xmlns:cx2="http://schemas.microsoft.com/office/drawing/2015/10/21/chartex" xmlns:cx3="http://schemas.microsoft.com/office/drawing/2016/5/9/chartex" xmlns:cx4="http://schemas.microsoft.com/office/drawing/2016/5/10/chartex" xmlns:cx5="http://schemas.microsoft.com/office/drawing/2016/5/11/chartex" xmlns:cx6="http://schemas.microsoft.com/office/drawing/2016/5/12/chartex" xmlns:cx7="http://schemas.microsoft.com/office/drawing/2016/5/13/chartex" xmlns:cx8="http://schemas.microsoft.com/office/drawing/2016/5/14/chartex" xmlns:aink="http://schemas.microsoft.com/office/drawing/2016/ink" xmlns:am3d="http://schemas.microsoft.com/office/drawing/2017/model3d" xmlns:w16cex="http://schemas.microsoft.com/office/word/2018/wordml/cex" xmlns:w16cid="http://schemas.microsoft.com/office/word/2016/wordml/cid" xmlns:w16="http://schemas.microsoft.com/office/word/2018/wordml" xmlns:w16sdtdh="http://schemas.microsoft.com/office/word/2020/wordml/sdtdatahash" xmlns:w16se="http://schemas.microsoft.com/office/word/2015/wordml/symex" mc:Ignorable="w14 w15 wp14">
   <w:body>
+    <w:p>
+      <w:pPr>
+        <w:ind w:firstLine="1200" w:firstLineChars="375"/>
+        <w:rPr>
+          <w:rFonts w:hint="eastAsia"/>
+          <w:sz w:val="32"/>
+          <w:u w:val="single"/>
+        </w:rPr>
+      </w:pPr>
+    </w:p>
+    <w:p>
+      <w:pPr>
+        <w:jc w:val="center"/>
+        <w:rPr>
+          <w:rFonts w:hint="eastAsia"/>
+        </w:rPr>
+      </w:pPr>
+    </w:p>
+    <w:p>
+      <w:pPr>
+        <w:rPr>
+          <w:rFonts w:hint="eastAsia"/>
+        </w:rPr>
+      </w:pPr>
+    </w:p>
+    <w:p>
+      <w:pPr>
+        <w:ind w:firstLine="640" w:firstLineChars="200"/>
+        <w:rPr>
+          <w:rFonts w:hint="eastAsia"/>
+          <w:sz w:val="32"/>
+        </w:rPr>
+      </w:pPr>
+    </w:p>
+    <w:p>
+      <w:pPr>
+        <w:jc w:val="center"/>
+        <w:rPr>
+          <w:rFonts w:hint="default" w:ascii="宋体" w:hAnsi="宋体"/>
+          <w:b/>
+          <w:w w:val="90"/>
+          <w:sz w:val="72"/>
+          <w:szCs w:val="20"/>
+          <w:lang w:val="en-US" w:eastAsia="zh-CN"/>
+        </w:rPr>
+      </w:pPr>
+      <w:r>
+        <w:rPr>
+          <w:rFonts w:hint="eastAsia" w:ascii="宋体" w:hAnsi="宋体"/>
+          <w:b/>
+          <w:w w:val="90"/>
+          <w:sz w:val="72"/>
+          <w:szCs w:val="20"/>
+          <w:lang w:val="en-US" w:eastAsia="zh-CN"/>
+        </w:rPr>
+        <w:t>数学建模与</w:t>
+      </w:r>
+      <w:r>
+        <w:rPr>
+          <w:rFonts w:hint="default" w:ascii="宋体" w:hAnsi="宋体"/>
+          <w:b/>
+          <w:w w:val="90"/>
+          <w:sz w:val="72"/>
+          <w:szCs w:val="20"/>
+          <w:lang w:val="en-US" w:eastAsia="zh-CN"/>
+        </w:rPr>
+        <w:t>MATLAB</w:t>
+      </w:r>
+      <w:r>
+        <w:rPr>
+          <w:rFonts w:hint="eastAsia" w:ascii="宋体" w:hAnsi="宋体"/>
+          <w:b/>
+          <w:w w:val="90"/>
+          <w:sz w:val="72"/>
+          <w:szCs w:val="20"/>
+          <w:lang w:val="en-US" w:eastAsia="zh-CN"/>
+        </w:rPr>
+        <w:t>课程</w:t>
+      </w:r>
+    </w:p>
+    <w:p>
+      <w:pPr>
+        <w:jc w:val="center"/>
+        <w:rPr>
+          <w:b/>
+          <w:sz w:val="28"/>
+        </w:rPr>
+      </w:pPr>
+      <w:r>
+        <w:rPr>
+          <w:rFonts w:hint="eastAsia" w:ascii="宋体" w:hAnsi="宋体"/>
+          <w:b/>
+          <w:w w:val="90"/>
+          <w:sz w:val="72"/>
+          <w:szCs w:val="20"/>
+          <w:lang w:val="en-US" w:eastAsia="zh-CN"/>
+        </w:rPr>
+        <w:t>期 末</w:t>
+      </w:r>
+      <w:r>
+        <w:rPr>
+          <w:rFonts w:hint="eastAsia" w:ascii="宋体" w:hAnsi="宋体"/>
+          <w:b/>
+          <w:w w:val="90"/>
+          <w:sz w:val="72"/>
+          <w:szCs w:val="20"/>
+        </w:rPr>
+        <w:t xml:space="preserve"> 论 文</w:t>
+      </w:r>
+    </w:p>
+    <w:p>
+      <w:pPr>
+        <w:keepNext w:val="0"/>
+        <w:keepLines w:val="0"/>
+        <w:pageBreakBefore w:val="0"/>
+        <w:widowControl w:val="0"/>
+        <w:kinsoku/>
+        <w:wordWrap/>
+        <w:overflowPunct/>
+        <w:topLinePunct w:val="0"/>
+        <w:autoSpaceDE/>
+        <w:autoSpaceDN/>
+        <w:bidi w:val="0"/>
+        <w:adjustRightInd/>
+        <w:snapToGrid/>
+        <w:ind w:right="1102" w:rightChars="525"/>
+        <w:textAlignment w:val="auto"/>
+        <w:rPr>
+          <w:rFonts w:hint="eastAsia"/>
+          <w:sz w:val="32"/>
+        </w:rPr>
+      </w:pPr>
+    </w:p>
+    <w:p>
+      <w:pPr>
+        <w:keepNext w:val="0"/>
+        <w:keepLines w:val="0"/>
+        <w:pageBreakBefore w:val="0"/>
+        <w:widowControl w:val="0"/>
+        <w:kinsoku/>
+        <w:wordWrap/>
+        <w:overflowPunct/>
+        <w:topLinePunct w:val="0"/>
+        <w:autoSpaceDE/>
+        <w:autoSpaceDN/>
+        <w:bidi w:val="0"/>
+        <w:adjustRightInd/>
+        <w:snapToGrid/>
+        <w:ind w:left="1470" w:leftChars="700" w:right="1102" w:rightChars="525"/>
+        <w:textAlignment w:val="auto"/>
+        <w:rPr>
+          <w:rFonts w:hint="eastAsia"/>
+          <w:sz w:val="32"/>
+        </w:rPr>
+      </w:pPr>
+    </w:p>
+    <w:p>
+      <w:pPr>
+        <w:keepNext w:val="0"/>
+        <w:keepLines w:val="0"/>
+        <w:pageBreakBefore w:val="0"/>
+        <w:widowControl w:val="0"/>
+        <w:kinsoku/>
+        <w:wordWrap/>
+        <w:overflowPunct/>
+        <w:topLinePunct w:val="0"/>
+        <w:autoSpaceDE/>
+        <w:autoSpaceDN/>
+        <w:bidi w:val="0"/>
+        <w:adjustRightInd/>
+        <w:snapToGrid/>
+        <w:ind w:left="1470" w:leftChars="700" w:right="1102" w:rightChars="525"/>
+        <w:textAlignment w:val="auto"/>
+        <w:rPr>
+          <w:rFonts w:hint="eastAsia"/>
+          <w:sz w:val="32"/>
+        </w:rPr>
+      </w:pPr>
+    </w:p>
+    <w:p>
+      <w:pPr>
+        <w:keepNext w:val="0"/>
+        <w:keepLines w:val="0"/>
+        <w:pageBreakBefore w:val="0"/>
+        <w:widowControl w:val="0"/>
+        <w:kinsoku/>
+        <w:wordWrap/>
+        <w:overflowPunct/>
+        <w:topLinePunct w:val="0"/>
+        <w:autoSpaceDE/>
+        <w:autoSpaceDN/>
+        <w:bidi w:val="0"/>
+        <w:adjustRightInd/>
+        <w:snapToGrid/>
+        <w:ind w:left="1470" w:leftChars="700" w:right="1102" w:rightChars="525"/>
+        <w:textAlignment w:val="auto"/>
+        <w:rPr>
+          <w:rFonts w:hint="eastAsia"/>
+          <w:sz w:val="32"/>
+        </w:rPr>
+      </w:pPr>
+    </w:p>
+    <w:p>
+      <w:pPr>
+        <w:keepNext w:val="0"/>
+        <w:keepLines w:val="0"/>
+        <w:pageBreakBefore w:val="0"/>
+        <w:widowControl w:val="0"/>
+        <w:kinsoku/>
+        <w:wordWrap/>
+        <w:overflowPunct/>
+        <w:topLinePunct w:val="0"/>
+        <w:autoSpaceDE/>
+        <w:autoSpaceDN/>
+        <w:bidi w:val="0"/>
+        <w:adjustRightInd/>
+        <w:snapToGrid/>
+        <w:ind w:left="1470" w:leftChars="700" w:right="1102" w:rightChars="525"/>
+        <w:textAlignment w:val="auto"/>
+        <w:rPr>
+          <w:rFonts w:hint="eastAsia"/>
+          <w:sz w:val="32"/>
+        </w:rPr>
+      </w:pPr>
+      <w:r>
+        <w:rPr>
+          <w:rFonts w:hint="eastAsia"/>
+          <w:sz w:val="32"/>
+        </w:rPr>
+        <w:t>题</w:t>
+      </w:r>
+      <w:r>
+        <w:rPr>
+          <w:rFonts w:hint="eastAsia"/>
+          <w:sz w:val="32"/>
+          <w:lang w:val="en-US" w:eastAsia="zh-CN"/>
+        </w:rPr>
+        <w:t xml:space="preserve"> </w:t>
+      </w:r>
+      <w:r>
+        <w:rPr>
+          <w:rFonts w:hint="eastAsia"/>
+          <w:sz w:val="32"/>
+        </w:rPr>
+        <w:t xml:space="preserve"> </w:t>
+      </w:r>
+      <w:r>
+        <w:rPr>
+          <w:rFonts w:hint="eastAsia"/>
+          <w:sz w:val="32"/>
+          <w:lang w:val="en-US" w:eastAsia="zh-CN"/>
+        </w:rPr>
+        <w:t xml:space="preserve">  </w:t>
+      </w:r>
+      <w:r>
+        <w:rPr>
+          <w:rFonts w:hint="eastAsia"/>
+          <w:sz w:val="32"/>
+        </w:rPr>
+        <w:t xml:space="preserve">目： </w:t>
+      </w:r>
+      <w:r>
+        <w:rPr>
+          <w:rFonts w:hint="eastAsia"/>
+          <w:sz w:val="32"/>
+          <w:u w:val="single"/>
+        </w:rPr>
+        <w:t xml:space="preserve">多工序协同作业问题</w:t>
+      </w:r>
+      <w:r>
+        <w:rPr>
+          <w:rFonts w:hint="eastAsia"/>
+          <w:sz w:val="32"/>
+          <w:u w:val="single"/>
+          <w:lang w:val="en-US" w:eastAsia="zh-CN"/>
+        </w:rPr>
+        <w:t xml:space="preserve">                </w:t>
+      </w:r>
+      <w:r>
+        <w:rPr>
+          <w:rFonts w:hint="eastAsia"/>
+          <w:sz w:val="32"/>
+          <w:u w:val="single"/>
+        </w:rPr>
+        <w:t xml:space="preserve"> </w:t>
+      </w:r>
+    </w:p>
+    <w:p>
+      <w:pPr>
+        <w:spacing w:line="600" w:lineRule="auto"/>
+        <w:ind w:left="1470" w:leftChars="700" w:right="1801" w:rightChars="858"/>
+        <w:rPr>
+          <w:sz w:val="32"/>
+        </w:rPr>
+      </w:pPr>
+      <w:r>
+        <w:rPr>
+          <w:rFonts w:hint="eastAsia"/>
+          <w:sz w:val="32"/>
+        </w:rPr>
+        <w:t>专</w:t>
+      </w:r>
+      <w:r>
+        <w:rPr>
+          <w:sz w:val="32"/>
+        </w:rPr>
+        <w:t xml:space="preserve">    </w:t>
+      </w:r>
+      <w:r>
+        <w:rPr>
+          <w:rFonts w:hint="eastAsia"/>
+          <w:sz w:val="32"/>
+        </w:rPr>
+        <w:t>业：</w:t>
+      </w:r>
+      <w:r>
+        <w:rPr>
+          <w:sz w:val="32"/>
+          <w:u w:val="single"/>
+        </w:rPr>
+        <w:t xml:space="preserve"> </w:t>
+      </w:r>
+      <w:r>
+        <w:rPr>
+          <w:rFonts w:hint="eastAsia"/>
+          <w:sz w:val="32"/>
+          <w:u w:val="single"/>
+        </w:rPr>
+        <w:t xml:space="preserve">       </w:t>
+      </w:r>
+      <w:r>
+        <w:rPr>
+          <w:rFonts w:hint="eastAsia"/>
+          <w:sz w:val="32"/>
+          <w:u w:val="single"/>
+          <w:lang w:val="en-US" w:eastAsia="zh-CN"/>
+        </w:rPr>
+        <w:t xml:space="preserve">  </w:t>
+      </w:r>
+      <w:r>
+        <w:rPr>
+          <w:sz w:val="32"/>
+          <w:u w:val="single"/>
+        </w:rPr>
+        <w:t xml:space="preserve"> </w:t>
+      </w:r>
+      <w:r>
+        <w:rPr>
+          <w:rFonts w:hint="eastAsia"/>
+          <w:sz w:val="32"/>
+          <w:u w:val="single"/>
+        </w:rPr>
+        <w:t xml:space="preserve">            </w:t>
+      </w:r>
+      <w:r>
+        <w:rPr>
+          <w:sz w:val="32"/>
+          <w:u w:val="single"/>
+        </w:rPr>
+        <w:t xml:space="preserve">    </w:t>
+      </w:r>
+    </w:p>
+    <w:p>
+      <w:pPr>
+        <w:spacing w:line="600" w:lineRule="auto"/>
+        <w:ind w:left="1470" w:leftChars="700" w:right="1801" w:rightChars="858"/>
+        <w:rPr>
+          <w:sz w:val="32"/>
+        </w:rPr>
+      </w:pPr>
+      <w:r>
+        <w:rPr>
+          <w:rFonts w:hint="eastAsia"/>
+          <w:sz w:val="32"/>
+        </w:rPr>
+        <w:t>姓</w:t>
+      </w:r>
+      <w:r>
+        <w:rPr>
+          <w:sz w:val="32"/>
+        </w:rPr>
+        <w:t xml:space="preserve">    </w:t>
+      </w:r>
+      <w:r>
+        <w:rPr>
+          <w:rFonts w:hint="eastAsia"/>
+          <w:sz w:val="32"/>
+        </w:rPr>
+        <w:t>名：</w:t>
+      </w:r>
+      <w:r>
+        <w:rPr>
+          <w:sz w:val="32"/>
+          <w:u w:val="single"/>
+        </w:rPr>
+        <w:t xml:space="preserve">      </w:t>
+      </w:r>
+      <w:r>
+        <w:rPr>
+          <w:rFonts w:hint="eastAsia"/>
+          <w:sz w:val="32"/>
+          <w:u w:val="single"/>
+        </w:rPr>
+        <w:t xml:space="preserve">    </w:t>
+      </w:r>
+      <w:r>
+        <w:rPr>
+          <w:rFonts w:hint="eastAsia"/>
+          <w:sz w:val="32"/>
+          <w:u w:val="single"/>
+          <w:lang w:val="en-US" w:eastAsia="zh-CN"/>
+        </w:rPr>
+        <w:t xml:space="preserve">         </w:t>
+      </w:r>
+      <w:r>
+        <w:rPr>
+          <w:rFonts w:hint="eastAsia"/>
+          <w:sz w:val="32"/>
+          <w:u w:val="single"/>
+        </w:rPr>
+        <w:t xml:space="preserve">   </w:t>
+      </w:r>
+      <w:r>
+        <w:rPr>
+          <w:sz w:val="32"/>
+          <w:u w:val="single"/>
+        </w:rPr>
+        <w:t xml:space="preserve">        </w:t>
+      </w:r>
+    </w:p>
+    <w:p>
+      <w:pPr>
+        <w:spacing w:line="600" w:lineRule="auto"/>
+        <w:ind w:left="1470" w:leftChars="700" w:right="1801" w:rightChars="858"/>
+        <w:rPr>
+          <w:sz w:val="32"/>
+        </w:rPr>
+      </w:pPr>
+      <w:r>
+        <w:rPr>
+          <w:rFonts w:hint="eastAsia"/>
+          <w:sz w:val="32"/>
+        </w:rPr>
+        <w:t>学</w:t>
+      </w:r>
+      <w:r>
+        <w:rPr>
+          <w:sz w:val="32"/>
+        </w:rPr>
+        <w:t xml:space="preserve">    </w:t>
+      </w:r>
+      <w:r>
+        <w:rPr>
+          <w:rFonts w:hint="eastAsia"/>
+          <w:sz w:val="32"/>
+        </w:rPr>
+        <w:t>号：</w:t>
+      </w:r>
+      <w:r>
+        <w:rPr>
+          <w:sz w:val="32"/>
+          <w:u w:val="single"/>
+        </w:rPr>
+        <w:t xml:space="preserve">       </w:t>
+      </w:r>
+      <w:r>
+        <w:rPr>
+          <w:rFonts w:hint="eastAsia"/>
+          <w:sz w:val="32"/>
+          <w:u w:val="single"/>
+        </w:rPr>
+        <w:t xml:space="preserve">  </w:t>
+      </w:r>
+      <w:r>
+        <w:rPr>
+          <w:rFonts w:hint="eastAsia"/>
+          <w:sz w:val="32"/>
+          <w:u w:val="single"/>
+          <w:lang w:val="en-US" w:eastAsia="zh-CN"/>
+        </w:rPr>
+        <w:t xml:space="preserve">               </w:t>
+      </w:r>
+      <w:r>
+        <w:rPr>
+          <w:rFonts w:hint="eastAsia"/>
+          <w:sz w:val="32"/>
+          <w:u w:val="single"/>
+        </w:rPr>
+        <w:t xml:space="preserve">   </w:t>
+      </w:r>
+      <w:r>
+        <w:rPr>
+          <w:sz w:val="32"/>
+          <w:u w:val="single"/>
+        </w:rPr>
+        <w:t xml:space="preserve"> </w:t>
+      </w:r>
+    </w:p>
+    <w:p>
+      <w:pPr>
+        <w:spacing w:line="600" w:lineRule="auto"/>
+        <w:ind w:left="1470" w:leftChars="700" w:right="1801" w:rightChars="858"/>
+        <w:rPr>
+          <w:sz w:val="32"/>
+          <w:u w:val="single"/>
+        </w:rPr>
+      </w:pPr>
+      <w:r>
+        <w:rPr>
+          <w:rFonts w:hint="eastAsia"/>
+          <w:sz w:val="32"/>
+          <w:lang w:val="en-US" w:eastAsia="zh-CN"/>
+        </w:rPr>
+        <w:t>学</w:t>
+      </w:r>
+      <w:r>
+        <w:rPr>
+          <w:rFonts w:hint="eastAsia"/>
+          <w:sz w:val="32"/>
+        </w:rPr>
+        <w:t xml:space="preserve">    期：</w:t>
+      </w:r>
+      <w:r>
+        <w:rPr>
+          <w:sz w:val="32"/>
+          <w:u w:val="single"/>
+        </w:rPr>
+        <w:t xml:space="preserve">  </w:t>
+      </w:r>
+      <w:r>
+        <w:rPr>
+          <w:rFonts w:hint="eastAsia"/>
+          <w:sz w:val="32"/>
+          <w:u w:val="single"/>
+          <w:lang w:val="en-US" w:eastAsia="zh-CN"/>
+        </w:rPr>
+        <w:t xml:space="preserve">   25-26春季学期</w:t>
+      </w:r>
+      <w:r>
+        <w:rPr>
+          <w:rFonts w:hint="eastAsia"/>
+          <w:sz w:val="32"/>
+          <w:u w:val="single"/>
+        </w:rPr>
+        <w:t xml:space="preserve">      </w:t>
+      </w:r>
+      <w:r>
+        <w:rPr>
+          <w:sz w:val="32"/>
+          <w:u w:val="single"/>
+        </w:rPr>
+        <w:t xml:space="preserve"> </w:t>
+      </w:r>
+    </w:p>
+    <w:p>
+      <w:pPr>
+        <w:spacing w:before="312" w:beforeLines="100" w:after="312" w:afterLines="100" w:line="600" w:lineRule="auto"/>
+        <w:jc w:val="center"/>
+        <w:textAlignment w:val="baseline"/>
+        <w:rPr>
+          <w:b/>
+          <w:sz w:val="44"/>
+        </w:rPr>
+        <w:sectPr>
+          <w:headerReference r:id="rId3" w:type="default"/>
+          <w:footerReference r:id="rId5" w:type="default"/>
+          <w:headerReference r:id="rId4" w:type="even"/>
+          <w:footerReference r:id="rId6" w:type="even"/>
+          <w:pgSz w:w="11906" w:h="16838"/>
+          <w:pgMar w:top="1588" w:right="1134" w:bottom="1247" w:left="1701" w:header="1021" w:footer="794" w:gutter="0"/>
+          <w:pgNumType w:start="1"/>
+          <w:cols w:space="720" w:num="1"/>
+          <w:titlePg/>
+          <w:docGrid w:type="linesAndChars" w:linePitch="312" w:charSpace="0"/>
+        </w:sectPr>
+      </w:pPr>
+    </w:p>
+    <w:p>
+      <w:r>
+        <w:br w:type="page"/>
+      </w:r>
+    </w:p>
     <w:p>
       <w:pPr>
         <w:spacing w:after="0" w:before="0" w:line="240"/>
